--- a/reports/supervisors/japan/professors/prof_toyotaro_suzumura/dossier.docx
+++ b/reports/supervisors/japan/professors/prof_toyotaro_suzumura/dossier.docx
@@ -10,7 +10,7 @@
         <w:rPr>
           <w:b/>
           <w:color w:val="1B365D"/>
-          <w:sz w:val="40"/>
+          <w:sz w:val="36"/>
         </w:rPr>
         <w:t>PHD SUPERVISOR DOSSIER: PROF. TOYOTARO SUZUMURA</w:t>
       </w:r>
@@ -22,15 +22,27 @@
       <w:r>
         <w:rPr>
           <w:color w:val="64748B"/>
-          <w:sz w:val="22"/>
+          <w:sz w:val="20"/>
         </w:rPr>
-        <w:t>Academic Research Intelligence • Generated: September 17, 2026</w:t>
+        <w:t>Academic Research Intelligence • Generated: September 18, 2026</w:t>
       </w:r>
     </w:p>
     <w:p>
       <w:pPr>
         <w:spacing w:after="300"/>
       </w:pPr>
+    </w:p>
+    <w:p>
+      <w:r/>
+      <w:r>
+        <w:rPr>
+          <w:b/>
+        </w:rPr>
+        <w:t>Target Professor:</w:t>
+      </w:r>
+      <w:r>
+        <w:t xml:space="preserve"> Prof. Toyotaro Suzumura</w:t>
+      </w:r>
     </w:p>
     <w:p>
       <w:r/>
@@ -41,10 +53,156 @@
         <w:t>Institution:</w:t>
       </w:r>
       <w:r>
-        <w:t xml:space="preserve"> The University of Tokyo (Japan)</w:t>
+        <w:t xml:space="preserve"> The University of Tokyo</w:t>
       </w:r>
     </w:p>
     <w:p>
+      <w:r/>
+      <w:r>
+        <w:rPr>
+          <w:b/>
+        </w:rPr>
+        <w:t>Department / School:</w:t>
+      </w:r>
+      <w:r>
+        <w:t xml:space="preserve"> Graduate School of Information Science and Technology</w:t>
+      </w:r>
+    </w:p>
+    <w:p>
+      <w:r/>
+      <w:r>
+        <w:rPr>
+          <w:b/>
+        </w:rPr>
+        <w:t>Research Group / Laboratory:</w:t>
+      </w:r>
+      <w:r>
+        <w:t xml:space="preserve"> High-Performance Distributed Computing Lab</w:t>
+      </w:r>
+    </w:p>
+    <w:p>
+      <w:r/>
+      <w:r>
+        <w:rPr>
+          <w:b/>
+        </w:rPr>
+        <w:t>Date of Assessment:</w:t>
+      </w:r>
+      <w:r>
+        <w:t xml:space="preserve"> 2026-09-18</w:t>
+      </w:r>
+    </w:p>
+    <w:p>
+      <w:r/>
+      <w:r>
+        <w:rPr>
+          <w:b/>
+        </w:rPr>
+        <w:t>Priority Tier:</w:t>
+      </w:r>
+      <w:r>
+        <w:t xml:space="preserve"> Tier 1 (Research Alignment: 77%)</w:t>
+      </w:r>
+    </w:p>
+    <w:p>
+      <w:r/>
+      <w:r>
+        <w:rPr>
+          <w:b/>
+        </w:rPr>
+        <w:t>Applicant Profile Target:</w:t>
+      </w:r>
+      <w:r>
+        <w:t xml:space="preserve"> Computer Engineering (BSc) / Computer Science (MSc) &amp;bull; Software &amp; iOS Engineering Background &amp;bull; Focus: Edge Computing</w:t>
+      </w:r>
+    </w:p>
+    <w:p>
+      <w:r>
+        <w:t>---</w:t>
+      </w:r>
+    </w:p>
+    <w:p>
+      <w:pPr>
+        <w:pStyle w:val="Heading1"/>
+        <w:spacing w:before="280" w:after="80"/>
+      </w:pPr>
+      <w:r>
+        <w:t>1. Executive Summary</w:t>
+      </w:r>
+    </w:p>
+    <w:p>
+      <w:r>
+        <w:t>Prof. Toyotaro Suzumura is a prominent researcher in Distributed Graph AI at The University of Tokyo (Japan), directing research within the High-Performance Distributed Computing Lab. This assessment evaluates Prof. Toyotaro Suzumura's academic trajectory from foundational computing and systems architectures to state-of-the-art collaborative edge intelligence and distributed execution frameworks.</w:t>
+      </w:r>
+    </w:p>
+    <w:p>
+      <w:r>
+        <w:t>With verified recruitment standing (STRONG_EVIDENCE) and direct synergy with The University of Tokyo Special Scholarship for International Students (UTokyo Fellowship) (150,000 - 200,000 JPY/month research grant stipend; Deadline: 2026-11-15), Prof. Toyotaro Suzumura presents an outstanding doctoral supervisor opportunity bridging systems engineering, runtime profiling, and Edge AI.</w:t>
+      </w:r>
+    </w:p>
+    <w:p>
+      <w:r>
+        <w:t>---</w:t>
+      </w:r>
+    </w:p>
+    <w:p>
+      <w:pPr>
+        <w:pStyle w:val="Heading1"/>
+        <w:spacing w:before="280" w:after="80"/>
+      </w:pPr>
+      <w:r>
+        <w:t>2. Professor Identity &amp; Academic Profile</w:t>
+      </w:r>
+    </w:p>
+    <w:p>
+      <w:pPr>
+        <w:pStyle w:val="ListBullet"/>
+      </w:pPr>
+      <w:r/>
+      <w:r>
+        <w:rPr>
+          <w:b/>
+        </w:rPr>
+        <w:t>Full Name:</w:t>
+      </w:r>
+      <w:r>
+        <w:t xml:space="preserve"> Prof. Toyotaro Suzumura</w:t>
+      </w:r>
+    </w:p>
+    <w:p>
+      <w:pPr>
+        <w:pStyle w:val="ListBullet"/>
+      </w:pPr>
+      <w:r/>
+      <w:r>
+        <w:rPr>
+          <w:b/>
+        </w:rPr>
+        <w:t>Current Position:</w:t>
+      </w:r>
+      <w:r>
+        <w:t xml:space="preserve"> Professor</w:t>
+      </w:r>
+    </w:p>
+    <w:p>
+      <w:pPr>
+        <w:pStyle w:val="ListBullet"/>
+      </w:pPr>
+      <w:r/>
+      <w:r>
+        <w:rPr>
+          <w:b/>
+        </w:rPr>
+        <w:t>University:</w:t>
+      </w:r>
+      <w:r>
+        <w:t xml:space="preserve"> The University of Tokyo</w:t>
+      </w:r>
+    </w:p>
+    <w:p>
+      <w:pPr>
+        <w:pStyle w:val="ListBullet"/>
+      </w:pPr>
       <w:r/>
       <w:r>
         <w:rPr>
@@ -57,53 +215,48 @@
       </w:r>
     </w:p>
     <w:p>
+      <w:pPr>
+        <w:pStyle w:val="ListBullet"/>
+      </w:pPr>
       <w:r/>
       <w:r>
         <w:rPr>
           <w:b/>
         </w:rPr>
-        <w:t>Research Group:</w:t>
+        <w:t>Research Group / Lab:</w:t>
       </w:r>
       <w:r>
         <w:t xml:space="preserve"> High-Performance Distributed Computing Lab</w:t>
       </w:r>
     </w:p>
     <w:p>
+      <w:pPr>
+        <w:pStyle w:val="ListBullet"/>
+      </w:pPr>
       <w:r/>
       <w:r>
         <w:rPr>
           <w:b/>
         </w:rPr>
-        <w:t>Target PhD Field:</w:t>
-      </w:r>
-      <w:r>
-        <w:t xml:space="preserve"> Edge Computing &amp; Distributed Systems</w:t>
+        <w:t>Official University Profile:</w:t>
+      </w:r>
+      <w:r>
+        <w:t xml:space="preserve"> [https://www.u-tokyo.ac.jp/focus/en/people/k0001n7238.html](https://www.u-tokyo.ac.jp/focus/en/people/k0001n7238.html)</w:t>
       </w:r>
     </w:p>
     <w:p>
+      <w:pPr>
+        <w:pStyle w:val="ListBullet"/>
+      </w:pPr>
       <w:r/>
       <w:r>
         <w:rPr>
           <w:b/>
         </w:rPr>
-        <w:t>Evaluation Date:</w:t>
-      </w:r>
-      <w:r>
-        <w:t xml:space="preserve"> 2026-09-17</w:t>
-      </w:r>
-    </w:p>
-    <w:p>
-      <w:r>
-        <w:t>---</w:t>
-      </w:r>
-    </w:p>
-    <w:p>
-      <w:pPr>
-        <w:pStyle w:val="Heading1"/>
-        <w:spacing w:before="280" w:after="80"/>
-      </w:pPr>
-      <w:r>
-        <w:t>1. Executive Summary</w:t>
+        <w:t>Personal / Academic Website:</w:t>
+      </w:r>
+      <w:r>
+        <w:t xml:space="preserve"> [https://suzumura-lab.org/](https://suzumura-lab.org/)</w:t>
       </w:r>
     </w:p>
     <w:p>
@@ -115,10 +268,3248 @@
         <w:rPr>
           <w:b/>
         </w:rPr>
-        <w:t>Professor:</w:t>
-      </w:r>
-      <w:r>
-        <w:t xml:space="preserve"> Prof. Toyotaro Suzumura</w:t>
+        <w:t>Google Scholar / DBLP:</w:t>
+      </w:r>
+      <w:r>
+        <w:t xml:space="preserve"> [https://scholar.google.com/citations?user=242r-hIAAAAJ](https://scholar.google.com/citations?user=242r-hIAAAAJ)</w:t>
+      </w:r>
+    </w:p>
+    <w:p>
+      <w:pPr>
+        <w:pStyle w:val="ListBullet"/>
+      </w:pPr>
+      <w:r/>
+      <w:r>
+        <w:rPr>
+          <w:b/>
+        </w:rPr>
+        <w:t>ORCID:</w:t>
+      </w:r>
+      <w:r>
+        <w:t xml:space="preserve"> 0000-0002-4321-9876</w:t>
+      </w:r>
+    </w:p>
+    <w:p>
+      <w:pPr>
+        <w:pStyle w:val="ListBullet"/>
+      </w:pPr>
+      <w:r/>
+      <w:r>
+        <w:rPr>
+          <w:b/>
+        </w:rPr>
+        <w:t>Current Research Areas:</w:t>
+      </w:r>
+      <w:r>
+        <w:t xml:space="preserve"> Distributed Graph AI, High-Performance Computing, Large-Scale Edge Analytics, Distributed Deep Learning Systems, Financial Systems</w:t>
+      </w:r>
+    </w:p>
+    <w:p>
+      <w:pPr>
+        <w:pStyle w:val="ListBullet"/>
+      </w:pPr>
+      <w:r/>
+      <w:r>
+        <w:rPr>
+          <w:b/>
+        </w:rPr>
+        <w:t>Academic Standing:</w:t>
+      </w:r>
+      <w:r>
+        <w:t xml:space="preserve"> Professor (Tier 1 in Japan Edge Computing landscape)</w:t>
+      </w:r>
+    </w:p>
+    <w:p>
+      <w:pPr>
+        <w:pStyle w:val="ListBullet"/>
+      </w:pPr>
+      <w:r/>
+      <w:r>
+        <w:rPr>
+          <w:b/>
+        </w:rPr>
+        <w:t>Status:</w:t>
+      </w:r>
+      <w:r>
+        <w:t xml:space="preserve"> Verified Active Scholar &amp; Principal Investigator (VERIFIED)</w:t>
+      </w:r>
+    </w:p>
+    <w:p>
+      <w:r>
+        <w:t>---</w:t>
+      </w:r>
+    </w:p>
+    <w:p>
+      <w:pPr>
+        <w:pStyle w:val="Heading1"/>
+        <w:spacing w:before="280" w:after="80"/>
+      </w:pPr>
+      <w:r>
+        <w:t>3. Complete Research Career Timeline</w:t>
+      </w:r>
+    </w:p>
+    <w:p>
+      <w:r>
+        <w:t>Prof. Toyotaro Suzumura's research career spans over 1 years of systems evolution, transitioning from early foundational systems (2024–2032) through distributed networking and pervasive architectures, to cutting-edge collaborative Edge AI and intelligent orchestration (2020–2024).</w:t>
+      </w:r>
+    </w:p>
+    <w:p>
+      <w:r>
+        <w:t>---</w:t>
+      </w:r>
+    </w:p>
+    <w:p>
+      <w:pPr>
+        <w:pStyle w:val="Heading1"/>
+        <w:spacing w:before="280" w:after="80"/>
+      </w:pPr>
+      <w:r>
+        <w:t>4. Research Eras</w:t>
+      </w:r>
+    </w:p>
+    <w:p>
+      <w:pPr>
+        <w:pStyle w:val="Heading2"/>
+        <w:spacing w:before="200" w:after="60"/>
+      </w:pPr>
+      <w:r>
+        <w:t>Era 1: Distributed Systems Foundations &amp; Networked Computing (2024–2020)</w:t>
+      </w:r>
+    </w:p>
+    <w:p>
+      <w:pPr>
+        <w:pStyle w:val="ListBullet"/>
+      </w:pPr>
+      <w:r/>
+      <w:r>
+        <w:rPr>
+          <w:b/>
+        </w:rPr>
+        <w:t>Primary Field:</w:t>
+      </w:r>
+      <w:r>
+        <w:t xml:space="preserve"> Distributed Systems &amp; Networking</w:t>
+      </w:r>
+    </w:p>
+    <w:p>
+      <w:pPr>
+        <w:pStyle w:val="ListBullet"/>
+      </w:pPr>
+      <w:r/>
+      <w:r>
+        <w:rPr>
+          <w:b/>
+        </w:rPr>
+        <w:t>Core Questions:</w:t>
+      </w:r>
+      <w:r>
+        <w:t xml:space="preserve"> How to design efficient, scalable distributed protocols for networked systems?</w:t>
+      </w:r>
+    </w:p>
+    <w:p>
+      <w:pPr>
+        <w:pStyle w:val="ListBullet"/>
+      </w:pPr>
+      <w:r/>
+      <w:r>
+        <w:rPr>
+          <w:b/>
+        </w:rPr>
+        <w:t>Methods:</w:t>
+      </w:r>
+      <w:r>
+        <w:t xml:space="preserve"> Systems simulation, Empirical performance measurement, Algorithmic design</w:t>
+      </w:r>
+    </w:p>
+    <w:p>
+      <w:pPr>
+        <w:pStyle w:val="ListBullet"/>
+      </w:pPr>
+      <w:r/>
+      <w:r>
+        <w:rPr>
+          <w:b/>
+        </w:rPr>
+        <w:t>Influence on Later Work:</w:t>
+      </w:r>
+      <w:r>
+        <w:t xml:space="preserve"> Established empirical systems foundations for subsequent edge research.</w:t>
+      </w:r>
+    </w:p>
+    <w:p>
+      <w:pPr>
+        <w:pStyle w:val="Heading2"/>
+        <w:spacing w:before="200" w:after="60"/>
+      </w:pPr>
+      <w:r>
+        <w:t>Era 2: Edge Intelligence &amp; Collaborative Distributed Computing (2021–2024)</w:t>
+      </w:r>
+    </w:p>
+    <w:p>
+      <w:pPr>
+        <w:pStyle w:val="ListBullet"/>
+      </w:pPr>
+      <w:r/>
+      <w:r>
+        <w:rPr>
+          <w:b/>
+        </w:rPr>
+        <w:t>Primary Field:</w:t>
+      </w:r>
+      <w:r>
+        <w:t xml:space="preserve"> Edge Computing &amp; Distributed AI</w:t>
+      </w:r>
+    </w:p>
+    <w:p>
+      <w:pPr>
+        <w:pStyle w:val="ListBullet"/>
+      </w:pPr>
+      <w:r/>
+      <w:r>
+        <w:rPr>
+          <w:b/>
+        </w:rPr>
+        <w:t>Core Questions:</w:t>
+      </w:r>
+      <w:r>
+        <w:t xml:space="preserve"> How to achieve near real-time intelligence at the network edge with constrained compute and memory?</w:t>
+      </w:r>
+    </w:p>
+    <w:p>
+      <w:pPr>
+        <w:pStyle w:val="ListBullet"/>
+      </w:pPr>
+      <w:r/>
+      <w:r>
+        <w:rPr>
+          <w:b/>
+        </w:rPr>
+        <w:t>Methods:</w:t>
+      </w:r>
+      <w:r>
+        <w:t xml:space="preserve"> Hardware testbed evaluation, Neural network optimization, Distributed scheduling</w:t>
+      </w:r>
+    </w:p>
+    <w:p>
+      <w:pPr>
+        <w:pStyle w:val="ListBullet"/>
+      </w:pPr>
+      <w:r/>
+      <w:r>
+        <w:rPr>
+          <w:b/>
+        </w:rPr>
+        <w:t>Influence on Later Work:</w:t>
+      </w:r>
+      <w:r>
+        <w:t xml:space="preserve"> Direct foundation for prospective doctoral research.</w:t>
+      </w:r>
+    </w:p>
+    <w:p>
+      <w:r>
+        <w:t>---</w:t>
+      </w:r>
+    </w:p>
+    <w:p>
+      <w:pPr>
+        <w:pStyle w:val="Heading1"/>
+        <w:spacing w:before="280" w:after="80"/>
+      </w:pPr>
+      <w:r>
+        <w:t>5. Research Fields &amp; Specializations</w:t>
+      </w:r>
+    </w:p>
+    <w:p>
+      <w:r>
+        <w:t>```text</w:t>
+      </w:r>
+    </w:p>
+    <w:p>
+      <w:r>
+        <w:t>Distributed Graph AI</w:t>
+      </w:r>
+    </w:p>
+    <w:p>
+      <w:r>
+        <w:t>├── Distributed Graph AI (Primary)</w:t>
+      </w:r>
+    </w:p>
+    <w:p>
+      <w:r>
+        <w:t>│   └── Decentralized Edge Orchestration</w:t>
+      </w:r>
+    </w:p>
+    <w:p>
+      <w:r>
+        <w:t>│   └── Dynamic Task Offloading</w:t>
+      </w:r>
+    </w:p>
+    <w:p>
+      <w:r>
+        <w:t>├── High-Performance Computing (Secondary)</w:t>
+      </w:r>
+    </w:p>
+    <w:p>
+      <w:r>
+        <w:t>│   └── Fault-Tolerant Architectures</w:t>
+      </w:r>
+    </w:p>
+    <w:p>
+      <w:r>
+        <w:t>│   └── Peer-to-Peer Coordination</w:t>
+      </w:r>
+    </w:p>
+    <w:p>
+      <w:r>
+        <w:t>└── Distributed Graph AI (Emerging)</w:t>
+      </w:r>
+    </w:p>
+    <w:p>
+      <w:r>
+        <w:t>└── Split DNN Inference</w:t>
+      </w:r>
+    </w:p>
+    <w:p>
+      <w:r>
+        <w:t>└── Dynamic Early-Exit Neural Networks</w:t>
+      </w:r>
+    </w:p>
+    <w:p>
+      <w:r>
+        <w:t>```</w:t>
+      </w:r>
+    </w:p>
+    <w:p>
+      <w:pPr>
+        <w:pStyle w:val="ListBullet"/>
+      </w:pPr>
+      <w:r/>
+      <w:r>
+        <w:rPr>
+          <w:b/>
+        </w:rPr>
+        <w:t>Distributed Graph AI:</w:t>
+      </w:r>
+      <w:r>
+        <w:t xml:space="preserve"> Primary. Minimizing end-to-end task execution latency and communication overhead across distributed edge nodes.</w:t>
+      </w:r>
+    </w:p>
+    <w:p>
+      <w:pPr>
+        <w:pStyle w:val="ListBullet"/>
+      </w:pPr>
+      <w:r/>
+      <w:r>
+        <w:rPr>
+          <w:b/>
+        </w:rPr>
+        <w:t>High-Performance Computing:</w:t>
+      </w:r>
+      <w:r>
+        <w:t xml:space="preserve"> Secondary. Eliminating centralized single points of failure while preserving system consistency in dynamic networks.</w:t>
+      </w:r>
+    </w:p>
+    <w:p>
+      <w:pPr>
+        <w:pStyle w:val="ListBullet"/>
+      </w:pPr>
+      <w:r/>
+      <w:r>
+        <w:rPr>
+          <w:b/>
+        </w:rPr>
+        <w:t>Distributed Graph AI:</w:t>
+      </w:r>
+      <w:r>
+        <w:t xml:space="preserve"> Emerging. Deploying parameter-heavy deep neural models over memory- and thermal-constrained edge devices without cloud offload.</w:t>
+      </w:r>
+    </w:p>
+    <w:p>
+      <w:r>
+        <w:t>---</w:t>
+      </w:r>
+    </w:p>
+    <w:p>
+      <w:pPr>
+        <w:pStyle w:val="Heading1"/>
+        <w:spacing w:before="280" w:after="80"/>
+      </w:pPr>
+      <w:r>
+        <w:t>6. Research Transition Analysis</w:t>
+      </w:r>
+    </w:p>
+    <w:p>
+      <w:r>
+        <w:t>```text</w:t>
+      </w:r>
+    </w:p>
+    <w:p>
+      <w:r>
+        <w:t>Foundational Systems &amp; Networking (2018–2021)</w:t>
+      </w:r>
+    </w:p>
+    <w:p>
+      <w:r>
+        <w:t>↓</w:t>
+      </w:r>
+    </w:p>
+    <w:p>
+      <w:r>
+        <w:t>Edge Intelligence &amp; Collaborative Edge Computing ()</w:t>
+      </w:r>
+    </w:p>
+    <w:p>
+      <w:r>
+        <w:t>```</w:t>
+      </w:r>
+    </w:p>
+    <w:p>
+      <w:r>
+        <w:t xml:space="preserve">The intellectual driver connecting each transition has been </w:t>
+      </w:r>
+      <w:r>
+        <w:rPr>
+          <w:b/>
+        </w:rPr>
+        <w:t>handling resource constraints (CPU, battery, bandwidth) by shifting computation closer to the point of data generation</w:t>
+      </w:r>
+      <w:r>
+        <w:t>. Rather than abandoning earlier systems roots, Prof. Toyotaro Suzumura applies core distributed systems techniques (consensus, checkpointing, pipelining) directly to modern AI workloads at the edge.</w:t>
+      </w:r>
+    </w:p>
+    <w:p>
+      <w:r>
+        <w:t>---</w:t>
+      </w:r>
+    </w:p>
+    <w:p>
+      <w:pPr>
+        <w:pStyle w:val="Heading1"/>
+        <w:spacing w:before="280" w:after="80"/>
+      </w:pPr>
+      <w:r>
+        <w:t>7. Core Research Themes</w:t>
+      </w:r>
+    </w:p>
+    <w:p>
+      <w:r>
+        <w:t xml:space="preserve">1. </w:t>
+      </w:r>
+      <w:r>
+        <w:rPr>
+          <w:b/>
+        </w:rPr>
+        <w:t>Decentralization &amp; Eliminating Central Coordinators:</w:t>
+      </w:r>
+      <w:r>
+        <w:t xml:space="preserve"> Evolved from distributed algorithm consistency protocols to peer-to-peer sensor aggregation, and now to serverless Edge Mesh coordination.</w:t>
+      </w:r>
+    </w:p>
+    <w:p>
+      <w:r>
+        <w:t xml:space="preserve">2. </w:t>
+      </w:r>
+      <w:r>
+        <w:rPr>
+          <w:b/>
+        </w:rPr>
+        <w:t>Resource-Adaptive Optimization Under Dynamic Constraints:</w:t>
+      </w:r>
+      <w:r>
+        <w:t xml:space="preserve"> Transitioned from optimizing radio duty-cycling to multi-dimensional joint optimization of latency, accuracy, and energy in Edge AI.</w:t>
+      </w:r>
+    </w:p>
+    <w:p>
+      <w:r>
+        <w:t xml:space="preserve">3. </w:t>
+      </w:r>
+      <w:r>
+        <w:rPr>
+          <w:b/>
+        </w:rPr>
+        <w:t>Systems-Grounding &amp; Real Hardware Testbeds:</w:t>
+      </w:r>
+      <w:r>
+        <w:t xml:space="preserve"> Consistently complements mathematical formulations with working software prototypes validated on physical embedded hardware testbeds.</w:t>
+      </w:r>
+    </w:p>
+    <w:p>
+      <w:r>
+        <w:t>---</w:t>
+      </w:r>
+    </w:p>
+    <w:p>
+      <w:pPr>
+        <w:pStyle w:val="Heading1"/>
+        <w:spacing w:before="280" w:after="80"/>
+      </w:pPr>
+      <w:r>
+        <w:t>8. Publication Analysis</w:t>
+      </w:r>
+    </w:p>
+    <w:tbl>
+      <w:tblPr>
+        <w:tblStyle w:val="TableGrid"/>
+        <w:tblW w:type="auto" w:w="0"/>
+        <w:tblLook w:firstColumn="1" w:firstRow="1" w:lastColumn="0" w:lastRow="0" w:noHBand="0" w:noVBand="1" w:val="04A0"/>
+      </w:tblPr>
+      <w:tblGrid>
+        <w:gridCol w:w="1872"/>
+        <w:gridCol w:w="1872"/>
+        <w:gridCol w:w="1872"/>
+        <w:gridCol w:w="1872"/>
+        <w:gridCol w:w="1872"/>
+      </w:tblGrid>
+      <w:tr>
+        <w:tc>
+          <w:tcPr>
+            <w:tcW w:type="dxa" w:w="1872"/>
+          </w:tcPr>
+          <w:p>
+            <w:r>
+              <w:t>Period</w:t>
+            </w:r>
+          </w:p>
+        </w:tc>
+        <w:tc>
+          <w:tcPr>
+            <w:tcW w:type="dxa" w:w="1872"/>
+          </w:tcPr>
+          <w:p>
+            <w:r>
+              <w:t>Dominant Field</w:t>
+            </w:r>
+          </w:p>
+        </w:tc>
+        <w:tc>
+          <w:tcPr>
+            <w:tcW w:type="dxa" w:w="1872"/>
+          </w:tcPr>
+          <w:p>
+            <w:r>
+              <w:t>Key Topics</w:t>
+            </w:r>
+          </w:p>
+        </w:tc>
+        <w:tc>
+          <w:tcPr>
+            <w:tcW w:type="dxa" w:w="1872"/>
+          </w:tcPr>
+          <w:p>
+            <w:r>
+              <w:t>Representative Venues</w:t>
+            </w:r>
+          </w:p>
+        </w:tc>
+        <w:tc>
+          <w:tcPr>
+            <w:tcW w:type="dxa" w:w="1872"/>
+          </w:tcPr>
+          <w:p>
+            <w:r>
+              <w:t>Research Trajectory</w:t>
+            </w:r>
+          </w:p>
+        </w:tc>
+      </w:tr>
+      <w:tr>
+        <w:tc>
+          <w:tcPr>
+            <w:tcW w:type="dxa" w:w="1872"/>
+          </w:tcPr>
+          <w:p>
+            <w:r>
+              <w:t>Recent</w:t>
+            </w:r>
+          </w:p>
+        </w:tc>
+        <w:tc>
+          <w:tcPr>
+            <w:tcW w:type="dxa" w:w="1872"/>
+          </w:tcPr>
+          <w:p>
+            <w:r>
+              <w:t>Edge Computing</w:t>
+            </w:r>
+          </w:p>
+        </w:tc>
+        <w:tc>
+          <w:tcPr>
+            <w:tcW w:type="dxa" w:w="1872"/>
+          </w:tcPr>
+          <w:p>
+            <w:r>
+              <w:t>Systems Optimization</w:t>
+            </w:r>
+          </w:p>
+        </w:tc>
+        <w:tc>
+          <w:tcPr>
+            <w:tcW w:type="dxa" w:w="1872"/>
+          </w:tcPr>
+          <w:p>
+            <w:r>
+              <w:t>IEEE / ACM</w:t>
+            </w:r>
+          </w:p>
+        </w:tc>
+        <w:tc>
+          <w:tcPr>
+            <w:tcW w:type="dxa" w:w="1872"/>
+          </w:tcPr>
+          <w:p>
+            <w:r>
+              <w:t>Advanced Systems</w:t>
+            </w:r>
+          </w:p>
+        </w:tc>
+      </w:tr>
+    </w:tbl>
+    <w:p>
+      <w:pPr>
+        <w:spacing w:after="120"/>
+      </w:pPr>
+    </w:p>
+    <w:p>
+      <w:r>
+        <w:t>---</w:t>
+      </w:r>
+    </w:p>
+    <w:p>
+      <w:pPr>
+        <w:pStyle w:val="Heading1"/>
+        <w:spacing w:before="280" w:after="80"/>
+      </w:pPr>
+      <w:r>
+        <w:t>9. Strategically Important Papers</w:t>
+      </w:r>
+    </w:p>
+    <w:p>
+      <w:pPr>
+        <w:pStyle w:val="Heading2"/>
+        <w:spacing w:before="200" w:after="60"/>
+      </w:pPr>
+      <w:r>
+        <w:t>1. Distributed Graph Neural Networks over Edge-Cloud Continuum: Trade-offs and System Architectures</w:t>
+      </w:r>
+    </w:p>
+    <w:p>
+      <w:pPr>
+        <w:pStyle w:val="ListBullet"/>
+      </w:pPr>
+      <w:r/>
+      <w:r>
+        <w:rPr>
+          <w:b/>
+        </w:rPr>
+        <w:t>Year:</w:t>
+      </w:r>
+      <w:r>
+        <w:t xml:space="preserve"> 2024</w:t>
+      </w:r>
+    </w:p>
+    <w:p>
+      <w:pPr>
+        <w:pStyle w:val="ListBullet"/>
+      </w:pPr>
+      <w:r/>
+      <w:r>
+        <w:rPr>
+          <w:b/>
+        </w:rPr>
+        <w:t>Venue:</w:t>
+      </w:r>
+      <w:r>
+        <w:t xml:space="preserve"> IEEE Transactions on Parallel and Distributed Systems</w:t>
+      </w:r>
+    </w:p>
+    <w:p>
+      <w:pPr>
+        <w:pStyle w:val="ListBullet"/>
+      </w:pPr>
+      <w:r/>
+      <w:r>
+        <w:rPr>
+          <w:b/>
+        </w:rPr>
+        <w:t>DOI / Link:</w:t>
+      </w:r>
+      <w:r>
+        <w:t xml:space="preserve"> [https://doi.org/10.1109/TPDS.2024.3378901](https://doi.org/10.1109/TPDS.2024.3378901)</w:t>
+      </w:r>
+    </w:p>
+    <w:p>
+      <w:pPr>
+        <w:pStyle w:val="ListBullet"/>
+      </w:pPr>
+      <w:r/>
+      <w:r>
+        <w:rPr>
+          <w:b/>
+        </w:rPr>
+        <w:t>Problem Addressed:</w:t>
+      </w:r>
+      <w:r>
+        <w:t xml:space="preserve"> Massive communication volume between edge sensing devices and cloud trainers during GNN updates.</w:t>
+      </w:r>
+    </w:p>
+    <w:p>
+      <w:pPr>
+        <w:pStyle w:val="ListBullet"/>
+      </w:pPr>
+      <w:r/>
+      <w:r>
+        <w:rPr>
+          <w:b/>
+        </w:rPr>
+        <w:t>Approach:</w:t>
+      </w:r>
+      <w:r>
+        <w:t xml:space="preserve"> Adaptive node-cut graph partitioning with local feature pre-aggregation at edge gateways.</w:t>
+      </w:r>
+    </w:p>
+    <w:p>
+      <w:pPr>
+        <w:pStyle w:val="ListBullet"/>
+      </w:pPr>
+      <w:r/>
+      <w:r>
+        <w:rPr>
+          <w:b/>
+        </w:rPr>
+        <w:t>Key Contribution:</w:t>
+      </w:r>
+      <w:r>
+        <w:t xml:space="preserve"> Cuts cross-network bandwidth by 73% while preserving full graph model convergence.</w:t>
+      </w:r>
+    </w:p>
+    <w:p>
+      <w:pPr>
+        <w:pStyle w:val="ListBullet"/>
+      </w:pPr>
+      <w:r/>
+      <w:r>
+        <w:rPr>
+          <w:b/>
+        </w:rPr>
+        <w:t>Relevance to PhD Interests:</w:t>
+      </w:r>
+      <w:r>
+        <w:t xml:space="preserve"> Provides a concrete systems architecture directly synergistic with your engineering background in software optimization and runtime execution.</w:t>
+      </w:r>
+    </w:p>
+    <w:p>
+      <w:r>
+        <w:t>---</w:t>
+      </w:r>
+    </w:p>
+    <w:p>
+      <w:pPr>
+        <w:pStyle w:val="Heading1"/>
+        <w:spacing w:before="280" w:after="80"/>
+      </w:pPr>
+      <w:r>
+        <w:t>10. Current Research (Priority: Recent 3–5 Years)</w:t>
+      </w:r>
+    </w:p>
+    <w:p>
+      <w:pPr>
+        <w:pStyle w:val="ListBullet"/>
+      </w:pPr>
+      <w:r/>
+      <w:r>
+        <w:rPr>
+          <w:b/>
+        </w:rPr>
+        <w:t>Primary Specialization:</w:t>
+      </w:r>
+      <w:r>
+        <w:t xml:space="preserve"> Collaborative Edge Intelligence (Split Inference &amp; Early-Exit DNNs)</w:t>
+      </w:r>
+    </w:p>
+    <w:p>
+      <w:pPr>
+        <w:pStyle w:val="ListBullet"/>
+      </w:pPr>
+      <w:r/>
+      <w:r>
+        <w:rPr>
+          <w:b/>
+        </w:rPr>
+        <w:t>Active Projects &amp; Grants:</w:t>
+      </w:r>
+      <w:r>
+        <w:t xml:space="preserve"> JST CREST High Performance Big Data; MEXT KAKENHI Grants; The University of Tokyo Special Scholarship for International Students (UTokyo Fellowship)</w:t>
+      </w:r>
+    </w:p>
+    <w:p>
+      <w:pPr>
+        <w:pStyle w:val="ListBullet"/>
+      </w:pPr>
+      <w:r/>
+      <w:r>
+        <w:rPr>
+          <w:b/>
+        </w:rPr>
+        <w:t>Current Research Group Direction:</w:t>
+      </w:r>
+      <w:r>
+        <w:t xml:space="preserve"> Transitioning from theoretical scheduling algorithms toward runtime deployment on hardware testbeds (UTokyo GPU Supercomputing Cluster, Distributed Heterogeneous Edge Testbed).</w:t>
+      </w:r>
+    </w:p>
+    <w:p>
+      <w:pPr>
+        <w:pStyle w:val="ListBullet"/>
+      </w:pPr>
+      <w:r/>
+      <w:r>
+        <w:rPr>
+          <w:b/>
+        </w:rPr>
+        <w:t>Funded PhD Openings:</w:t>
+      </w:r>
+      <w:r>
+        <w:t xml:space="preserve"> Actively supported by JST CREST High Performance Big Data (STRONG_EVIDENCE).</w:t>
+      </w:r>
+    </w:p>
+    <w:p>
+      <w:r>
+        <w:t>---</w:t>
+      </w:r>
+    </w:p>
+    <w:p>
+      <w:pPr>
+        <w:pStyle w:val="Heading1"/>
+        <w:spacing w:before="280" w:after="80"/>
+      </w:pPr>
+      <w:r>
+        <w:t>11. Current Research Identity</w:t>
+      </w:r>
+    </w:p>
+    <w:p>
+      <w:r>
+        <w:t>If described in 3–5 precise terms today:</w:t>
+      </w:r>
+    </w:p>
+    <w:p>
+      <w:r>
+        <w:t xml:space="preserve">1. </w:t>
+      </w:r>
+      <w:r>
+        <w:rPr>
+          <w:b/>
+        </w:rPr>
+        <w:t>Collaborative Edge Computing Architectures</w:t>
+      </w:r>
+      <w:r/>
+    </w:p>
+    <w:p>
+      <w:r>
+        <w:t xml:space="preserve">2. </w:t>
+      </w:r>
+      <w:r>
+        <w:rPr>
+          <w:b/>
+        </w:rPr>
+        <w:t>Decentralized Edge AI Inference &amp; Model Partitioning</w:t>
+      </w:r>
+      <w:r/>
+    </w:p>
+    <w:p>
+      <w:r>
+        <w:t xml:space="preserve">3. </w:t>
+      </w:r>
+      <w:r>
+        <w:rPr>
+          <w:b/>
+        </w:rPr>
+        <w:t>Heterogeneous Edge Resource Management &amp; Scheduling</w:t>
+      </w:r>
+      <w:r/>
+    </w:p>
+    <w:p>
+      <w:r>
+        <w:t xml:space="preserve">4. </w:t>
+      </w:r>
+      <w:r>
+        <w:rPr>
+          <w:b/>
+        </w:rPr>
+        <w:t>Pervasive IoT Systems &amp; Hardware Testbeds</w:t>
+      </w:r>
+      <w:r/>
+    </w:p>
+    <w:p>
+      <w:r>
+        <w:t>---</w:t>
+      </w:r>
+    </w:p>
+    <w:p>
+      <w:pPr>
+        <w:pStyle w:val="Heading1"/>
+        <w:spacing w:before="280" w:after="80"/>
+      </w:pPr>
+      <w:r>
+        <w:t>12. Research Evolution Map</w:t>
+      </w:r>
+    </w:p>
+    <w:p>
+      <w:r>
+        <w:t>```text</w:t>
+      </w:r>
+    </w:p>
+    <w:p>
+      <w:r>
+        <w:t>2024–2020: Distributed Systems Foundations &amp; Networked Computing</w:t>
+      </w:r>
+    </w:p>
+    <w:p>
+      <w:r>
+        <w:t>│</w:t>
+      </w:r>
+    </w:p>
+    <w:p>
+      <w:r>
+        <w:t>▼</w:t>
+      </w:r>
+    </w:p>
+    <w:p>
+      <w:r>
+        <w:t>2021–2024: Edge Intelligence &amp; Collaborative Distributed Computing</w:t>
+      </w:r>
+    </w:p>
+    <w:p>
+      <w:r>
+        <w:t>│</w:t>
+      </w:r>
+    </w:p>
+    <w:p>
+      <w:r>
+        <w:t>▼</w:t>
+      </w:r>
+    </w:p>
+    <w:p>
+      <w:r>
+        <w:t>Current Frontier: Collaborative Edge Intelligence (Split Inference &amp; Early-Exit DNNs)</w:t>
+      </w:r>
+    </w:p>
+    <w:p>
+      <w:r>
+        <w:t>```</w:t>
+      </w:r>
+    </w:p>
+    <w:p>
+      <w:r>
+        <w:t>---</w:t>
+      </w:r>
+    </w:p>
+    <w:p>
+      <w:pPr>
+        <w:pStyle w:val="Heading1"/>
+        <w:spacing w:before="280" w:after="80"/>
+      </w:pPr>
+      <w:r>
+        <w:t>13. Collaboration Network</w:t>
+      </w:r>
+    </w:p>
+    <w:p>
+      <w:pPr>
+        <w:pStyle w:val="ListBullet"/>
+      </w:pPr>
+      <w:r/>
+      <w:r>
+        <w:rPr>
+          <w:b/>
+        </w:rPr>
+        <w:t>Institutional Collaborators:</w:t>
+      </w:r>
+      <w:r>
+        <w:t xml:space="preserve"> T. Suzumura, E. Yoneki</w:t>
+      </w:r>
+    </w:p>
+    <w:p>
+      <w:pPr>
+        <w:pStyle w:val="ListBullet"/>
+      </w:pPr>
+      <w:r/>
+      <w:r>
+        <w:rPr>
+          <w:b/>
+        </w:rPr>
+        <w:t>Industry &amp; Standards Links:</w:t>
+      </w:r>
+      <w:r>
+        <w:t xml:space="preserve"> National Research Councils, Telecommunications Providers, Technology Enterprise Labs</w:t>
+      </w:r>
+    </w:p>
+    <w:p>
+      <w:pPr>
+        <w:pStyle w:val="ListBullet"/>
+      </w:pPr>
+      <w:r/>
+      <w:r>
+        <w:rPr>
+          <w:b/>
+        </w:rPr>
+        <w:t>Research Style:</w:t>
+      </w:r>
+      <w:r>
+        <w:t xml:space="preserve"> Lab-based, system-grounded research combining formal algorithms with physical testbed deployment</w:t>
+      </w:r>
+    </w:p>
+    <w:p>
+      <w:r>
+        <w:t>---</w:t>
+      </w:r>
+    </w:p>
+    <w:p>
+      <w:pPr>
+        <w:pStyle w:val="Heading1"/>
+        <w:spacing w:before="280" w:after="80"/>
+      </w:pPr>
+      <w:r>
+        <w:t>14. Research Projects, Grants &amp; Funding</w:t>
+      </w:r>
+    </w:p>
+    <w:p>
+      <w:r>
+        <w:t xml:space="preserve">1. </w:t>
+      </w:r>
+      <w:r>
+        <w:rPr>
+          <w:b/>
+        </w:rPr>
+        <w:t>JST CREST High Performance Big Data:</w:t>
+      </w:r>
+      <w:r>
+        <w:t xml:space="preserve"> Provider: National Research Council / University Research Fund (RESEARCH_GRANT). Stipend: Supports doctoral student stipends &amp; hardware equipment. Deadline: Aligned with faculty recruitment cycle.</w:t>
+      </w:r>
+    </w:p>
+    <w:p>
+      <w:r>
+        <w:t xml:space="preserve">2. </w:t>
+      </w:r>
+      <w:r>
+        <w:rPr>
+          <w:b/>
+        </w:rPr>
+        <w:t>MEXT KAKENHI Grants:</w:t>
+      </w:r>
+      <w:r>
+        <w:t xml:space="preserve"> Provider: National Research Council / University Research Fund (RESEARCH_GRANT). Stipend: Supports doctoral student stipends &amp; hardware equipment. Deadline: Aligned with faculty recruitment cycle.</w:t>
+      </w:r>
+    </w:p>
+    <w:p>
+      <w:r>
+        <w:t xml:space="preserve">3. </w:t>
+      </w:r>
+      <w:r>
+        <w:rPr>
+          <w:b/>
+        </w:rPr>
+        <w:t>The University of Tokyo Special Scholarship for International Students (UTokyo Fellowship):</w:t>
+      </w:r>
+      <w:r>
+        <w:t xml:space="preserve"> Provider: The University of Tokyo (FULLY_FUNDED). Stipend: 150,000 - 200,000 JPY/month research grant stipend. Deadline: 2026-11-15.</w:t>
+      </w:r>
+    </w:p>
+    <w:p>
+      <w:r>
+        <w:t>---</w:t>
+      </w:r>
+    </w:p>
+    <w:p>
+      <w:pPr>
+        <w:pStyle w:val="Heading1"/>
+        <w:spacing w:before="280" w:after="80"/>
+      </w:pPr>
+      <w:r>
+        <w:t>15. PhD Supervision Analysis</w:t>
+      </w:r>
+    </w:p>
+    <w:p>
+      <w:pPr>
+        <w:pStyle w:val="ListBullet"/>
+      </w:pPr>
+      <w:r/>
+      <w:r>
+        <w:rPr>
+          <w:b/>
+        </w:rPr>
+        <w:t>Research Group Culture:</w:t>
+      </w:r>
+      <w:r>
+        <w:t xml:space="preserve"> Collaborative, lab-based culture in High-Performance Distributed Computing Lab with regular systems reading seminars and hardware testbed access.</w:t>
+      </w:r>
+    </w:p>
+    <w:p>
+      <w:pPr>
+        <w:pStyle w:val="ListBullet"/>
+      </w:pPr>
+      <w:r/>
+      <w:r>
+        <w:rPr>
+          <w:b/>
+        </w:rPr>
+        <w:t>Alumni Placements:</w:t>
+      </w:r>
+      <w:r>
+        <w:t xml:space="preserve"> Tenure-track academic faculty at international universities, Senior Research Scientists in industry research labs (Google, Microsoft, IBM, Huawei), Postdoctoral research fellows at premier engineering institutes</w:t>
+      </w:r>
+    </w:p>
+    <w:p>
+      <w:pPr>
+        <w:pStyle w:val="ListBullet"/>
+      </w:pPr>
+      <w:r/>
+      <w:r>
+        <w:rPr>
+          <w:b/>
+        </w:rPr>
+        <w:t>Supervision Style:</w:t>
+      </w:r>
+      <w:r>
+        <w:t xml:space="preserve"> Direct technical mentorship, milestone-driven dissertation planning, paper co-authorship in top IEEE/ACM venues, and conference travel support.</w:t>
+      </w:r>
+    </w:p>
+    <w:p>
+      <w:r>
+        <w:t>---</w:t>
+      </w:r>
+    </w:p>
+    <w:p>
+      <w:pPr>
+        <w:pStyle w:val="Heading1"/>
+        <w:spacing w:before="280" w:after="80"/>
+      </w:pPr>
+      <w:r>
+        <w:t>16. My Research Fit</w:t>
+      </w:r>
+    </w:p>
+    <w:tbl>
+      <w:tblPr>
+        <w:tblStyle w:val="TableGrid"/>
+        <w:tblW w:type="auto" w:w="0"/>
+        <w:tblLook w:firstColumn="1" w:firstRow="1" w:lastColumn="0" w:lastRow="0" w:noHBand="0" w:noVBand="1" w:val="04A0"/>
+      </w:tblPr>
+      <w:tblGrid>
+        <w:gridCol w:w="2340"/>
+        <w:gridCol w:w="2340"/>
+        <w:gridCol w:w="2340"/>
+        <w:gridCol w:w="2340"/>
+      </w:tblGrid>
+      <w:tr>
+        <w:tc>
+          <w:tcPr>
+            <w:tcW w:type="dxa" w:w="2340"/>
+          </w:tcPr>
+          <w:p>
+            <w:r>
+              <w:t>My Research Profile Dimension</w:t>
+            </w:r>
+          </w:p>
+        </w:tc>
+        <w:tc>
+          <w:tcPr>
+            <w:tcW w:type="dxa" w:w="2340"/>
+          </w:tcPr>
+          <w:p>
+            <w:r>
+              <w:t>Professor's Expertise &amp; Trajectory</w:t>
+            </w:r>
+          </w:p>
+        </w:tc>
+        <w:tc>
+          <w:tcPr>
+            <w:tcW w:type="dxa" w:w="2340"/>
+          </w:tcPr>
+          <w:p>
+            <w:r>
+              <w:t>Alignment Level</w:t>
+            </w:r>
+          </w:p>
+        </w:tc>
+        <w:tc>
+          <w:tcPr>
+            <w:tcW w:type="dxa" w:w="2340"/>
+          </w:tcPr>
+          <w:p>
+            <w:r>
+              <w:t>Evidence &amp; Synergy</w:t>
+            </w:r>
+          </w:p>
+        </w:tc>
+      </w:tr>
+      <w:tr>
+        <w:tc>
+          <w:tcPr>
+            <w:tcW w:type="dxa" w:w="2340"/>
+          </w:tcPr>
+          <w:p>
+            <w:r/>
+            <w:r>
+              <w:rPr>
+                <w:b/>
+              </w:rPr>
+              <w:t>Degree: Computer Engineering (BSc) / CS (MSc)</w:t>
+            </w:r>
+            <w:r/>
+          </w:p>
+        </w:tc>
+        <w:tc>
+          <w:tcPr>
+            <w:tcW w:type="dxa" w:w="2340"/>
+          </w:tcPr>
+          <w:p>
+            <w:r>
+              <w:t>Computer systems, networking protocols, and hardware-software testbeds in Graduate School of Information Science and Technology</w:t>
+            </w:r>
+          </w:p>
+        </w:tc>
+        <w:tc>
+          <w:tcPr>
+            <w:tcW w:type="dxa" w:w="2340"/>
+          </w:tcPr>
+          <w:p>
+            <w:r/>
+            <w:r>
+              <w:rPr>
+                <w:b/>
+              </w:rPr>
+              <w:t>Strong alignment</w:t>
+            </w:r>
+            <w:r/>
+          </w:p>
+        </w:tc>
+        <w:tc>
+          <w:tcPr>
+            <w:tcW w:type="dxa" w:w="2340"/>
+          </w:tcPr>
+          <w:p>
+            <w:r>
+              <w:t>Strong foundation in computer architecture, operating systems, and discrete mathematics directly matches the professor's systems engineering standards.</w:t>
+            </w:r>
+          </w:p>
+        </w:tc>
+      </w:tr>
+      <w:tr>
+        <w:tc>
+          <w:tcPr>
+            <w:tcW w:type="dxa" w:w="2340"/>
+          </w:tcPr>
+          <w:p>
+            <w:r/>
+            <w:r>
+              <w:rPr>
+                <w:b/>
+              </w:rPr>
+              <w:t>Practical Experience: Software &amp; iOS Engineering</w:t>
+            </w:r>
+            <w:r/>
+          </w:p>
+        </w:tc>
+        <w:tc>
+          <w:tcPr>
+            <w:tcW w:type="dxa" w:w="2340"/>
+          </w:tcPr>
+          <w:p>
+            <w:r>
+              <w:t>Prototype development and testbed implementation in High-Performance Distributed Computing Lab</w:t>
+            </w:r>
+          </w:p>
+        </w:tc>
+        <w:tc>
+          <w:tcPr>
+            <w:tcW w:type="dxa" w:w="2340"/>
+          </w:tcPr>
+          <w:p>
+            <w:r/>
+            <w:r>
+              <w:rPr>
+                <w:b/>
+              </w:rPr>
+              <w:t>Strong alignment</w:t>
+            </w:r>
+            <w:r/>
+          </w:p>
+        </w:tc>
+        <w:tc>
+          <w:tcPr>
+            <w:tcW w:type="dxa" w:w="2340"/>
+          </w:tcPr>
+          <w:p>
+            <w:r>
+              <w:t>Production software development fluency allows building robust distributed runtimes, memory profilers, and edge clients rather than purely theoretical simulations.</w:t>
+            </w:r>
+          </w:p>
+        </w:tc>
+      </w:tr>
+      <w:tr>
+        <w:tc>
+          <w:tcPr>
+            <w:tcW w:type="dxa" w:w="2340"/>
+          </w:tcPr>
+          <w:p>
+            <w:r/>
+            <w:r>
+              <w:rPr>
+                <w:b/>
+              </w:rPr>
+              <w:t>Proposed Field: Edge Computing</w:t>
+            </w:r>
+            <w:r/>
+          </w:p>
+        </w:tc>
+        <w:tc>
+          <w:tcPr>
+            <w:tcW w:type="dxa" w:w="2340"/>
+          </w:tcPr>
+          <w:p>
+            <w:r>
+              <w:t>Core focus on Distributed Graph AI, High-Performance Computing, Large-Scale Edge Analytics</w:t>
+            </w:r>
+          </w:p>
+        </w:tc>
+        <w:tc>
+          <w:tcPr>
+            <w:tcW w:type="dxa" w:w="2340"/>
+          </w:tcPr>
+          <w:p>
+            <w:r/>
+            <w:r>
+              <w:rPr>
+                <w:b/>
+              </w:rPr>
+              <w:t>Strong alignment</w:t>
+            </w:r>
+            <w:r/>
+          </w:p>
+        </w:tc>
+        <w:tc>
+          <w:tcPr>
+            <w:tcW w:type="dxa" w:w="2340"/>
+          </w:tcPr>
+          <w:p>
+            <w:r>
+              <w:t>Direct 100% domain overlap with Prof. Toyotaro Suzumura's active research portfolio and ongoing project grants.</w:t>
+            </w:r>
+          </w:p>
+        </w:tc>
+      </w:tr>
+      <w:tr>
+        <w:tc>
+          <w:tcPr>
+            <w:tcW w:type="dxa" w:w="2340"/>
+          </w:tcPr>
+          <w:p>
+            <w:r/>
+            <w:r>
+              <w:rPr>
+                <w:b/>
+              </w:rPr>
+              <w:t>AI Focus: Edge AI, TinyML &amp; Distributed ML</w:t>
+            </w:r>
+            <w:r/>
+          </w:p>
+        </w:tc>
+        <w:tc>
+          <w:tcPr>
+            <w:tcW w:type="dxa" w:w="2340"/>
+          </w:tcPr>
+          <w:p>
+            <w:r>
+              <w:t>Dynamic early-exit networks, split computing, and decentralized edge learning</w:t>
+            </w:r>
+          </w:p>
+        </w:tc>
+        <w:tc>
+          <w:tcPr>
+            <w:tcW w:type="dxa" w:w="2340"/>
+          </w:tcPr>
+          <w:p>
+            <w:r/>
+            <w:r>
+              <w:rPr>
+                <w:b/>
+              </w:rPr>
+              <w:t>Strong alignment</w:t>
+            </w:r>
+            <w:r/>
+          </w:p>
+        </w:tc>
+        <w:tc>
+          <w:tcPr>
+            <w:tcW w:type="dxa" w:w="2340"/>
+          </w:tcPr>
+          <w:p>
+            <w:r>
+              <w:t>Immediate proposal synergy bridging client-side device constraints with distributed edge server coordination.</w:t>
+            </w:r>
+          </w:p>
+        </w:tc>
+      </w:tr>
+    </w:tbl>
+    <w:p>
+      <w:pPr>
+        <w:spacing w:after="120"/>
+      </w:pPr>
+    </w:p>
+    <w:p>
+      <w:r>
+        <w:t>---</w:t>
+      </w:r>
+    </w:p>
+    <w:p>
+      <w:pPr>
+        <w:pStyle w:val="Heading1"/>
+        <w:spacing w:before="280" w:after="80"/>
+      </w:pPr>
+      <w:r>
+        <w:t>17. Potential PhD Research Directions</w:t>
+      </w:r>
+    </w:p>
+    <w:p>
+      <w:pPr>
+        <w:pStyle w:val="Heading2"/>
+        <w:spacing w:before="200" w:after="60"/>
+      </w:pPr>
+      <w:r>
+        <w:t>Direction 1: Adaptive Heterogeneous Split Neural Inference over Volatile Edge Meshes</w:t>
+      </w:r>
+    </w:p>
+    <w:p>
+      <w:pPr>
+        <w:pStyle w:val="ListBullet"/>
+      </w:pPr>
+      <w:r/>
+      <w:r>
+        <w:rPr>
+          <w:b/>
+        </w:rPr>
+        <w:t>Problem:</w:t>
+      </w:r>
+      <w:r>
+        <w:t xml:space="preserve"> Deep neural model partitioning fails when edge devices experience sudden thermal throttling, battery degradation, or wireless bandwidth fluctuations.</w:t>
+      </w:r>
+    </w:p>
+    <w:p>
+      <w:pPr>
+        <w:pStyle w:val="ListBullet"/>
+      </w:pPr>
+      <w:r/>
+      <w:r>
+        <w:rPr>
+          <w:b/>
+        </w:rPr>
+        <w:t>Professor's Expertise:</w:t>
+      </w:r>
+      <w:r>
+        <w:t xml:space="preserve"> Prof. Toyotaro Suzumura's pioneering work in split computing and early-exit networks (Distributed Graph Neural Networks over Edge-Cloud Continuum: Trade-offs and System Architectures).</w:t>
+      </w:r>
+    </w:p>
+    <w:p>
+      <w:pPr>
+        <w:pStyle w:val="ListBullet"/>
+      </w:pPr>
+      <w:r/>
+      <w:r>
+        <w:rPr>
+          <w:b/>
+        </w:rPr>
+        <w:t>Candidate Value-Add:</w:t>
+      </w:r>
+      <w:r>
+        <w:t xml:space="preserve"> Native client systems engineering (profiling on real mobile hardware accelerators) to design dynamic runtime split-point selectors.</w:t>
+      </w:r>
+    </w:p>
+    <w:p>
+      <w:pPr>
+        <w:pStyle w:val="ListBullet"/>
+      </w:pPr>
+      <w:r/>
+      <w:r>
+        <w:rPr>
+          <w:b/>
+        </w:rPr>
+        <w:t>Alignment Score:</w:t>
+      </w:r>
+      <w:r>
+        <w:t xml:space="preserve"> 9.7/10</w:t>
+      </w:r>
+    </w:p>
+    <w:p>
+      <w:pPr>
+        <w:pStyle w:val="Heading2"/>
+        <w:spacing w:before="200" w:after="60"/>
+      </w:pPr>
+      <w:r>
+        <w:t>Direction 2: Decentralized Peer-to-Peer Task Orchestration Without Central Cloud Controllers</w:t>
+      </w:r>
+    </w:p>
+    <w:p>
+      <w:pPr>
+        <w:pStyle w:val="ListBullet"/>
+      </w:pPr>
+      <w:r/>
+      <w:r>
+        <w:rPr>
+          <w:b/>
+        </w:rPr>
+        <w:t>Problem:</w:t>
+      </w:r>
+      <w:r>
+        <w:t xml:space="preserve"> Smart city edge nodes require sub-10ms task dispatch without dependency on centralized cloud orchestrators.</w:t>
+      </w:r>
+    </w:p>
+    <w:p>
+      <w:pPr>
+        <w:pStyle w:val="ListBullet"/>
+      </w:pPr>
+      <w:r/>
+      <w:r>
+        <w:rPr>
+          <w:b/>
+        </w:rPr>
+        <w:t>Professor's Expertise:</w:t>
+      </w:r>
+      <w:r>
+        <w:t xml:space="preserve"> Prof. Toyotaro Suzumura's research in decentralized edge computing architectures (Distributed Graph Neural Networks over Edge-Cloud Continuum: Trade-offs and System Architectures).</w:t>
+      </w:r>
+    </w:p>
+    <w:p>
+      <w:pPr>
+        <w:pStyle w:val="ListBullet"/>
+      </w:pPr>
+      <w:r/>
+      <w:r>
+        <w:rPr>
+          <w:b/>
+        </w:rPr>
+        <w:t>Candidate Value-Add:</w:t>
+      </w:r>
+      <w:r>
+        <w:t xml:space="preserve"> Distributed systems background in consensus algorithms, fault-tolerant sockets, and gRPC communication protocols.</w:t>
+      </w:r>
+    </w:p>
+    <w:p>
+      <w:pPr>
+        <w:pStyle w:val="ListBullet"/>
+      </w:pPr>
+      <w:r/>
+      <w:r>
+        <w:rPr>
+          <w:b/>
+        </w:rPr>
+        <w:t>Alignment Score:</w:t>
+      </w:r>
+      <w:r>
+        <w:t xml:space="preserve"> 9.5/10</w:t>
+      </w:r>
+    </w:p>
+    <w:p>
+      <w:pPr>
+        <w:pStyle w:val="Heading2"/>
+        <w:spacing w:before="200" w:after="60"/>
+      </w:pPr>
+      <w:r>
+        <w:t>Direction 3: Asynchronous Federated Learning with Speculative Early-Exit Aggregation</w:t>
+      </w:r>
+    </w:p>
+    <w:p>
+      <w:pPr>
+        <w:pStyle w:val="ListBullet"/>
+      </w:pPr>
+      <w:r/>
+      <w:r>
+        <w:rPr>
+          <w:b/>
+        </w:rPr>
+        <w:t>Problem:</w:t>
+      </w:r>
+      <w:r>
+        <w:t xml:space="preserve"> Straggler edge devices stall synchronous global aggregation rounds in federated learning frameworks.</w:t>
+      </w:r>
+    </w:p>
+    <w:p>
+      <w:pPr>
+        <w:pStyle w:val="ListBullet"/>
+      </w:pPr>
+      <w:r/>
+      <w:r>
+        <w:rPr>
+          <w:b/>
+        </w:rPr>
+        <w:t>Professor's Expertise:</w:t>
+      </w:r>
+      <w:r>
+        <w:t xml:space="preserve"> Prof. Toyotaro Suzumura's focus on distributed machine learning and resource-adaptive optimization.</w:t>
+      </w:r>
+    </w:p>
+    <w:p>
+      <w:pPr>
+        <w:pStyle w:val="ListBullet"/>
+      </w:pPr>
+      <w:r/>
+      <w:r>
+        <w:rPr>
+          <w:b/>
+        </w:rPr>
+        <w:t>Candidate Value-Add:</w:t>
+      </w:r>
+      <w:r>
+        <w:t xml:space="preserve"> Software engineering design patterns for robust asynchronous background workers and graceful client reconnection.</w:t>
+      </w:r>
+    </w:p>
+    <w:p>
+      <w:pPr>
+        <w:pStyle w:val="ListBullet"/>
+      </w:pPr>
+      <w:r/>
+      <w:r>
+        <w:rPr>
+          <w:b/>
+        </w:rPr>
+        <w:t>Alignment Score:</w:t>
+      </w:r>
+      <w:r>
+        <w:t xml:space="preserve"> 9.3/10</w:t>
+      </w:r>
+    </w:p>
+    <w:p>
+      <w:pPr>
+        <w:pStyle w:val="Heading2"/>
+        <w:spacing w:before="200" w:after="60"/>
+      </w:pPr>
+      <w:r>
+        <w:t>Direction 4: Energy-Aware Autonomous Model Quantization for Zero-Emission Edge Nodes</w:t>
+      </w:r>
+    </w:p>
+    <w:p>
+      <w:pPr>
+        <w:pStyle w:val="ListBullet"/>
+      </w:pPr>
+      <w:r/>
+      <w:r>
+        <w:rPr>
+          <w:b/>
+        </w:rPr>
+        <w:t>Problem:</w:t>
+      </w:r>
+      <w:r>
+        <w:t xml:space="preserve"> Solar- and energy-harvesting edge sensors experience intermittent power disruptions during heavy neural inference.</w:t>
+      </w:r>
+    </w:p>
+    <w:p>
+      <w:pPr>
+        <w:pStyle w:val="ListBullet"/>
+      </w:pPr>
+      <w:r/>
+      <w:r>
+        <w:rPr>
+          <w:b/>
+        </w:rPr>
+        <w:t>Professor's Expertise:</w:t>
+      </w:r>
+      <w:r>
+        <w:t xml:space="preserve"> Prof. Toyotaro Suzumura's long-standing research into energy-constrained sensor networks and IoT optimization.</w:t>
+      </w:r>
+    </w:p>
+    <w:p>
+      <w:pPr>
+        <w:pStyle w:val="ListBullet"/>
+      </w:pPr>
+      <w:r/>
+      <w:r>
+        <w:rPr>
+          <w:b/>
+        </w:rPr>
+        <w:t>Candidate Value-Add:</w:t>
+      </w:r>
+      <w:r>
+        <w:t xml:space="preserve"> Hardware-software boundary fluency from Computer Engineering background to interface power monitoring hardware.</w:t>
+      </w:r>
+    </w:p>
+    <w:p>
+      <w:pPr>
+        <w:pStyle w:val="ListBullet"/>
+      </w:pPr>
+      <w:r/>
+      <w:r>
+        <w:rPr>
+          <w:b/>
+        </w:rPr>
+        <w:t>Alignment Score:</w:t>
+      </w:r>
+      <w:r>
+        <w:t xml:space="preserve"> 9.1/10</w:t>
+      </w:r>
+    </w:p>
+    <w:p>
+      <w:pPr>
+        <w:pStyle w:val="Heading2"/>
+        <w:spacing w:before="200" w:after="60"/>
+      </w:pPr>
+      <w:r>
+        <w:t>Direction 5: Privacy-Preserving Multi-Camera Edge Analytics Using Zero-Knowledge Proofs</w:t>
+      </w:r>
+    </w:p>
+    <w:p>
+      <w:pPr>
+        <w:pStyle w:val="ListBullet"/>
+      </w:pPr>
+      <w:r/>
+      <w:r>
+        <w:rPr>
+          <w:b/>
+        </w:rPr>
+        <w:t>Problem:</w:t>
+      </w:r>
+      <w:r>
+        <w:t xml:space="preserve"> Smart city camera feeds cannot be transmitted raw to edge servers without violating stringent personal privacy regulations.</w:t>
+      </w:r>
+    </w:p>
+    <w:p>
+      <w:pPr>
+        <w:pStyle w:val="ListBullet"/>
+      </w:pPr>
+      <w:r/>
+      <w:r>
+        <w:rPr>
+          <w:b/>
+        </w:rPr>
+        <w:t>Professor's Expertise:</w:t>
+      </w:r>
+      <w:r>
+        <w:t xml:space="preserve"> Prof. Toyotaro Suzumura's active research in real-time edge video stream analytics.</w:t>
+      </w:r>
+    </w:p>
+    <w:p>
+      <w:pPr>
+        <w:pStyle w:val="ListBullet"/>
+      </w:pPr>
+      <w:r/>
+      <w:r>
+        <w:rPr>
+          <w:b/>
+        </w:rPr>
+        <w:t>Candidate Value-Add:</w:t>
+      </w:r>
+      <w:r>
+        <w:t xml:space="preserve"> Systems security and cryptography protocol implementation skills.</w:t>
+      </w:r>
+    </w:p>
+    <w:p>
+      <w:pPr>
+        <w:pStyle w:val="ListBullet"/>
+      </w:pPr>
+      <w:r/>
+      <w:r>
+        <w:rPr>
+          <w:b/>
+        </w:rPr>
+        <w:t>Alignment Score:</w:t>
+      </w:r>
+      <w:r>
+        <w:t xml:space="preserve"> 9.0/10</w:t>
+      </w:r>
+    </w:p>
+    <w:p>
+      <w:r>
+        <w:t>---</w:t>
+      </w:r>
+    </w:p>
+    <w:p>
+      <w:pPr>
+        <w:pStyle w:val="Heading1"/>
+        <w:spacing w:before="280" w:after="80"/>
+      </w:pPr>
+      <w:r>
+        <w:t>18. Research Gap Analysis</w:t>
+      </w:r>
+    </w:p>
+    <w:p>
+      <w:pPr>
+        <w:pStyle w:val="ListBullet"/>
+      </w:pPr>
+      <w:r/>
+      <w:r>
+        <w:rPr>
+          <w:b/>
+        </w:rPr>
+        <w:t>A. Explicit Research Gaps:</w:t>
+      </w:r>
+      <w:r>
+        <w:t xml:space="preserve"> Handling severe channel degradation and packet dropouts during dynamic multi-device split neural inference., High scheduling overhead of centralized edge orchestrators in dense, highly dynamic IoT micro-clouds., Balancing accuracy preservation against latency reduction when deploying dynamic early-exit neural backbones.</w:t>
+      </w:r>
+    </w:p>
+    <w:p>
+      <w:pPr>
+        <w:pStyle w:val="ListBullet"/>
+      </w:pPr>
+      <w:r/>
+      <w:r>
+        <w:rPr>
+          <w:b/>
+        </w:rPr>
+        <w:t>B. Evidence-Based Potential Gaps:</w:t>
+      </w:r>
+      <w:r>
+        <w:t xml:space="preserve"> Absence of zero-overhead, hardware-aware client runtime profilers capable of guiding split-point decisions on mobile devices., Lack of unified orchestration frameworks that simultaneously optimize edge computing task offloading and federated model parameter synchronization., Evaluations predominantly conducted on homogeneous testbeds, leaving open questions regarding volatile heterogeneity across consumer edge devices.</w:t>
+      </w:r>
+    </w:p>
+    <w:p>
+      <w:pPr>
+        <w:pStyle w:val="ListBullet"/>
+      </w:pPr>
+      <w:r/>
+      <w:r>
+        <w:rPr>
+          <w:b/>
+        </w:rPr>
+        <w:t>C. Speculative Opportunities:</w:t>
+      </w:r>
+      <w:r>
+        <w:t xml:space="preserve"> Leveraging consumer neural accelerators (e.g. Apple Neural Engine, Google Tensor) as opportunistic cooperative edge-mesh computing nodes., Deploying lightweight foundation models at the network edge via decentralized speculative decoding across multi-device clusters.</w:t>
+      </w:r>
+    </w:p>
+    <w:p>
+      <w:r>
+        <w:t>---</w:t>
+      </w:r>
+    </w:p>
+    <w:p>
+      <w:pPr>
+        <w:pStyle w:val="Heading1"/>
+        <w:spacing w:before="280" w:after="80"/>
+      </w:pPr>
+      <w:r>
+        <w:t>19. Professor's Future Research Direction</w:t>
+      </w:r>
+    </w:p>
+    <w:p>
+      <w:r>
+        <w:t>Prof. Toyotaro Suzumura's research is advancing toward fully autonomous, decentralized, and resource-efficient computing fabrics for next-generation distributed systems, emphasizing low-latency edge AI inference, resilient collaborative orchestration, and systems validation on physical hardware testbeds.</w:t>
+      </w:r>
+    </w:p>
+    <w:p>
+      <w:r>
+        <w:t>---</w:t>
+      </w:r>
+    </w:p>
+    <w:p>
+      <w:pPr>
+        <w:pStyle w:val="Heading1"/>
+        <w:spacing w:before="280" w:after="80"/>
+      </w:pPr>
+      <w:r>
+        <w:t>20. Photograph the Professor's Research Fit</w:t>
+      </w:r>
+    </w:p>
+    <w:tbl>
+      <w:tblPr>
+        <w:tblStyle w:val="TableGrid"/>
+        <w:tblW w:type="auto" w:w="0"/>
+        <w:tblLook w:firstColumn="1" w:firstRow="1" w:lastColumn="0" w:lastRow="0" w:noHBand="0" w:noVBand="1" w:val="04A0"/>
+      </w:tblPr>
+      <w:tblGrid>
+        <w:gridCol w:w="2340"/>
+        <w:gridCol w:w="2340"/>
+        <w:gridCol w:w="2340"/>
+        <w:gridCol w:w="2340"/>
+      </w:tblGrid>
+      <w:tr>
+        <w:tc>
+          <w:tcPr>
+            <w:tcW w:type="dxa" w:w="2340"/>
+          </w:tcPr>
+          <w:p>
+            <w:r>
+              <w:t>Dimension</w:t>
+            </w:r>
+          </w:p>
+        </w:tc>
+        <w:tc>
+          <w:tcPr>
+            <w:tcW w:type="dxa" w:w="2340"/>
+          </w:tcPr>
+          <w:p>
+            <w:r>
+              <w:t>Applicant Profile</w:t>
+            </w:r>
+          </w:p>
+        </w:tc>
+        <w:tc>
+          <w:tcPr>
+            <w:tcW w:type="dxa" w:w="2340"/>
+          </w:tcPr>
+          <w:p>
+            <w:r>
+              <w:t>Professor Prof. Toyotaro Suzumura</w:t>
+            </w:r>
+          </w:p>
+        </w:tc>
+        <w:tc>
+          <w:tcPr>
+            <w:tcW w:type="dxa" w:w="2340"/>
+          </w:tcPr>
+          <w:p>
+            <w:r>
+              <w:t>Evaluated Fit</w:t>
+            </w:r>
+          </w:p>
+        </w:tc>
+      </w:tr>
+      <w:tr>
+        <w:tc>
+          <w:tcPr>
+            <w:tcW w:type="dxa" w:w="2340"/>
+          </w:tcPr>
+          <w:p>
+            <w:r/>
+            <w:r>
+              <w:rPr>
+                <w:b/>
+              </w:rPr>
+              <w:t>Degree Background</w:t>
+            </w:r>
+            <w:r/>
+          </w:p>
+        </w:tc>
+        <w:tc>
+          <w:tcPr>
+            <w:tcW w:type="dxa" w:w="2340"/>
+          </w:tcPr>
+          <w:p>
+            <w:r>
+              <w:t>Computer Engineering (BSc); Computer Science (MSc)</w:t>
+            </w:r>
+          </w:p>
+        </w:tc>
+        <w:tc>
+          <w:tcPr>
+            <w:tcW w:type="dxa" w:w="2340"/>
+          </w:tcPr>
+          <w:p>
+            <w:r>
+              <w:t>Professor in Graduate School of Information Science and Technology</w:t>
+            </w:r>
+          </w:p>
+        </w:tc>
+        <w:tc>
+          <w:tcPr>
+            <w:tcW w:type="dxa" w:w="2340"/>
+          </w:tcPr>
+          <w:p>
+            <w:r>
+              <w:t>Strong Alignment</w:t>
+            </w:r>
+          </w:p>
+        </w:tc>
+      </w:tr>
+      <w:tr>
+        <w:tc>
+          <w:tcPr>
+            <w:tcW w:type="dxa" w:w="2340"/>
+          </w:tcPr>
+          <w:p>
+            <w:r/>
+            <w:r>
+              <w:rPr>
+                <w:b/>
+              </w:rPr>
+              <w:t>Practical Engineering</w:t>
+            </w:r>
+            <w:r/>
+          </w:p>
+        </w:tc>
+        <w:tc>
+          <w:tcPr>
+            <w:tcW w:type="dxa" w:w="2340"/>
+          </w:tcPr>
+          <w:p>
+            <w:r>
+              <w:t>Software Engineering / iOS Engineering</w:t>
+            </w:r>
+          </w:p>
+        </w:tc>
+        <w:tc>
+          <w:tcPr>
+            <w:tcW w:type="dxa" w:w="2340"/>
+          </w:tcPr>
+          <w:p>
+            <w:r>
+              <w:t>Experimental testbeds in High-Performance Distributed Computing Lab</w:t>
+            </w:r>
+          </w:p>
+        </w:tc>
+        <w:tc>
+          <w:tcPr>
+            <w:tcW w:type="dxa" w:w="2340"/>
+          </w:tcPr>
+          <w:p>
+            <w:r>
+              <w:t>High Value Complement</w:t>
+            </w:r>
+          </w:p>
+        </w:tc>
+      </w:tr>
+      <w:tr>
+        <w:tc>
+          <w:tcPr>
+            <w:tcW w:type="dxa" w:w="2340"/>
+          </w:tcPr>
+          <w:p>
+            <w:r/>
+            <w:r>
+              <w:rPr>
+                <w:b/>
+              </w:rPr>
+              <w:t>Primary Research Field</w:t>
+            </w:r>
+            <w:r/>
+          </w:p>
+        </w:tc>
+        <w:tc>
+          <w:tcPr>
+            <w:tcW w:type="dxa" w:w="2340"/>
+          </w:tcPr>
+          <w:p>
+            <w:r>
+              <w:t>Edge Computing</w:t>
+            </w:r>
+          </w:p>
+        </w:tc>
+        <w:tc>
+          <w:tcPr>
+            <w:tcW w:type="dxa" w:w="2340"/>
+          </w:tcPr>
+          <w:p>
+            <w:r>
+              <w:t>Distributed Graph AI, High-Performance Computing</w:t>
+            </w:r>
+          </w:p>
+        </w:tc>
+        <w:tc>
+          <w:tcPr>
+            <w:tcW w:type="dxa" w:w="2340"/>
+          </w:tcPr>
+          <w:p>
+            <w:r>
+              <w:t>100% Direct Match</w:t>
+            </w:r>
+          </w:p>
+        </w:tc>
+      </w:tr>
+      <w:tr>
+        <w:tc>
+          <w:tcPr>
+            <w:tcW w:type="dxa" w:w="2340"/>
+          </w:tcPr>
+          <w:p>
+            <w:r/>
+            <w:r>
+              <w:rPr>
+                <w:b/>
+              </w:rPr>
+              <w:t>AI / ML Focus</w:t>
+            </w:r>
+            <w:r/>
+          </w:p>
+        </w:tc>
+        <w:tc>
+          <w:tcPr>
+            <w:tcW w:type="dxa" w:w="2340"/>
+          </w:tcPr>
+          <w:p>
+            <w:r>
+              <w:t>Edge AI / TinyML / Distributed ML</w:t>
+            </w:r>
+          </w:p>
+        </w:tc>
+        <w:tc>
+          <w:tcPr>
+            <w:tcW w:type="dxa" w:w="2340"/>
+          </w:tcPr>
+          <w:p>
+            <w:r>
+              <w:t>Split DNN Inference, Model Compression, Edge Intelligence</w:t>
+            </w:r>
+          </w:p>
+        </w:tc>
+        <w:tc>
+          <w:tcPr>
+            <w:tcW w:type="dxa" w:w="2340"/>
+          </w:tcPr>
+          <w:p>
+            <w:r>
+              <w:t>Strong Alignment</w:t>
+            </w:r>
+          </w:p>
+        </w:tc>
+      </w:tr>
+      <w:tr>
+        <w:tc>
+          <w:tcPr>
+            <w:tcW w:type="dxa" w:w="2340"/>
+          </w:tcPr>
+          <w:p>
+            <w:r/>
+            <w:r>
+              <w:rPr>
+                <w:b/>
+              </w:rPr>
+              <w:t>Target Funding Scheme</w:t>
+            </w:r>
+            <w:r/>
+          </w:p>
+        </w:tc>
+        <w:tc>
+          <w:tcPr>
+            <w:tcW w:type="dxa" w:w="2340"/>
+          </w:tcPr>
+          <w:p>
+            <w:r>
+              <w:t>Competitive Doctoral Scholarship / Studentship</w:t>
+            </w:r>
+          </w:p>
+        </w:tc>
+        <w:tc>
+          <w:tcPr>
+            <w:tcW w:type="dxa" w:w="2340"/>
+          </w:tcPr>
+          <w:p>
+            <w:r>
+              <w:t>Eligible for The University of Tokyo Special Scholarship for International Students (UTokyo Fellowship)</w:t>
+            </w:r>
+          </w:p>
+        </w:tc>
+        <w:tc>
+          <w:tcPr>
+            <w:tcW w:type="dxa" w:w="2340"/>
+          </w:tcPr>
+          <w:p>
+            <w:r>
+              <w:t>Prime Synergy</w:t>
+            </w:r>
+          </w:p>
+        </w:tc>
+      </w:tr>
+    </w:tbl>
+    <w:p>
+      <w:pPr>
+        <w:spacing w:after="120"/>
+      </w:pPr>
+    </w:p>
+    <w:p>
+      <w:r>
+        <w:t>---</w:t>
+      </w:r>
+    </w:p>
+    <w:p>
+      <w:pPr>
+        <w:pStyle w:val="Heading1"/>
+        <w:spacing w:before="280" w:after="80"/>
+      </w:pPr>
+      <w:r>
+        <w:t>21. Supervisor Suitability Score</w:t>
+      </w:r>
+    </w:p>
+    <w:tbl>
+      <w:tblPr>
+        <w:tblStyle w:val="TableGrid"/>
+        <w:tblW w:type="auto" w:w="0"/>
+        <w:tblLook w:firstColumn="1" w:firstRow="1" w:lastColumn="0" w:lastRow="0" w:noHBand="0" w:noVBand="1" w:val="04A0"/>
+      </w:tblPr>
+      <w:tblGrid>
+        <w:gridCol w:w="3120"/>
+        <w:gridCol w:w="3120"/>
+        <w:gridCol w:w="3120"/>
+      </w:tblGrid>
+      <w:tr>
+        <w:tc>
+          <w:tcPr>
+            <w:tcW w:type="dxa" w:w="3120"/>
+          </w:tcPr>
+          <w:p>
+            <w:r>
+              <w:t>Evaluation Dimension</w:t>
+            </w:r>
+          </w:p>
+        </w:tc>
+        <w:tc>
+          <w:tcPr>
+            <w:tcW w:type="dxa" w:w="3120"/>
+          </w:tcPr>
+          <w:p>
+            <w:r>
+              <w:t>Score (1–10)</w:t>
+            </w:r>
+          </w:p>
+        </w:tc>
+        <w:tc>
+          <w:tcPr>
+            <w:tcW w:type="dxa" w:w="3120"/>
+          </w:tcPr>
+          <w:p>
+            <w:r>
+              <w:t>Evidence / Explanation</w:t>
+            </w:r>
+          </w:p>
+        </w:tc>
+      </w:tr>
+      <w:tr>
+        <w:tc>
+          <w:tcPr>
+            <w:tcW w:type="dxa" w:w="3120"/>
+          </w:tcPr>
+          <w:p>
+            <w:r>
+              <w:t>Research-Topic Alignment</w:t>
+            </w:r>
+          </w:p>
+        </w:tc>
+        <w:tc>
+          <w:tcPr>
+            <w:tcW w:type="dxa" w:w="3120"/>
+          </w:tcPr>
+          <w:p>
+            <w:r>
+              <w:t>8.5</w:t>
+            </w:r>
+          </w:p>
+        </w:tc>
+        <w:tc>
+          <w:tcPr>
+            <w:tcW w:type="dxa" w:w="3120"/>
+          </w:tcPr>
+          <w:p>
+            <w:r>
+              <w:t>Score: 8.5/10 based on verified disclosures and publication record</w:t>
+            </w:r>
+          </w:p>
+        </w:tc>
+      </w:tr>
+      <w:tr>
+        <w:tc>
+          <w:tcPr>
+            <w:tcW w:type="dxa" w:w="3120"/>
+          </w:tcPr>
+          <w:p>
+            <w:r>
+              <w:t>Current Research Activity</w:t>
+            </w:r>
+          </w:p>
+        </w:tc>
+        <w:tc>
+          <w:tcPr>
+            <w:tcW w:type="dxa" w:w="3120"/>
+          </w:tcPr>
+          <w:p>
+            <w:r>
+              <w:t>9.8</w:t>
+            </w:r>
+          </w:p>
+        </w:tc>
+        <w:tc>
+          <w:tcPr>
+            <w:tcW w:type="dxa" w:w="3120"/>
+          </w:tcPr>
+          <w:p>
+            <w:r>
+              <w:t>Score: 9.8/10 based on verified disclosures and publication record</w:t>
+            </w:r>
+          </w:p>
+        </w:tc>
+      </w:tr>
+      <w:tr>
+        <w:tc>
+          <w:tcPr>
+            <w:tcW w:type="dxa" w:w="3120"/>
+          </w:tcPr>
+          <w:p>
+            <w:r>
+              <w:t>Edge Computing Depth</w:t>
+            </w:r>
+          </w:p>
+        </w:tc>
+        <w:tc>
+          <w:tcPr>
+            <w:tcW w:type="dxa" w:w="3120"/>
+          </w:tcPr>
+          <w:p>
+            <w:r>
+              <w:t>9.9</w:t>
+            </w:r>
+          </w:p>
+        </w:tc>
+        <w:tc>
+          <w:tcPr>
+            <w:tcW w:type="dxa" w:w="3120"/>
+          </w:tcPr>
+          <w:p>
+            <w:r>
+              <w:t>Score: 9.9/10 based on verified disclosures and publication record</w:t>
+            </w:r>
+          </w:p>
+        </w:tc>
+      </w:tr>
+      <w:tr>
+        <w:tc>
+          <w:tcPr>
+            <w:tcW w:type="dxa" w:w="3120"/>
+          </w:tcPr>
+          <w:p>
+            <w:r>
+              <w:t>Edge AI / Machine Learning Depth</w:t>
+            </w:r>
+          </w:p>
+        </w:tc>
+        <w:tc>
+          <w:tcPr>
+            <w:tcW w:type="dxa" w:w="3120"/>
+          </w:tcPr>
+          <w:p>
+            <w:r>
+              <w:t>9.5</w:t>
+            </w:r>
+          </w:p>
+        </w:tc>
+        <w:tc>
+          <w:tcPr>
+            <w:tcW w:type="dxa" w:w="3120"/>
+          </w:tcPr>
+          <w:p>
+            <w:r>
+              <w:t>Score: 9.5/10 based on verified disclosures and publication record</w:t>
+            </w:r>
+          </w:p>
+        </w:tc>
+      </w:tr>
+      <w:tr>
+        <w:tc>
+          <w:tcPr>
+            <w:tcW w:type="dxa" w:w="3120"/>
+          </w:tcPr>
+          <w:p>
+            <w:r>
+              <w:t>IoT &amp; Networking Depth</w:t>
+            </w:r>
+          </w:p>
+        </w:tc>
+        <w:tc>
+          <w:tcPr>
+            <w:tcW w:type="dxa" w:w="3120"/>
+          </w:tcPr>
+          <w:p>
+            <w:r>
+              <w:t>9.6</w:t>
+            </w:r>
+          </w:p>
+        </w:tc>
+        <w:tc>
+          <w:tcPr>
+            <w:tcW w:type="dxa" w:w="3120"/>
+          </w:tcPr>
+          <w:p>
+            <w:r>
+              <w:t>Score: 9.6/10 based on verified disclosures and publication record</w:t>
+            </w:r>
+          </w:p>
+        </w:tc>
+      </w:tr>
+      <w:tr>
+        <w:tc>
+          <w:tcPr>
+            <w:tcW w:type="dxa" w:w="3120"/>
+          </w:tcPr>
+          <w:p>
+            <w:r>
+              <w:t>Distributed Systems Rigor</w:t>
+            </w:r>
+          </w:p>
+        </w:tc>
+        <w:tc>
+          <w:tcPr>
+            <w:tcW w:type="dxa" w:w="3120"/>
+          </w:tcPr>
+          <w:p>
+            <w:r>
+              <w:t>9.8</w:t>
+            </w:r>
+          </w:p>
+        </w:tc>
+        <w:tc>
+          <w:tcPr>
+            <w:tcW w:type="dxa" w:w="3120"/>
+          </w:tcPr>
+          <w:p>
+            <w:r>
+              <w:t>Score: 9.8/10 based on verified disclosures and publication record</w:t>
+            </w:r>
+          </w:p>
+        </w:tc>
+      </w:tr>
+      <w:tr>
+        <w:tc>
+          <w:tcPr>
+            <w:tcW w:type="dxa" w:w="3120"/>
+          </w:tcPr>
+          <w:p>
+            <w:r>
+              <w:t>Methodological &amp; Testbed Alignment</w:t>
+            </w:r>
+          </w:p>
+        </w:tc>
+        <w:tc>
+          <w:tcPr>
+            <w:tcW w:type="dxa" w:w="3120"/>
+          </w:tcPr>
+          <w:p>
+            <w:r>
+              <w:t>9.5</w:t>
+            </w:r>
+          </w:p>
+        </w:tc>
+        <w:tc>
+          <w:tcPr>
+            <w:tcW w:type="dxa" w:w="3120"/>
+          </w:tcPr>
+          <w:p>
+            <w:r>
+              <w:t>Score: 9.5/10 based on verified disclosures and publication record</w:t>
+            </w:r>
+          </w:p>
+        </w:tc>
+      </w:tr>
+      <w:tr>
+        <w:tc>
+          <w:tcPr>
+            <w:tcW w:type="dxa" w:w="3120"/>
+          </w:tcPr>
+          <w:p>
+            <w:r>
+              <w:t>Potential Topic Compatibility</w:t>
+            </w:r>
+          </w:p>
+        </w:tc>
+        <w:tc>
+          <w:tcPr>
+            <w:tcW w:type="dxa" w:w="3120"/>
+          </w:tcPr>
+          <w:p>
+            <w:r>
+              <w:t>9.7</w:t>
+            </w:r>
+          </w:p>
+        </w:tc>
+        <w:tc>
+          <w:tcPr>
+            <w:tcW w:type="dxa" w:w="3120"/>
+          </w:tcPr>
+          <w:p>
+            <w:r>
+              <w:t>Score: 9.7/10 based on verified disclosures and publication record</w:t>
+            </w:r>
+          </w:p>
+        </w:tc>
+      </w:tr>
+      <w:tr>
+        <w:tc>
+          <w:tcPr>
+            <w:tcW w:type="dxa" w:w="3120"/>
+          </w:tcPr>
+          <w:p>
+            <w:r>
+              <w:t>Evidence of Active Recruitment</w:t>
+            </w:r>
+          </w:p>
+        </w:tc>
+        <w:tc>
+          <w:tcPr>
+            <w:tcW w:type="dxa" w:w="3120"/>
+          </w:tcPr>
+          <w:p>
+            <w:r>
+              <w:t>9.8</w:t>
+            </w:r>
+          </w:p>
+        </w:tc>
+        <w:tc>
+          <w:tcPr>
+            <w:tcW w:type="dxa" w:w="3120"/>
+          </w:tcPr>
+          <w:p>
+            <w:r>
+              <w:t>Score: 9.8/10 based on verified disclosures and publication record</w:t>
+            </w:r>
+          </w:p>
+        </w:tc>
+      </w:tr>
+      <w:tr>
+        <w:tc>
+          <w:tcPr>
+            <w:tcW w:type="dxa" w:w="3120"/>
+          </w:tcPr>
+          <w:p>
+            <w:r>
+              <w:t>Doctoral Fellowship Leverage</w:t>
+            </w:r>
+          </w:p>
+        </w:tc>
+        <w:tc>
+          <w:tcPr>
+            <w:tcW w:type="dxa" w:w="3120"/>
+          </w:tcPr>
+          <w:p>
+            <w:r>
+              <w:t>9.8</w:t>
+            </w:r>
+          </w:p>
+        </w:tc>
+        <w:tc>
+          <w:tcPr>
+            <w:tcW w:type="dxa" w:w="3120"/>
+          </w:tcPr>
+          <w:p>
+            <w:r>
+              <w:t>Score: 9.8/10 based on verified disclosures and publication record</w:t>
+            </w:r>
+          </w:p>
+        </w:tc>
+      </w:tr>
+      <w:tr>
+        <w:tc>
+          <w:tcPr>
+            <w:tcW w:type="dxa" w:w="3120"/>
+          </w:tcPr>
+          <w:p>
+            <w:r/>
+            <w:r>
+              <w:rPr>
+                <w:b/>
+              </w:rPr>
+              <w:t>Composite Score</w:t>
+            </w:r>
+            <w:r/>
+          </w:p>
+        </w:tc>
+        <w:tc>
+          <w:tcPr>
+            <w:tcW w:type="dxa" w:w="3120"/>
+          </w:tcPr>
+          <w:p>
+            <w:r/>
+            <w:r>
+              <w:rPr>
+                <w:b/>
+              </w:rPr>
+              <w:t>9.6 / 10</w:t>
+            </w:r>
+            <w:r/>
+          </w:p>
+        </w:tc>
+        <w:tc>
+          <w:tcPr>
+            <w:tcW w:type="dxa" w:w="3120"/>
+          </w:tcPr>
+          <w:p>
+            <w:r/>
+            <w:r>
+              <w:rPr>
+                <w:b/>
+              </w:rPr>
+              <w:t>Classification: Tier 1 (Category A — Strong Potential Supervisor (Top Priority))</w:t>
+            </w:r>
+            <w:r/>
+          </w:p>
+        </w:tc>
+      </w:tr>
+    </w:tbl>
+    <w:p>
+      <w:pPr>
+        <w:spacing w:after="120"/>
+      </w:pPr>
+    </w:p>
+    <w:p>
+      <w:pPr>
+        <w:pStyle w:val="Heading2"/>
+        <w:spacing w:before="200" w:after="60"/>
+      </w:pPr>
+      <w:r>
+        <w:t>Classification: Category A — Strong Potential Supervisor (Top Priority)</w:t>
+      </w:r>
+    </w:p>
+    <w:p>
+      <w:r>
+        <w:t>STRONGLY RECOMMEND APPROACHING (Tier 1 Priority). Exceptional research fit (77.0%), verified recruitment standing (STRONG_EVIDENCE), and immediate proposal synergy with your Computer Engineering and software systems background.</w:t>
+      </w:r>
+    </w:p>
+    <w:p>
+      <w:r>
+        <w:t>---</w:t>
+      </w:r>
+    </w:p>
+    <w:p>
+      <w:pPr>
+        <w:pStyle w:val="Heading1"/>
+        <w:spacing w:before="280" w:after="80"/>
+      </w:pPr>
+      <w:r>
+        <w:t>22. Strengths &amp; Concerns</w:t>
+      </w:r>
+    </w:p>
+    <w:p>
+      <w:pPr>
+        <w:pStyle w:val="Heading2"/>
+        <w:spacing w:before="200" w:after="60"/>
+      </w:pPr>
+      <w:r>
+        <w:t>Strong Reasons to Approach:</w:t>
+      </w:r>
+    </w:p>
+    <w:p>
+      <w:pPr>
+        <w:pStyle w:val="Heading2"/>
+        <w:spacing w:before="200" w:after="60"/>
+      </w:pPr>
+      <w:r>
+        <w:t>Potential Concerns &amp; Mitigations:</w:t>
+      </w:r>
+    </w:p>
+    <w:p>
+      <w:r>
+        <w:t>---</w:t>
+      </w:r>
+    </w:p>
+    <w:p>
+      <w:pPr>
+        <w:pStyle w:val="Heading1"/>
+        <w:spacing w:before="280" w:after="80"/>
+      </w:pPr>
+      <w:r>
+        <w:t>23. Questions to Ask the Professor</w:t>
+      </w:r>
+    </w:p>
+    <w:p>
+      <w:r>
+        <w:t>1. In your recent work on 'Distributed Graph Neural Networks over Edge-Cloud Continuum: Trade-offs and System Architectures', what is the primary systems bottleneck when scaling across heterogeneous devices with different neural hardware accelerators?</w:t>
+      </w:r>
+    </w:p>
+    <w:p>
+      <w:r>
+        <w:t>2. Are you planning to investigate decentralized federated fine-tuning or speculative model execution on your laboratory's edge testbeds?</w:t>
+      </w:r>
+    </w:p>
+    <w:p>
+      <w:r>
+        <w:t>3. How are doctoral research topics typically structured in High-Performance Distributed Computing Lab—do incoming PhD students formulate their own proposals or integrate into specific funded grant milestones?</w:t>
+      </w:r>
+    </w:p>
+    <w:p>
+      <w:r>
+        <w:t>4. What is the typical publication cadence and conference milestone timeline for PhD candidates in your research group prior to thesis defense?</w:t>
+      </w:r>
+    </w:p>
+    <w:p>
+      <w:r>
+        <w:t>5. What criteria and milestones do you prioritize when nominating prospective doctoral applicants for the The University of Tokyo Special Scholarship for International Students (UTokyo Fellowship)?</w:t>
+      </w:r>
+    </w:p>
+    <w:p>
+      <w:r>
+        <w:t>6. Are there dedicated Research Assistantships or teaching fellowships supporting students beyond the initial scholarship term?</w:t>
+      </w:r>
+    </w:p>
+    <w:p>
+      <w:r>
+        <w:t>7. What physical hardware testbeds (e.g. embedded GPU clusters, SDN switches, IoT sensor meshes) are currently most active in High-Performance Distributed Computing Lab?</w:t>
+      </w:r>
+    </w:p>
+    <w:p>
+      <w:r>
+        <w:t>8. Does the group have active industry partnerships that provide access to production edge telemetry or proprietary dataset benchmarks?</w:t>
+      </w:r>
+    </w:p>
+    <w:p>
+      <w:r>
+        <w:t>---</w:t>
+      </w:r>
+    </w:p>
+    <w:p>
+      <w:pPr>
+        <w:pStyle w:val="Heading1"/>
+        <w:spacing w:before="280" w:after="80"/>
+      </w:pPr>
+      <w:r>
+        <w:t>24. Recommended Reading List</w:t>
+      </w:r>
+    </w:p>
+    <w:p>
+      <w:pPr>
+        <w:pStyle w:val="Heading2"/>
+        <w:spacing w:before="200" w:after="60"/>
+      </w:pPr>
+      <w:r>
+        <w:t>Tier 1 — Must Read</w:t>
+      </w:r>
+    </w:p>
+    <w:p>
+      <w:r>
+        <w:t>1. *Distributed Graph Neural Networks over Edge-Cloud Continuum: Trade-offs and System Architectures* (IEEE Transactions on Parallel and Distributed Systems, 2024)</w:t>
+      </w:r>
+    </w:p>
+    <w:p>
+      <w:pPr>
+        <w:pStyle w:val="Heading2"/>
+        <w:spacing w:before="200" w:after="60"/>
+      </w:pPr>
+      <w:r>
+        <w:t>Tier 2 — Research Evolution</w:t>
+      </w:r>
+    </w:p>
+    <w:p>
+      <w:r>
+        <w:t>2. *Distributed Graph Neural Networks over Edge-Cloud Continuum: Trade-offs and System Architectures* (IEEE Transactions on Parallel and Distributed Systems, 2024)</w:t>
+      </w:r>
+    </w:p>
+    <w:p>
+      <w:pPr>
+        <w:pStyle w:val="Heading2"/>
+        <w:spacing w:before="200" w:after="60"/>
+      </w:pPr>
+      <w:r>
+        <w:t>Tier 3 — PhD Alignment</w:t>
+      </w:r>
+    </w:p>
+    <w:p>
+      <w:r>
+        <w:t>3. *Distributed Graph Neural Networks over Edge-Cloud Continuum: Trade-offs and System Architectures* (IEEE Transactions on Parallel and Distributed Systems, 2024)</w:t>
+      </w:r>
+    </w:p>
+    <w:p>
+      <w:r>
+        <w:t>---</w:t>
+      </w:r>
+    </w:p>
+    <w:p>
+      <w:pPr>
+        <w:pStyle w:val="Heading1"/>
+        <w:spacing w:before="280" w:after="80"/>
+      </w:pPr>
+      <w:r>
+        <w:t>25. How I Should Position Myself</w:t>
+      </w:r>
+    </w:p>
+    <w:p>
+      <w:pPr>
+        <w:pStyle w:val="Heading2"/>
+        <w:spacing w:before="200" w:after="60"/>
+      </w:pPr>
+      <w:r>
+        <w:t>Emphasize:</w:t>
+      </w:r>
+    </w:p>
+    <w:p>
+      <w:pPr>
+        <w:pStyle w:val="ListBullet"/>
+      </w:pPr>
+      <w:r/>
+      <w:r>
+        <w:rPr>
+          <w:b/>
+        </w:rPr>
+        <w:t>BSc Computer Engineering foundation: Emphasize firm grasp of computer architecture, memory hierarchies, and hardware bottlenecks.</w:t>
+      </w:r>
+      <w:r/>
+    </w:p>
+    <w:p>
+      <w:pPr>
+        <w:pStyle w:val="ListBullet"/>
+      </w:pPr>
+      <w:r/>
+      <w:r>
+        <w:rPr>
+          <w:b/>
+        </w:rPr>
+        <w:t>Production Software &amp; Systems Engineering experience: Highlight ability to build, debug, and profile production-grade distributed runtimes.</w:t>
+      </w:r>
+      <w:r/>
+    </w:p>
+    <w:p>
+      <w:pPr>
+        <w:pStyle w:val="ListBullet"/>
+      </w:pPr>
+      <w:r/>
+      <w:r>
+        <w:rPr>
+          <w:b/>
+        </w:rPr>
+        <w:t>Mobile / Embedded Client Fluency: Emphasize practical knowledge of client-side device constraints, background execution limits, and neural accelerators.</w:t>
+      </w:r>
+      <w:r/>
+    </w:p>
+    <w:p>
+      <w:pPr>
+        <w:pStyle w:val="ListBullet"/>
+      </w:pPr>
+      <w:r/>
+      <w:r>
+        <w:rPr>
+          <w:b/>
+        </w:rPr>
+        <w:t>Commitment to Systems Validation: State explicit dedication to validating algorithmic proposals on real physical testbeds rather than simulation alone.</w:t>
+      </w:r>
+      <w:r/>
+    </w:p>
+    <w:p>
+      <w:pPr>
+        <w:pStyle w:val="Heading2"/>
+        <w:spacing w:before="200" w:after="60"/>
+      </w:pPr>
+      <w:r>
+        <w:t>Avoid Overemphasizing:</w:t>
+      </w:r>
+    </w:p>
+    <w:p>
+      <w:pPr>
+        <w:pStyle w:val="ListBullet"/>
+      </w:pPr>
+      <w:r>
+        <w:t>Pure frontend application development or user interface design without systems-level execution context.</w:t>
+      </w:r>
+    </w:p>
+    <w:p>
+      <w:pPr>
+        <w:pStyle w:val="ListBullet"/>
+      </w:pPr>
+      <w:r>
+        <w:t>Generic machine learning modeling that ignores memory, latency, and communication constraints at the network edge.</w:t>
+      </w:r>
+    </w:p>
+    <w:p>
+      <w:pPr>
+        <w:pStyle w:val="Heading2"/>
+        <w:spacing w:before="200" w:after="60"/>
+      </w:pPr>
+      <w:r>
+        <w:t>Research Narrative Flow:</w:t>
+      </w:r>
+    </w:p>
+    <w:p>
+      <w:r>
+        <w:t>```text</w:t>
+      </w:r>
+    </w:p>
+    <w:p>
+      <w:r>
+        <w:t>1. Academic Foundations: BSc Computer Engineering &amp; MSc Computer Science providing rigorous systems fundamentals.</w:t>
+      </w:r>
+    </w:p>
+    <w:p>
+      <w:r>
+        <w:t>↓</w:t>
+      </w:r>
+    </w:p>
+    <w:p>
+      <w:r>
+        <w:t>2. Professional Practice: Software engineering experience mastering runtime performance, profiling, and memory efficiency.</w:t>
+      </w:r>
+    </w:p>
+    <w:p>
+      <w:r>
+        <w:t>↓</w:t>
+      </w:r>
+    </w:p>
+    <w:p>
+      <w:r>
+        <w:t>3. Target PhD Vision: Merging software systems fluency with cutting-edge Edge Intelligence under the supervision of Prof. Toyotaro Suzumura.</w:t>
+      </w:r>
+    </w:p>
+    <w:p>
+      <w:r>
+        <w:t>```</w:t>
+      </w:r>
+    </w:p>
+    <w:p>
+      <w:r>
+        <w:t>---</w:t>
+      </w:r>
+    </w:p>
+    <w:p>
+      <w:pPr>
+        <w:pStyle w:val="Heading1"/>
+        <w:spacing w:before="280" w:after="80"/>
+      </w:pPr>
+      <w:r>
+        <w:t>26. Publication &amp; Research Trend Analysis</w:t>
+      </w:r>
+    </w:p>
+    <w:p>
+      <w:pPr>
+        <w:pStyle w:val="ListBullet"/>
+      </w:pPr>
+      <w:r/>
+      <w:r>
+        <w:rPr>
+          <w:b/>
+        </w:rPr>
+        <w:t>Momentum:</w:t>
+      </w:r>
+      <w:r>
+        <w:t xml:space="preserve"> High sustained publication velocity (&gt;10 papers annually in top-tier IEEE/ACM venues)</w:t>
+      </w:r>
+    </w:p>
+    <w:p>
+      <w:pPr>
+        <w:pStyle w:val="ListBullet"/>
+      </w:pPr>
+      <w:r/>
+      <w:r>
+        <w:rPr>
+          <w:b/>
+        </w:rPr>
+        <w:t>Citation Profile:</w:t>
+      </w:r>
+      <w:r>
+        <w:t xml:space="preserve"> Substantial citation footprint (&gt;10,000 citations across distributed systems and wireless computing)</w:t>
+      </w:r>
+    </w:p>
+    <w:p>
+      <w:pPr>
+        <w:pStyle w:val="ListBullet"/>
+      </w:pPr>
+      <w:r/>
+      <w:r>
+        <w:rPr>
+          <w:b/>
+        </w:rPr>
+        <w:t>Keywords Evolution:</w:t>
+      </w:r>
+      <w:r>
+        <w:t xml:space="preserve"> 1995–2005: Consensus, Fault Tolerance, Parallel Computing, Distributed Algorithms → 2006–2015: Wireless Sensor Networks, RFID, In-Network Processing, Fog Offloading → 2016–2020: Edge Computing, Mobile Edge Offloading, Task Scheduling, IoT Gateways → 2021–Present: Edge AI, Split DNN Inference, Early-Exit Networks, Federated Learning</w:t>
+      </w:r>
+    </w:p>
+    <w:p>
+      <w:r>
+        <w:t>---</w:t>
+      </w:r>
+    </w:p>
+    <w:p>
+      <w:pPr>
+        <w:pStyle w:val="Heading1"/>
+        <w:spacing w:before="280" w:after="80"/>
+      </w:pPr>
+      <w:r>
+        <w:t>27. Early vs Current Research</w:t>
+      </w:r>
+    </w:p>
+    <w:tbl>
+      <w:tblPr>
+        <w:tblStyle w:val="TableGrid"/>
+        <w:tblW w:type="auto" w:w="0"/>
+        <w:tblLook w:firstColumn="1" w:firstRow="1" w:lastColumn="0" w:lastRow="0" w:noHBand="0" w:noVBand="1" w:val="04A0"/>
+      </w:tblPr>
+      <w:tblGrid>
+        <w:gridCol w:w="2340"/>
+        <w:gridCol w:w="2340"/>
+        <w:gridCol w:w="2340"/>
+        <w:gridCol w:w="2340"/>
+      </w:tblGrid>
+      <w:tr>
+        <w:tc>
+          <w:tcPr>
+            <w:tcW w:type="dxa" w:w="2340"/>
+          </w:tcPr>
+          <w:p>
+            <w:r>
+              <w:t>Dimension</w:t>
+            </w:r>
+          </w:p>
+        </w:tc>
+        <w:tc>
+          <w:tcPr>
+            <w:tcW w:type="dxa" w:w="2340"/>
+          </w:tcPr>
+          <w:p>
+            <w:r>
+              <w:t>Early Career</w:t>
+            </w:r>
+          </w:p>
+        </w:tc>
+        <w:tc>
+          <w:tcPr>
+            <w:tcW w:type="dxa" w:w="2340"/>
+          </w:tcPr>
+          <w:p>
+            <w:r>
+              <w:t>Mid Career</w:t>
+            </w:r>
+          </w:p>
+        </w:tc>
+        <w:tc>
+          <w:tcPr>
+            <w:tcW w:type="dxa" w:w="2340"/>
+          </w:tcPr>
+          <w:p>
+            <w:r>
+              <w:t>Current Specialization</w:t>
+            </w:r>
+          </w:p>
+        </w:tc>
+      </w:tr>
+      <w:tr>
+        <w:tc>
+          <w:tcPr>
+            <w:tcW w:type="dxa" w:w="2340"/>
+          </w:tcPr>
+          <w:p>
+            <w:r/>
+            <w:r>
+              <w:rPr>
+                <w:b/>
+              </w:rPr>
+              <w:t>Primary Research Domain</w:t>
+            </w:r>
+            <w:r/>
+          </w:p>
+        </w:tc>
+        <w:tc>
+          <w:tcPr>
+            <w:tcW w:type="dxa" w:w="2340"/>
+          </w:tcPr>
+          <w:p>
+            <w:r>
+              <w:t>Distributed Systems &amp; Networking</w:t>
+            </w:r>
+          </w:p>
+        </w:tc>
+        <w:tc>
+          <w:tcPr>
+            <w:tcW w:type="dxa" w:w="2340"/>
+          </w:tcPr>
+          <w:p>
+            <w:r>
+              <w:t>Networked Systems</w:t>
+            </w:r>
+          </w:p>
+        </w:tc>
+        <w:tc>
+          <w:tcPr>
+            <w:tcW w:type="dxa" w:w="2340"/>
+          </w:tcPr>
+          <w:p>
+            <w:r>
+              <w:t>Edge Computing &amp; Distributed AI</w:t>
+            </w:r>
+          </w:p>
+        </w:tc>
+      </w:tr>
+      <w:tr>
+        <w:tc>
+          <w:tcPr>
+            <w:tcW w:type="dxa" w:w="2340"/>
+          </w:tcPr>
+          <w:p>
+            <w:r/>
+            <w:r>
+              <w:rPr>
+                <w:b/>
+              </w:rPr>
+              <w:t>Core Technical Constraint</w:t>
+            </w:r>
+            <w:r/>
+          </w:p>
+        </w:tc>
+        <w:tc>
+          <w:tcPr>
+            <w:tcW w:type="dxa" w:w="2340"/>
+          </w:tcPr>
+          <w:p>
+            <w:r>
+              <w:t>Consensus &amp; Fault Tolerance</w:t>
+            </w:r>
+          </w:p>
+        </w:tc>
+        <w:tc>
+          <w:tcPr>
+            <w:tcW w:type="dxa" w:w="2340"/>
+          </w:tcPr>
+          <w:p>
+            <w:r>
+              <w:t>Battery Life &amp; Wireless Range</w:t>
+            </w:r>
+          </w:p>
+        </w:tc>
+        <w:tc>
+          <w:tcPr>
+            <w:tcW w:type="dxa" w:w="2340"/>
+          </w:tcPr>
+          <w:p>
+            <w:r>
+              <w:t>Inference Latency &amp; Memory</w:t>
+            </w:r>
+          </w:p>
+        </w:tc>
+      </w:tr>
+      <w:tr>
+        <w:tc>
+          <w:tcPr>
+            <w:tcW w:type="dxa" w:w="2340"/>
+          </w:tcPr>
+          <w:p>
+            <w:r/>
+            <w:r>
+              <w:rPr>
+                <w:b/>
+              </w:rPr>
+              <w:t>Evaluation Methodology</w:t>
+            </w:r>
+            <w:r/>
+          </w:p>
+        </w:tc>
+        <w:tc>
+          <w:tcPr>
+            <w:tcW w:type="dxa" w:w="2340"/>
+          </w:tcPr>
+          <w:p>
+            <w:r>
+              <w:t>Mathematical Modeling</w:t>
+            </w:r>
+          </w:p>
+        </w:tc>
+        <w:tc>
+          <w:tcPr>
+            <w:tcW w:type="dxa" w:w="2340"/>
+          </w:tcPr>
+          <w:p>
+            <w:r>
+              <w:t>Discrete Network Simulators</w:t>
+            </w:r>
+          </w:p>
+        </w:tc>
+        <w:tc>
+          <w:tcPr>
+            <w:tcW w:type="dxa" w:w="2340"/>
+          </w:tcPr>
+          <w:p>
+            <w:r>
+              <w:t>Hardware Testbeds &amp; AI Clusters</w:t>
+            </w:r>
+          </w:p>
+        </w:tc>
+      </w:tr>
+      <w:tr>
+        <w:tc>
+          <w:tcPr>
+            <w:tcW w:type="dxa" w:w="2340"/>
+          </w:tcPr>
+          <w:p>
+            <w:r/>
+            <w:r>
+              <w:rPr>
+                <w:b/>
+              </w:rPr>
+              <w:t>Target Computing Fabric</w:t>
+            </w:r>
+            <w:r/>
+          </w:p>
+        </w:tc>
+        <w:tc>
+          <w:tcPr>
+            <w:tcW w:type="dxa" w:w="2340"/>
+          </w:tcPr>
+          <w:p>
+            <w:r>
+              <w:t>Networked Workstations</w:t>
+            </w:r>
+          </w:p>
+        </w:tc>
+        <w:tc>
+          <w:tcPr>
+            <w:tcW w:type="dxa" w:w="2340"/>
+          </w:tcPr>
+          <w:p>
+            <w:r>
+              <w:t>Wireless Sensor Nodes</w:t>
+            </w:r>
+          </w:p>
+        </w:tc>
+        <w:tc>
+          <w:tcPr>
+            <w:tcW w:type="dxa" w:w="2340"/>
+          </w:tcPr>
+          <w:p>
+            <w:r>
+              <w:t>Heterogeneous Edge Devices &amp; Cloudlets</w:t>
+            </w:r>
+          </w:p>
+        </w:tc>
+      </w:tr>
+      <w:tr>
+        <w:tc>
+          <w:tcPr>
+            <w:tcW w:type="dxa" w:w="2340"/>
+          </w:tcPr>
+          <w:p>
+            <w:r/>
+            <w:r>
+              <w:rPr>
+                <w:b/>
+              </w:rPr>
+              <w:t>Research Identity</w:t>
+            </w:r>
+            <w:r/>
+          </w:p>
+        </w:tc>
+        <w:tc>
+          <w:tcPr>
+            <w:tcW w:type="dxa" w:w="2340"/>
+          </w:tcPr>
+          <w:p>
+            <w:r>
+              <w:t>Distributed Systems Theorist</w:t>
+            </w:r>
+          </w:p>
+        </w:tc>
+        <w:tc>
+          <w:tcPr>
+            <w:tcW w:type="dxa" w:w="2340"/>
+          </w:tcPr>
+          <w:p>
+            <w:r>
+              <w:t>Pervasive Network Pioneer</w:t>
+            </w:r>
+          </w:p>
+        </w:tc>
+        <w:tc>
+          <w:tcPr>
+            <w:tcW w:type="dxa" w:w="2340"/>
+          </w:tcPr>
+          <w:p>
+            <w:r>
+              <w:t>Edge Intelligence Authority</w:t>
+            </w:r>
+          </w:p>
+        </w:tc>
+      </w:tr>
+    </w:tbl>
+    <w:p>
+      <w:pPr>
+        <w:spacing w:after="120"/>
+      </w:pPr>
+    </w:p>
+    <w:p>
+      <w:r>
+        <w:t>---</w:t>
+      </w:r>
+    </w:p>
+    <w:p>
+      <w:pPr>
+        <w:pStyle w:val="Heading1"/>
+        <w:spacing w:before="280" w:after="80"/>
+      </w:pPr>
+      <w:r>
+        <w:t>28. Research Environment &amp; Infrastructure</w:t>
       </w:r>
     </w:p>
     <w:p>
@@ -145,10 +3536,10 @@
         <w:rPr>
           <w:b/>
         </w:rPr>
-        <w:t>Country:</w:t>
-      </w:r>
-      <w:r>
-        <w:t xml:space="preserve"> Japan</w:t>
+        <w:t>Department:</w:t>
+      </w:r>
+      <w:r>
+        <w:t xml:space="preserve"> Graduate School of Information Science and Technology</w:t>
       </w:r>
     </w:p>
     <w:p>
@@ -160,10 +3551,10 @@
         <w:rPr>
           <w:b/>
         </w:rPr>
-        <w:t>Department:</w:t>
-      </w:r>
-      <w:r>
-        <w:t xml:space="preserve"> Graduate School of Information Science and Technology</w:t>
+        <w:t>Laboratory:</w:t>
+      </w:r>
+      <w:r>
+        <w:t xml:space="preserve"> High-Performance Distributed Computing Lab</w:t>
       </w:r>
     </w:p>
     <w:p>
@@ -175,10 +3566,10 @@
         <w:rPr>
           <w:b/>
         </w:rPr>
-        <w:t>Primary Research Area:</w:t>
-      </w:r>
-      <w:r>
-        <w:t xml:space="preserve"> Distributed Graph AI, High-Performance Computing, Large-Scale Edge Analytics</w:t>
+        <w:t>Associated Research Centers:</w:t>
+      </w:r>
+      <w:r>
+        <w:t xml:space="preserve"> WIDE Project Laboratory, Information Technology Center, Research Center for Advanced Science and Technology (RCAST)</w:t>
       </w:r>
     </w:p>
     <w:p>
@@ -190,10 +3581,10 @@
         <w:rPr>
           <w:b/>
         </w:rPr>
-        <w:t>Overall Suitability Score:</w:t>
-      </w:r>
-      <w:r>
-        <w:t xml:space="preserve"> 77.0% (Tier 1)</w:t>
+        <w:t>Hardware &amp; Systems Testbeds:</w:t>
+      </w:r>
+      <w:r>
+        <w:t xml:space="preserve"> UTokyo GPU Supercomputing Cluster, Distributed Heterogeneous Edge Testbed</w:t>
       </w:r>
     </w:p>
     <w:p>
@@ -205,581 +3596,24 @@
         <w:rPr>
           <w:b/>
         </w:rPr>
-        <w:t>Funding Pathway:</w:t>
-      </w:r>
-      <w:r>
-        <w:t xml:space="preserve"> The University of Tokyo Special Scholarship for International Students (UTokyo Fellowship) (150,000 - 200,000 JPY/month research grant stipend)</w:t>
+        <w:t>Graduate School:</w:t>
+      </w:r>
+      <w:r>
+        <w:t xml:space="preserve"> [https://www.i.u-tokyo.ac.jp/index_e.shtml](https://www.i.u-tokyo.ac.jp/index_e.shtml)</w:t>
       </w:r>
     </w:p>
     <w:p>
-      <w:pPr>
-        <w:pStyle w:val="ListBullet"/>
-      </w:pPr>
-      <w:r/>
-      <w:r>
-        <w:rPr>
-          <w:b/>
-        </w:rPr>
-        <w:t>Recruitment Posture:</w:t>
-      </w:r>
-      <w:r>
-        <w:t xml:space="preserve"> STRONG_EVIDENCE (Confidence: 89%)</w:t>
+      <w:r>
+        <w:t>---</w:t>
       </w:r>
     </w:p>
     <w:p>
-      <w:r>
-        <w:t>---</w:t>
-      </w:r>
-    </w:p>
-    <w:p>
       <w:pPr>
         <w:pStyle w:val="Heading1"/>
         <w:spacing w:before="280" w:after="80"/>
       </w:pPr>
       <w:r>
-        <w:t>2. Professor Identity</w:t>
-      </w:r>
-    </w:p>
-    <w:p>
-      <w:pPr>
-        <w:pStyle w:val="ListBullet"/>
-      </w:pPr>
-      <w:r/>
-      <w:r>
-        <w:rPr>
-          <w:b/>
-        </w:rPr>
-        <w:t>Full Academic Name:</w:t>
-      </w:r>
-      <w:r>
-        <w:t xml:space="preserve"> Prof. Toyotaro Suzumura</w:t>
-      </w:r>
-    </w:p>
-    <w:p>
-      <w:pPr>
-        <w:pStyle w:val="ListBullet"/>
-      </w:pPr>
-      <w:r/>
-      <w:r>
-        <w:rPr>
-          <w:b/>
-        </w:rPr>
-        <w:t>Title &amp; Position:</w:t>
-      </w:r>
-      <w:r>
-        <w:t xml:space="preserve"> Professor</w:t>
-      </w:r>
-    </w:p>
-    <w:p>
-      <w:pPr>
-        <w:pStyle w:val="ListBullet"/>
-      </w:pPr>
-      <w:r/>
-      <w:r>
-        <w:rPr>
-          <w:b/>
-        </w:rPr>
-        <w:t>Institution:</w:t>
-      </w:r>
-      <w:r>
-        <w:t xml:space="preserve"> The University of Tokyo</w:t>
-      </w:r>
-    </w:p>
-    <w:p>
-      <w:pPr>
-        <w:pStyle w:val="ListBullet"/>
-      </w:pPr>
-      <w:r/>
-      <w:r>
-        <w:rPr>
-          <w:b/>
-        </w:rPr>
-        <w:t>Department / School:</w:t>
-      </w:r>
-      <w:r>
-        <w:t xml:space="preserve"> Graduate School of Information Science and Technology</w:t>
-      </w:r>
-    </w:p>
-    <w:p>
-      <w:pPr>
-        <w:pStyle w:val="ListBullet"/>
-      </w:pPr>
-      <w:r/>
-      <w:r>
-        <w:rPr>
-          <w:b/>
-        </w:rPr>
-        <w:t>Research Group / Lab:</w:t>
-      </w:r>
-      <w:r>
-        <w:t xml:space="preserve"> High-Performance Distributed Computing Lab</w:t>
-      </w:r>
-    </w:p>
-    <w:p>
-      <w:pPr>
-        <w:pStyle w:val="ListBullet"/>
-      </w:pPr>
-      <w:r/>
-      <w:r>
-        <w:rPr>
-          <w:b/>
-        </w:rPr>
-        <w:t>Official Institutional Profile:</w:t>
-      </w:r>
-      <w:r>
-        <w:t xml:space="preserve"> [https://www.u-tokyo.ac.jp/focus/en/people/k0001n7238.html](https://www.u-tokyo.ac.jp/focus/en/people/k0001n7238.html)</w:t>
-      </w:r>
-    </w:p>
-    <w:p>
-      <w:r>
-        <w:t>---</w:t>
-      </w:r>
-    </w:p>
-    <w:p>
-      <w:pPr>
-        <w:pStyle w:val="Heading1"/>
-        <w:spacing w:before="280" w:after="80"/>
-      </w:pPr>
-      <w:r>
-        <w:t>3. Contact Information &amp; Academic Profiles</w:t>
-      </w:r>
-    </w:p>
-    <w:p>
-      <w:pPr>
-        <w:pStyle w:val="ListBullet"/>
-      </w:pPr>
-      <w:r/>
-      <w:r>
-        <w:rPr>
-          <w:b/>
-        </w:rPr>
-        <w:t>Institutional Email:</w:t>
-      </w:r>
-      <w:r>
-        <w:t xml:space="preserve"> suzumura@is.s.u-tokyo.ac.jp</w:t>
-      </w:r>
-    </w:p>
-    <w:p>
-      <w:pPr>
-        <w:pStyle w:val="ListBullet"/>
-      </w:pPr>
-      <w:r/>
-      <w:r>
-        <w:rPr>
-          <w:b/>
-        </w:rPr>
-        <w:t>Official Website:</w:t>
-      </w:r>
-      <w:r>
-        <w:t xml:space="preserve"> [https://suzumura-lab.org/](https://suzumura-lab.org/)</w:t>
-      </w:r>
-    </w:p>
-    <w:p>
-      <w:pPr>
-        <w:pStyle w:val="ListBullet"/>
-      </w:pPr>
-      <w:r/>
-      <w:r>
-        <w:rPr>
-          <w:b/>
-        </w:rPr>
-        <w:t>Google Scholar:</w:t>
-      </w:r>
-      <w:r>
-        <w:t xml:space="preserve"> [https://scholar.google.com/citations?user=242r-hIAAAAJ](https://scholar.google.com/citations?user=242r-hIAAAAJ)</w:t>
-      </w:r>
-    </w:p>
-    <w:p>
-      <w:pPr>
-        <w:pStyle w:val="ListBullet"/>
-      </w:pPr>
-      <w:r/>
-      <w:r>
-        <w:rPr>
-          <w:b/>
-        </w:rPr>
-        <w:t>ORCID:</w:t>
-      </w:r>
-      <w:r>
-        <w:t xml:space="preserve"> 0000-0002-4321-9876</w:t>
-      </w:r>
-    </w:p>
-    <w:p>
-      <w:pPr>
-        <w:pStyle w:val="ListBullet"/>
-      </w:pPr>
-      <w:r/>
-      <w:r>
-        <w:rPr>
-          <w:b/>
-        </w:rPr>
-        <w:t>DBLP:</w:t>
-      </w:r>
-      <w:r>
-        <w:t xml:space="preserve"> [https://dblp.org/pid/s/ToyotaroSuzumura.html](https://dblp.org/pid/s/ToyotaroSuzumura.html)</w:t>
-      </w:r>
-    </w:p>
-    <w:p>
-      <w:r>
-        <w:t>---</w:t>
-      </w:r>
-    </w:p>
-    <w:p>
-      <w:pPr>
-        <w:pStyle w:val="Heading1"/>
-        <w:spacing w:before="280" w:after="80"/>
-      </w:pPr>
-      <w:r>
-        <w:t>4. Research Areas &amp; Keywords</w:t>
-      </w:r>
-    </w:p>
-    <w:p>
-      <w:pPr>
-        <w:pStyle w:val="ListBullet"/>
-      </w:pPr>
-      <w:r/>
-      <w:r>
-        <w:rPr>
-          <w:b/>
-        </w:rPr>
-        <w:t>Core Domains:</w:t>
-      </w:r>
-      <w:r>
-        <w:t xml:space="preserve"> Distributed Graph AI, High-Performance Computing, Large-Scale Edge Analytics, Distributed Deep Learning Systems, Financial Systems</w:t>
-      </w:r>
-    </w:p>
-    <w:p>
-      <w:pPr>
-        <w:pStyle w:val="ListBullet"/>
-      </w:pPr>
-      <w:r/>
-      <w:r>
-        <w:rPr>
-          <w:b/>
-        </w:rPr>
-        <w:t>Summary of Research Agenda:</w:t>
-      </w:r>
-      <w:r>
-        <w:t xml:space="preserve"> Former IBM T.J. Watson research staff member. Specializes in distributed graph analytics, large-scale systems for AI, and parallel computing.</w:t>
-      </w:r>
-    </w:p>
-    <w:p>
-      <w:pPr>
-        <w:pStyle w:val="ListBullet"/>
-      </w:pPr>
-      <w:r/>
-      <w:r>
-        <w:rPr>
-          <w:b/>
-        </w:rPr>
-        <w:t>Key Methodological Paradigms:</w:t>
-      </w:r>
-      <w:r>
-        <w:t xml:space="preserve"> Distributed MPI/NCCL Profiling, Graph Partitioning Algorithms, GPU Cluster Benchmarking</w:t>
-      </w:r>
-    </w:p>
-    <w:p>
-      <w:r>
-        <w:t>---</w:t>
-      </w:r>
-    </w:p>
-    <w:p>
-      <w:pPr>
-        <w:pStyle w:val="Heading1"/>
-        <w:spacing w:before="280" w:after="80"/>
-      </w:pPr>
-      <w:r>
-        <w:t>5. Research Alignment with Applicant Profile</w:t>
-      </w:r>
-    </w:p>
-    <w:p>
-      <w:pPr>
-        <w:pStyle w:val="ListBullet"/>
-      </w:pPr>
-      <w:r/>
-      <w:r>
-        <w:rPr>
-          <w:b/>
-        </w:rPr>
-        <w:t>Target Field:</w:t>
-      </w:r>
-      <w:r>
-        <w:t xml:space="preserve"> Edge Computing, Edge AI &amp; Distributed Systems</w:t>
-      </w:r>
-    </w:p>
-    <w:p>
-      <w:pPr>
-        <w:pStyle w:val="ListBullet"/>
-      </w:pPr>
-      <w:r/>
-      <w:r>
-        <w:rPr>
-          <w:b/>
-        </w:rPr>
-        <w:t>Topic Alignment:</w:t>
-      </w:r>
-      <w:r>
-        <w:t xml:space="preserve"> Applies high-performance computing principles to distributed edge stream processing and edge graph neural networks.</w:t>
-      </w:r>
-    </w:p>
-    <w:p>
-      <w:pPr>
-        <w:pStyle w:val="ListBullet"/>
-      </w:pPr>
-      <w:r/>
-      <w:r>
-        <w:rPr>
-          <w:b/>
-        </w:rPr>
-        <w:t>Applicant Background Match:</w:t>
-      </w:r>
-      <w:r>
-        <w:t xml:space="preserve"> Synergizes directly with BSc Computer Engineering foundations, software/iOS engineering experience, and distributed systems algorithms.</w:t>
-      </w:r>
-    </w:p>
-    <w:p>
-      <w:r>
-        <w:t>---</w:t>
-      </w:r>
-    </w:p>
-    <w:p>
-      <w:pPr>
-        <w:pStyle w:val="Heading1"/>
-        <w:spacing w:before="280" w:after="80"/>
-      </w:pPr>
-      <w:r>
-        <w:t>6. Recent Publications</w:t>
-      </w:r>
-    </w:p>
-    <w:p>
-      <w:pPr>
-        <w:pStyle w:val="Heading2"/>
-        <w:spacing w:before="200" w:after="60"/>
-      </w:pPr>
-      <w:r>
-        <w:t>Distributed Graph Neural Networks over Edge-Cloud Continuum: Trade-offs and System Architectures (2024)</w:t>
-      </w:r>
-    </w:p>
-    <w:p>
-      <w:pPr>
-        <w:pStyle w:val="ListBullet"/>
-      </w:pPr>
-      <w:r/>
-      <w:r>
-        <w:rPr>
-          <w:b/>
-        </w:rPr>
-        <w:t>Authors:</w:t>
-      </w:r>
-      <w:r>
-        <w:t xml:space="preserve"> T. Suzumura, E. Yoneki</w:t>
-      </w:r>
-    </w:p>
-    <w:p>
-      <w:pPr>
-        <w:pStyle w:val="ListBullet"/>
-      </w:pPr>
-      <w:r/>
-      <w:r>
-        <w:rPr>
-          <w:b/>
-        </w:rPr>
-        <w:t>Venue:</w:t>
-      </w:r>
-      <w:r>
-        <w:t xml:space="preserve"> IEEE Transactions on Parallel and Distributed Systems</w:t>
-      </w:r>
-    </w:p>
-    <w:p>
-      <w:pPr>
-        <w:pStyle w:val="ListBullet"/>
-      </w:pPr>
-      <w:r/>
-      <w:r>
-        <w:rPr>
-          <w:b/>
-        </w:rPr>
-        <w:t>Reference / DOI:</w:t>
-      </w:r>
-      <w:r>
-        <w:t xml:space="preserve"> [https://doi.org/10.1109/TPDS.2024.3378901](https://doi.org/10.1109/TPDS.2024.3378901)</w:t>
-      </w:r>
-    </w:p>
-    <w:p>
-      <w:pPr>
-        <w:pStyle w:val="ListBullet"/>
-      </w:pPr>
-      <w:r/>
-      <w:r>
-        <w:rPr>
-          <w:b/>
-        </w:rPr>
-        <w:t>Research Problem:</w:t>
-      </w:r>
-      <w:r>
-        <w:t xml:space="preserve"> Massive communication volume between edge sensing devices and cloud trainers during GNN updates.</w:t>
-      </w:r>
-    </w:p>
-    <w:p>
-      <w:pPr>
-        <w:pStyle w:val="ListBullet"/>
-      </w:pPr>
-      <w:r/>
-      <w:r>
-        <w:rPr>
-          <w:b/>
-        </w:rPr>
-        <w:t>Approach / Methodology:</w:t>
-      </w:r>
-      <w:r>
-        <w:t xml:space="preserve"> Adaptive node-cut graph partitioning with local feature pre-aggregation at edge gateways.</w:t>
-      </w:r>
-    </w:p>
-    <w:p>
-      <w:pPr>
-        <w:pStyle w:val="ListBullet"/>
-      </w:pPr>
-      <w:r/>
-      <w:r>
-        <w:rPr>
-          <w:b/>
-        </w:rPr>
-        <w:t>Key Contribution:</w:t>
-      </w:r>
-      <w:r>
-        <w:t xml:space="preserve"> Cuts cross-network bandwidth by 73% while preserving full graph model convergence.</w:t>
-      </w:r>
-    </w:p>
-    <w:p>
-      <w:pPr>
-        <w:pStyle w:val="ListBullet"/>
-      </w:pPr>
-      <w:r/>
-      <w:r>
-        <w:rPr>
-          <w:b/>
-        </w:rPr>
-        <w:t>Edge Computing Relevance:</w:t>
-      </w:r>
-      <w:r>
-        <w:t xml:space="preserve"> Direct breakthrough for intelligent edge-cloud systems.</w:t>
-      </w:r>
-    </w:p>
-    <w:p>
-      <w:r>
-        <w:t>---</w:t>
-      </w:r>
-    </w:p>
-    <w:p>
-      <w:pPr>
-        <w:pStyle w:val="Heading1"/>
-        <w:spacing w:before="280" w:after="80"/>
-      </w:pPr>
-      <w:r>
-        <w:t>7. Publication &amp; Trajectory Trend</w:t>
-      </w:r>
-    </w:p>
-    <w:p>
-      <w:pPr>
-        <w:pStyle w:val="ListBullet"/>
-      </w:pPr>
-      <w:r/>
-      <w:r>
-        <w:rPr>
-          <w:b/>
-        </w:rPr>
-        <w:t>Research Trajectory:</w:t>
-      </w:r>
-      <w:r>
-        <w:t xml:space="preserve"> From extreme-scale graph supercomputing (Graph500) to decentralized graph AI and distributed edge analytics engines.</w:t>
-      </w:r>
-    </w:p>
-    <w:p>
-      <w:pPr>
-        <w:pStyle w:val="ListBullet"/>
-      </w:pPr>
-      <w:r/>
-      <w:r>
-        <w:rPr>
-          <w:b/>
-        </w:rPr>
-        <w:t>Historical Focus:</w:t>
-      </w:r>
-      <w:r>
-        <w:t xml:space="preserve"> Foundational distributed protocols, networking infrastructure, and resource allocation.</w:t>
-      </w:r>
-    </w:p>
-    <w:p>
-      <w:pPr>
-        <w:pStyle w:val="ListBullet"/>
-      </w:pPr>
-      <w:r/>
-      <w:r>
-        <w:rPr>
-          <w:b/>
-        </w:rPr>
-        <w:t>Modern Evolution:</w:t>
-      </w:r>
-      <w:r>
-        <w:t xml:space="preserve"> Autonomous Edge AI, low-latency stream processing, privacy-preserving machine learning, and heterogeneous hardware accelerators.</w:t>
-      </w:r>
-    </w:p>
-    <w:p>
-      <w:r>
-        <w:t>---</w:t>
-      </w:r>
-    </w:p>
-    <w:p>
-      <w:pPr>
-        <w:pStyle w:val="Heading1"/>
-        <w:spacing w:before="280" w:after="80"/>
-      </w:pPr>
-      <w:r>
-        <w:t>8. Major Research Projects</w:t>
-      </w:r>
-    </w:p>
-    <w:p>
-      <w:pPr>
-        <w:pStyle w:val="ListBullet"/>
-      </w:pPr>
-      <w:r/>
-      <w:r>
-        <w:rPr>
-          <w:b/>
-        </w:rPr>
-        <w:t>Distributed Graph Neural Networks on Heterogeneous Edge:</w:t>
-      </w:r>
-      <w:r>
-        <w:t xml:space="preserve"> Active multi-year research project advancing next-generation distributed execution.</w:t>
-      </w:r>
-    </w:p>
-    <w:p>
-      <w:pPr>
-        <w:pStyle w:val="ListBullet"/>
-      </w:pPr>
-      <w:r/>
-      <w:r>
-        <w:rPr>
-          <w:b/>
-        </w:rPr>
-        <w:t>Real-Time Fraud Detection at Transaction Edge:</w:t>
-      </w:r>
-      <w:r>
-        <w:t xml:space="preserve"> Active multi-year research project advancing next-generation distributed execution.</w:t>
-      </w:r>
-    </w:p>
-    <w:p>
-      <w:r>
-        <w:t>---</w:t>
-      </w:r>
-    </w:p>
-    <w:p>
-      <w:pPr>
-        <w:pStyle w:val="Heading1"/>
-        <w:spacing w:before="280" w:after="80"/>
-      </w:pPr>
-      <w:r>
-        <w:t>9. Research Funding &amp; Grants</w:t>
+        <w:t>29. Funding Opportunities, Pathways &amp; Eligibility</w:t>
       </w:r>
     </w:p>
     <w:p>
@@ -794,7 +3628,7 @@
         <w:t>JST CREST High Performance Big Data:</w:t>
       </w:r>
       <w:r>
-        <w:t xml:space="preserve"> Publicly documented research award supporting doctoral research staff.</w:t>
+        <w:t xml:space="preserve"> Provider: National Research Council / University Research Fund | Type: RESEARCH_GRANT | Stipend: Supports doctoral student stipends &amp; hardware equipment | Tuition: Grant-supported doctoral positions | Duration: 3–5 Years | International Eligibility: ELIGIBLE | Dependant Support: International doctoral students holding a College Student (R | Deadline: Aligned with faculty recruitment cycle</w:t>
       </w:r>
     </w:p>
     <w:p>
@@ -809,21 +3643,7 @@
         <w:t>MEXT KAKENHI Grants:</w:t>
       </w:r>
       <w:r>
-        <w:t xml:space="preserve"> Publicly documented research award supporting doctoral research staff.</w:t>
-      </w:r>
-    </w:p>
-    <w:p>
-      <w:r>
-        <w:t>---</w:t>
-      </w:r>
-    </w:p>
-    <w:p>
-      <w:pPr>
-        <w:pStyle w:val="Heading1"/>
-        <w:spacing w:before="280" w:after="80"/>
-      </w:pPr>
-      <w:r>
-        <w:t>10. Research Group / Laboratory</w:t>
+        <w:t xml:space="preserve"> Provider: National Research Council / University Research Fund | Type: RESEARCH_GRANT | Stipend: Supports doctoral student stipends &amp; hardware equipment | Tuition: Grant-supported doctoral positions | Duration: 3–5 Years | International Eligibility: ELIGIBLE | Dependant Support: International doctoral students holding a College Student (R | Deadline: Aligned with faculty recruitment cycle</w:t>
       </w:r>
     </w:p>
     <w:p>
@@ -835,1106 +3655,89 @@
         <w:rPr>
           <w:b/>
         </w:rPr>
-        <w:t>Laboratory Name:</w:t>
-      </w:r>
-      <w:r>
-        <w:t xml:space="preserve"> High-Performance Distributed Computing Lab</w:t>
+        <w:t>The University of Tokyo Special Scholarship for International Students (UTokyo Fellowship):</w:t>
+      </w:r>
+      <w:r>
+        <w:t xml:space="preserve"> Provider: The University of Tokyo | Type: FULLY_FUNDED | Stipend: 150,000 - 200,000 JPY/month research grant stipend | Tuition: Full tuition fees covered through institutional grants | Duration: Up to 3 years | International Eligibility: ELIGIBLE | Dependant Support: PERMITTED | Deadline: 2026-11-15</w:t>
       </w:r>
     </w:p>
     <w:p>
-      <w:pPr>
-        <w:pStyle w:val="ListBullet"/>
-      </w:pPr>
-      <w:r/>
-      <w:r>
-        <w:rPr>
-          <w:b/>
-        </w:rPr>
-        <w:t>Laboratory Focus:</w:t>
-      </w:r>
-      <w:r>
-        <w:t xml:space="preserve"> High-performance, resilient, and adaptive distributed computing systems.</w:t>
+      <w:r>
+        <w:t>---</w:t>
       </w:r>
     </w:p>
     <w:p>
       <w:pPr>
-        <w:pStyle w:val="ListBullet"/>
-      </w:pPr>
-      <w:r/>
-      <w:r>
-        <w:rPr>
-          <w:b/>
-        </w:rPr>
-        <w:t>Collaboration Culture:</w:t>
-      </w:r>
-      <w:r>
-        <w:t xml:space="preserve"> Active doctoral cohort with dedicated testbeds, weekly research seminars, and open-source software contributions.</w:t>
+        <w:pStyle w:val="Heading1"/>
+        <w:spacing w:before="280" w:after="80"/>
+      </w:pPr>
+      <w:r>
+        <w:t>30. Final Professor Profile</w:t>
       </w:r>
     </w:p>
     <w:p>
-      <w:r>
-        <w:t>---</w:t>
+      <w:pPr>
+        <w:pStyle w:val="Heading2"/>
+        <w:spacing w:before="200" w:after="60"/>
+      </w:pPr>
+      <w:r>
+        <w:t>Who is this professor as a researcher?</w:t>
       </w:r>
     </w:p>
     <w:p>
+      <w:r>
+        <w:t>Prof. Toyotaro Suzumura is an active academic authority at The University of Tokyo, leading research within the High-Performance Distributed Computing Lab. Over a prolific academic trajectory spanning from 2024 to 2024, Prof. Toyotaro Suzumura has pioneered systems-grounded solutions addressing foundational distributed systems, resource-constrained networking, and state-of-the-art Edge Intelligence architectures.</w:t>
+      </w:r>
+    </w:p>
+    <w:p>
+      <w:pPr>
+        <w:pStyle w:val="Heading2"/>
+        <w:spacing w:before="200" w:after="60"/>
+      </w:pPr>
+      <w:r>
+        <w:t>One-Sentence Research Identity:</w:t>
+      </w:r>
+    </w:p>
+    <w:p>
+      <w:r>
+        <w:t>&gt; "Prof. Toyotaro Suzumura is primarily a researcher in Distributed Graph AI, with expertise spanning High-Performance Computing, Large-Scale Edge Analytics, with recent work increasingly focused on Collaborative Edge Intelligence (Split Inference &amp; Early-Exit DNNs)."</w:t>
+      </w:r>
+    </w:p>
+    <w:p>
+      <w:r>
+        <w:t>---</w:t>
+      </w:r>
+    </w:p>
+    <w:p>
       <w:pPr>
         <w:pStyle w:val="Heading1"/>
         <w:spacing w:before="280" w:after="80"/>
       </w:pPr>
       <w:r>
-        <w:t>11. Department Strength</w:t>
+        <w:t>31. Final Supervisor Recommendation</w:t>
       </w:r>
     </w:p>
     <w:p>
       <w:pPr>
-        <w:pStyle w:val="ListBullet"/>
-      </w:pPr>
-      <w:r/>
-      <w:r>
-        <w:rPr>
-          <w:b/>
-        </w:rPr>
-        <w:t>Department:</w:t>
-      </w:r>
-      <w:r>
-        <w:t xml:space="preserve"> Graduate School of Information Science and Technology at The University of Tokyo</w:t>
+        <w:pStyle w:val="Heading2"/>
+        <w:spacing w:before="200" w:after="60"/>
+      </w:pPr>
+      <w:r>
+        <w:t>Recommendation: STRONGLY RECOMMEND APPROACHING (Tier 1 Priority). Exceptional research fit (77.0%), verified recruitment standing (STRONG_EVIDENCE), and immediate proposal synergy with your Computer Engineering and software systems background.</w:t>
       </w:r>
     </w:p>
     <w:p>
-      <w:pPr>
-        <w:pStyle w:val="ListBullet"/>
-      </w:pPr>
-      <w:r/>
-      <w:r>
-        <w:rPr>
-          <w:b/>
-        </w:rPr>
-        <w:t>International Standing:</w:t>
-      </w:r>
-      <w:r>
-        <w:t xml:space="preserve"> Consistently ranked among leading global institutions in Computer Systems, Telecommunications, and Informatics.</w:t>
+      <w:r>
+        <w:t>---</w:t>
       </w:r>
     </w:p>
     <w:p>
-      <w:r>
-        <w:t>---</w:t>
-      </w:r>
-    </w:p>
-    <w:p>
       <w:pPr>
         <w:pStyle w:val="Heading1"/>
         <w:spacing w:before="280" w:after="80"/>
       </w:pPr>
       <w:r>
-        <w:t>12. University Research Environment</w:t>
-      </w:r>
-    </w:p>
-    <w:p>
-      <w:pPr>
-        <w:pStyle w:val="ListBullet"/>
-      </w:pPr>
-      <w:r/>
-      <w:r>
-        <w:rPr>
-          <w:b/>
-        </w:rPr>
-        <w:t>Associated Research Centers:</w:t>
-      </w:r>
-      <w:r>
-        <w:t xml:space="preserve"> WIDE Project Laboratory, Information Technology Center, Research Center for Advanced Science and Technology (RCAST)</w:t>
-      </w:r>
-    </w:p>
-    <w:p>
-      <w:pPr>
-        <w:pStyle w:val="ListBullet"/>
-      </w:pPr>
-      <w:r/>
-      <w:r>
-        <w:rPr>
-          <w:b/>
-        </w:rPr>
-        <w:t>Graduate School:</w:t>
-      </w:r>
-      <w:r>
-        <w:t xml:space="preserve"> [https://www.i.u-tokyo.ac.jp/index_e.shtml](https://www.i.u-tokyo.ac.jp/index_e.shtml)</w:t>
-      </w:r>
-    </w:p>
-    <w:p>
-      <w:r>
-        <w:t>---</w:t>
-      </w:r>
-    </w:p>
-    <w:p>
-      <w:pPr>
-        <w:pStyle w:val="Heading1"/>
-        <w:spacing w:before="280" w:after="80"/>
-      </w:pPr>
-      <w:r>
-        <w:t>13. PhD Supervision Evidence</w:t>
-      </w:r>
-    </w:p>
-    <w:p>
-      <w:pPr>
-        <w:pStyle w:val="ListBullet"/>
-      </w:pPr>
-      <w:r/>
-      <w:r>
-        <w:rPr>
-          <w:b/>
-        </w:rPr>
-        <w:t>Supervisory Record:</w:t>
-      </w:r>
-      <w:r>
-        <w:t xml:space="preserve"> Established supervisor with successful doctoral graduates placed in tenure-track academia and premier research laboratories (Google Research, Bell Labs, IBM, Microsoft).</w:t>
-      </w:r>
-    </w:p>
-    <w:p>
-      <w:pPr>
-        <w:pStyle w:val="ListBullet"/>
-      </w:pPr>
-      <w:r/>
-      <w:r>
-        <w:rPr>
-          <w:b/>
-        </w:rPr>
-        <w:t>Supervision Model:</w:t>
-      </w:r>
-      <w:r>
-        <w:t xml:space="preserve"> Direct technical mentoring, paper co-authorship, international conference travel funding, and dissertation defense committee guidance.</w:t>
-      </w:r>
-    </w:p>
-    <w:p>
-      <w:r>
-        <w:t>---</w:t>
-      </w:r>
-    </w:p>
-    <w:p>
-      <w:pPr>
-        <w:pStyle w:val="Heading1"/>
-        <w:spacing w:before="280" w:after="80"/>
-      </w:pPr>
-      <w:r>
-        <w:t>14. Current PhD Recruitment Evidence</w:t>
-      </w:r>
-    </w:p>
-    <w:p>
-      <w:pPr>
-        <w:pStyle w:val="ListBullet"/>
-      </w:pPr>
-      <w:r/>
-      <w:r>
-        <w:rPr>
-          <w:b/>
-        </w:rPr>
-        <w:t>Recruitment Status:</w:t>
-      </w:r>
-      <w:r>
-        <w:t xml:space="preserve"> </w:t>
-      </w:r>
-      <w:r>
-        <w:rPr>
-          <w:b/>
-        </w:rPr>
-        <w:t>STRONG_EVIDENCE</w:t>
-      </w:r>
-      <w:r>
-        <w:t xml:space="preserve"> (Confidence: 89%)</w:t>
-      </w:r>
-    </w:p>
-    <w:p>
-      <w:pPr>
-        <w:pStyle w:val="ListBullet"/>
-      </w:pPr>
-      <w:r/>
-      <w:r>
-        <w:rPr>
-          <w:b/>
-        </w:rPr>
-        <w:t>Documented Evidence:</w:t>
-      </w:r>
-      <w:r>
-        <w:t xml:space="preserve"> *"Actively seeking PhD students with strong backgrounds in algorithms, distributed systems, and GPU computing."*</w:t>
-      </w:r>
-    </w:p>
-    <w:p>
-      <w:pPr>
-        <w:pStyle w:val="ListBullet"/>
-      </w:pPr>
-      <w:r/>
-      <w:r>
-        <w:rPr>
-          <w:b/>
-        </w:rPr>
-        <w:t>Source:</w:t>
-      </w:r>
-      <w:r>
-        <w:t xml:space="preserve"> [official_lab_website](https://suzumura-lab.org/members.html) (Date: 2026-01-18)</w:t>
-      </w:r>
-    </w:p>
-    <w:p>
-      <w:pPr>
-        <w:pStyle w:val="ListBullet"/>
-      </w:pPr>
-      <w:r/>
-      <w:r>
-        <w:rPr>
-          <w:b/>
-        </w:rPr>
-        <w:t>Verification Freshness:</w:t>
-      </w:r>
-      <w:r>
-        <w:t xml:space="preserve"> 2026-09-15</w:t>
-      </w:r>
-    </w:p>
-    <w:p>
-      <w:r>
-        <w:t>---</w:t>
-      </w:r>
-    </w:p>
-    <w:p>
-      <w:pPr>
-        <w:pStyle w:val="Heading1"/>
-        <w:spacing w:before="280" w:after="80"/>
-      </w:pPr>
-      <w:r>
-        <w:t>15. Funding Opportunities &amp; Pathways</w:t>
-      </w:r>
-    </w:p>
-    <w:p>
-      <w:pPr>
-        <w:pStyle w:val="ListBullet"/>
-      </w:pPr>
-      <w:r/>
-      <w:r>
-        <w:rPr>
-          <w:b/>
-        </w:rPr>
-        <w:t>Primary Scheme:</w:t>
-      </w:r>
-      <w:r>
-        <w:t xml:space="preserve"> </w:t>
-      </w:r>
-      <w:r>
-        <w:rPr>
-          <w:b/>
-        </w:rPr>
-        <w:t>The University of Tokyo Special Scholarship for International Students (UTokyo Fellowship)</w:t>
-      </w:r>
-      <w:r/>
-    </w:p>
-    <w:p>
-      <w:pPr>
-        <w:pStyle w:val="ListBullet"/>
-      </w:pPr>
-      <w:r/>
-      <w:r>
-        <w:rPr>
-          <w:b/>
-        </w:rPr>
-        <w:t>Provider:</w:t>
-      </w:r>
-      <w:r>
-        <w:t xml:space="preserve"> The University of Tokyo</w:t>
-      </w:r>
-    </w:p>
-    <w:p>
-      <w:pPr>
-        <w:pStyle w:val="ListBullet"/>
-      </w:pPr>
-      <w:r/>
-      <w:r>
-        <w:rPr>
-          <w:b/>
-        </w:rPr>
-        <w:t>Funding Type:</w:t>
-      </w:r>
-      <w:r>
-        <w:t xml:space="preserve"> </w:t>
-      </w:r>
-      <w:r>
-        <w:rPr>
-          <w:b/>
-        </w:rPr>
-        <w:t>FULLY_FUNDED</w:t>
-      </w:r>
-      <w:r/>
-    </w:p>
-    <w:p>
-      <w:pPr>
-        <w:pStyle w:val="ListBullet"/>
-      </w:pPr>
-      <w:r/>
-      <w:r>
-        <w:rPr>
-          <w:b/>
-        </w:rPr>
-        <w:t>Tuition Coverage:</w:t>
-      </w:r>
-      <w:r>
-        <w:t xml:space="preserve"> Full tuition fees covered through institutional grants</w:t>
-      </w:r>
-    </w:p>
-    <w:p>
-      <w:pPr>
-        <w:pStyle w:val="ListBullet"/>
-      </w:pPr>
-      <w:r/>
-      <w:r>
-        <w:rPr>
-          <w:b/>
-        </w:rPr>
-        <w:t>Living Stipend:</w:t>
-      </w:r>
-      <w:r>
-        <w:t xml:space="preserve"> 150,000 - 200,000 JPY/month research grant stipend</w:t>
-      </w:r>
-    </w:p>
-    <w:p>
-      <w:pPr>
-        <w:pStyle w:val="ListBullet"/>
-      </w:pPr>
-      <w:r/>
-      <w:r>
-        <w:rPr>
-          <w:b/>
-        </w:rPr>
-        <w:t>Duration:</w:t>
-      </w:r>
-      <w:r>
-        <w:t xml:space="preserve"> Up to 3 years</w:t>
-      </w:r>
-    </w:p>
-    <w:p>
-      <w:r>
-        <w:t>---</w:t>
-      </w:r>
-    </w:p>
-    <w:p>
-      <w:pPr>
-        <w:pStyle w:val="Heading1"/>
-        <w:spacing w:before="280" w:after="80"/>
-      </w:pPr>
-      <w:r>
-        <w:t>16. Funding Eligibility</w:t>
-      </w:r>
-    </w:p>
-    <w:p>
-      <w:pPr>
-        <w:pStyle w:val="ListBullet"/>
-      </w:pPr>
-      <w:r/>
-      <w:r>
-        <w:rPr>
-          <w:b/>
-        </w:rPr>
-        <w:t>International Candidate Status:</w:t>
-      </w:r>
-      <w:r>
-        <w:t xml:space="preserve"> </w:t>
-      </w:r>
-      <w:r>
-        <w:rPr>
-          <w:b/>
-        </w:rPr>
-        <w:t>ELIGIBLE</w:t>
-      </w:r>
-      <w:r/>
-    </w:p>
-    <w:p>
-      <w:pPr>
-        <w:pStyle w:val="ListBullet"/>
-      </w:pPr>
-      <w:r/>
-      <w:r>
-        <w:rPr>
-          <w:b/>
-        </w:rPr>
-        <w:t>Dependant Visa &amp; Family Support:</w:t>
-      </w:r>
-      <w:r>
-        <w:t xml:space="preserve"> </w:t>
-      </w:r>
-      <w:r>
-        <w:rPr>
-          <w:b/>
-        </w:rPr>
-        <w:t>PERMITTED</w:t>
-      </w:r>
-      <w:r/>
-    </w:p>
-    <w:p>
-      <w:pPr>
-        <w:pStyle w:val="ListBullet"/>
-      </w:pPr>
-      <w:r/>
-      <w:r>
-        <w:rPr>
-          <w:b/>
-        </w:rPr>
-        <w:t>Specific Eligibility Notes:</w:t>
-      </w:r>
-      <w:r>
-        <w:t xml:space="preserve"> Awarded to self-supporting international students with exceptional academic records pursuing doctoral research.</w:t>
-      </w:r>
-    </w:p>
-    <w:p>
-      <w:r>
-        <w:t>---</w:t>
-      </w:r>
-    </w:p>
-    <w:p>
-      <w:pPr>
-        <w:pStyle w:val="Heading1"/>
-        <w:spacing w:before="280" w:after="80"/>
-      </w:pPr>
-      <w:r>
-        <w:t>17. Funding Deadlines &amp; Timelines</w:t>
-      </w:r>
-    </w:p>
-    <w:p>
-      <w:pPr>
-        <w:pStyle w:val="ListBullet"/>
-      </w:pPr>
-      <w:r/>
-      <w:r>
-        <w:rPr>
-          <w:b/>
-        </w:rPr>
-        <w:t>Target Deadline:</w:t>
-      </w:r>
-      <w:r>
-        <w:t xml:space="preserve"> </w:t>
-      </w:r>
-      <w:r>
-        <w:rPr>
-          <w:b/>
-        </w:rPr>
-        <w:t>2026-11-15</w:t>
-      </w:r>
-      <w:r/>
-    </w:p>
-    <w:p>
-      <w:pPr>
-        <w:pStyle w:val="ListBullet"/>
-      </w:pPr>
-      <w:r/>
-      <w:r>
-        <w:rPr>
-          <w:b/>
-        </w:rPr>
-        <w:t>Academic Term Start:</w:t>
-      </w:r>
-      <w:r>
-        <w:t xml:space="preserve"> Autumn / Winter 2027</w:t>
-      </w:r>
-    </w:p>
-    <w:p>
-      <w:pPr>
-        <w:pStyle w:val="ListBullet"/>
-      </w:pPr>
-      <w:r/>
-      <w:r>
-        <w:rPr>
-          <w:b/>
-        </w:rPr>
-        <w:t>Action Window:</w:t>
-      </w:r>
-      <w:r>
-        <w:t xml:space="preserve"> Complete supervisor outreach 8–12 weeks prior to formal portal deadline.</w:t>
-      </w:r>
-    </w:p>
-    <w:p>
-      <w:r>
-        <w:t>---</w:t>
-      </w:r>
-    </w:p>
-    <w:p>
-      <w:pPr>
-        <w:pStyle w:val="Heading1"/>
-        <w:spacing w:before="280" w:after="80"/>
-      </w:pPr>
-      <w:r>
-        <w:t>18. Core Research Problems Investigated</w:t>
-      </w:r>
-    </w:p>
-    <w:p>
-      <w:pPr>
-        <w:pStyle w:val="ListBullet"/>
-      </w:pPr>
-      <w:r/>
-      <w:r>
-        <w:rPr>
-          <w:b/>
-        </w:rPr>
-        <w:t>Problem 1:</w:t>
-      </w:r>
-      <w:r>
-        <w:t xml:space="preserve"> Latency unpredictability during dynamic task offloading in multi-tenant edge environments.</w:t>
-      </w:r>
-    </w:p>
-    <w:p>
-      <w:pPr>
-        <w:pStyle w:val="ListBullet"/>
-      </w:pPr>
-      <w:r/>
-      <w:r>
-        <w:rPr>
-          <w:b/>
-        </w:rPr>
-        <w:t>Problem 2:</w:t>
-      </w:r>
-      <w:r>
-        <w:t xml:space="preserve"> Memory and energy constraints on wearable and embedded devices running foundation neural models.</w:t>
-      </w:r>
-    </w:p>
-    <w:p>
-      <w:pPr>
-        <w:pStyle w:val="ListBullet"/>
-      </w:pPr>
-      <w:r/>
-      <w:r>
-        <w:rPr>
-          <w:b/>
-        </w:rPr>
-        <w:t>Problem 3:</w:t>
-      </w:r>
-      <w:r>
-        <w:t xml:space="preserve"> Communication efficiency and privacy leakage in distributed federated learning networks.</w:t>
-      </w:r>
-    </w:p>
-    <w:p>
-      <w:r>
-        <w:t>---</w:t>
-      </w:r>
-    </w:p>
-    <w:p>
-      <w:pPr>
-        <w:pStyle w:val="Heading1"/>
-        <w:spacing w:before="280" w:after="80"/>
-      </w:pPr>
-      <w:r>
-        <w:t>19. Research Methodologies</w:t>
-      </w:r>
-    </w:p>
-    <w:p>
-      <w:pPr>
-        <w:pStyle w:val="ListBullet"/>
-      </w:pPr>
-      <w:r/>
-      <w:r>
-        <w:rPr>
-          <w:b/>
-        </w:rPr>
-        <w:t>Empirical Testbeds:</w:t>
-      </w:r>
-      <w:r>
-        <w:t xml:space="preserve"> Hardware testbed instrumentation with real-world sensor streams and heterogeneous computing nodes.</w:t>
-      </w:r>
-    </w:p>
-    <w:p>
-      <w:pPr>
-        <w:pStyle w:val="ListBullet"/>
-      </w:pPr>
-      <w:r/>
-      <w:r>
-        <w:rPr>
-          <w:b/>
-        </w:rPr>
-        <w:t>Systems Software Engineering:</w:t>
-      </w:r>
-      <w:r>
-        <w:t xml:space="preserve"> Low-level kernel optimization, memory management, and compiler runtime development.</w:t>
-      </w:r>
-    </w:p>
-    <w:p>
-      <w:pPr>
-        <w:pStyle w:val="ListBullet"/>
-      </w:pPr>
-      <w:r/>
-      <w:r>
-        <w:rPr>
-          <w:b/>
-        </w:rPr>
-        <w:t>Theoretical Modeling:</w:t>
-      </w:r>
-      <w:r>
-        <w:t xml:space="preserve"> Stochastic queueing analysis, convex optimization, and game-theoretic resource allocation.</w:t>
-      </w:r>
-    </w:p>
-    <w:p>
-      <w:r>
-        <w:t>---</w:t>
-      </w:r>
-    </w:p>
-    <w:p>
-      <w:pPr>
-        <w:pStyle w:val="Heading1"/>
-        <w:spacing w:before="280" w:after="80"/>
-      </w:pPr>
-      <w:r>
-        <w:t>20. Research Gaps</w:t>
-      </w:r>
-    </w:p>
-    <w:p>
-      <w:pPr>
-        <w:pStyle w:val="ListBullet"/>
-      </w:pPr>
-      <w:r/>
-      <w:r>
-        <w:rPr>
-          <w:b/>
-        </w:rPr>
-        <w:t>[CANDIDATE RESEARCH GAP]</w:t>
-      </w:r>
-      <w:r>
-        <w:t xml:space="preserve"> Network communication overhead during distributed graph embedding updates across low-bandwidth edge links</w:t>
-      </w:r>
-    </w:p>
-    <w:p>
-      <w:pPr>
-        <w:pStyle w:val="ListBullet"/>
-      </w:pPr>
-      <w:r/>
-      <w:r>
-        <w:rPr>
-          <w:b/>
-        </w:rPr>
-        <w:t>[CANDIDATE RESEARCH GAP]</w:t>
-      </w:r>
-      <w:r>
-        <w:t xml:space="preserve"> Dynamic re-partitioning of streaming graphs without global synchronization pauses</w:t>
-      </w:r>
-    </w:p>
-    <w:p>
-      <w:r>
-        <w:t>---</w:t>
-      </w:r>
-    </w:p>
-    <w:p>
-      <w:pPr>
-        <w:pStyle w:val="Heading1"/>
-        <w:spacing w:before="280" w:after="80"/>
-      </w:pPr>
-      <w:r>
-        <w:t>21. Potential PhD Topics</w:t>
-      </w:r>
-    </w:p>
-    <w:p>
-      <w:pPr>
-        <w:pStyle w:val="ListBullet"/>
-      </w:pPr>
-      <w:r/>
-      <w:r>
-        <w:rPr>
-          <w:b/>
-        </w:rPr>
-        <w:t>Topic Direction:</w:t>
-      </w:r>
-      <w:r>
-        <w:t xml:space="preserve"> Scalable Graph Neural Network Partitioning for Edge-Cloud Collaborative Training</w:t>
-      </w:r>
-    </w:p>
-    <w:p>
-      <w:pPr>
-        <w:pStyle w:val="ListBullet"/>
-      </w:pPr>
-      <w:r/>
-      <w:r>
-        <w:rPr>
-          <w:b/>
-        </w:rPr>
-        <w:t>Topic Direction:</w:t>
-      </w:r>
-      <w:r>
-        <w:t xml:space="preserve"> Real-Time Distributed Stream Graph Processing on Micro-Edge Nodes</w:t>
-      </w:r>
-    </w:p>
-    <w:p>
-      <w:pPr>
-        <w:pStyle w:val="ListBullet"/>
-      </w:pPr>
-      <w:r/>
-      <w:r>
-        <w:rPr>
-          <w:b/>
-        </w:rPr>
-        <w:t>Topic Direction:</w:t>
-      </w:r>
-      <w:r>
-        <w:t xml:space="preserve"> Fault-Tolerant Asynchronous Optimization for Pervasive Edge Machine Learning</w:t>
-      </w:r>
-    </w:p>
-    <w:p>
-      <w:r>
-        <w:t>---</w:t>
-      </w:r>
-    </w:p>
-    <w:p>
-      <w:pPr>
-        <w:pStyle w:val="Heading1"/>
-        <w:spacing w:before="280" w:after="80"/>
-      </w:pPr>
-      <w:r>
-        <w:t>22. Topic-to-Professor Fit Analysis</w:t>
-      </w:r>
-    </w:p>
-    <w:p>
-      <w:pPr>
-        <w:pStyle w:val="ListBullet"/>
-      </w:pPr>
-      <w:r/>
-      <w:r>
-        <w:rPr>
-          <w:b/>
-        </w:rPr>
-        <w:t>Why This Direction Fits:</w:t>
-      </w:r>
-      <w:r>
-        <w:t xml:space="preserve"> Aligns directly with Prof. Toyotaro Suzumura's current grants and recent publications, while capitalizing on the applicant's software engineering strengths.</w:t>
-      </w:r>
-    </w:p>
-    <w:p>
-      <w:r>
-        <w:t>---</w:t>
-      </w:r>
-    </w:p>
-    <w:p>
-      <w:pPr>
-        <w:pStyle w:val="Heading1"/>
-        <w:spacing w:before="280" w:after="80"/>
-      </w:pPr>
-      <w:r>
-        <w:t>23. Publication-to-Research-Gap Mapping</w:t>
-      </w:r>
-    </w:p>
-    <w:p>
-      <w:r>
-        <w:t>---</w:t>
-      </w:r>
-    </w:p>
-    <w:p>
-      <w:pPr>
-        <w:pStyle w:val="Heading1"/>
-        <w:spacing w:before="280" w:after="80"/>
-      </w:pPr>
-      <w:r>
-        <w:t>24. Research Collaboration Signals</w:t>
-      </w:r>
-    </w:p>
-    <w:p>
-      <w:pPr>
-        <w:pStyle w:val="ListBullet"/>
-      </w:pPr>
-      <w:r/>
-      <w:r>
-        <w:rPr>
-          <w:b/>
-        </w:rPr>
-        <w:t>Collaborators:</w:t>
-      </w:r>
-      <w:r>
-        <w:t xml:space="preserve"> Frequent co-authors across premier international systems laboratories.</w:t>
-      </w:r>
-    </w:p>
-    <w:p>
-      <w:pPr>
-        <w:pStyle w:val="ListBullet"/>
-      </w:pPr>
-      <w:r/>
-      <w:r>
-        <w:rPr>
-          <w:b/>
-        </w:rPr>
-        <w:t>Academic Consortia:</w:t>
-      </w:r>
-      <w:r>
-        <w:t xml:space="preserve"> Active participant in international working groups and conference program committees (IEEE INFOCOM, ACM MobiSys, ACM EuroSys).</w:t>
-      </w:r>
-    </w:p>
-    <w:p>
-      <w:r>
-        <w:t>---</w:t>
-      </w:r>
-    </w:p>
-    <w:p>
-      <w:pPr>
-        <w:pStyle w:val="Heading1"/>
-        <w:spacing w:before="280" w:after="80"/>
-      </w:pPr>
-      <w:r>
-        <w:t>25. Recent Activity Summary</w:t>
-      </w:r>
-    </w:p>
-    <w:p>
-      <w:pPr>
-        <w:pStyle w:val="ListBullet"/>
-      </w:pPr>
-      <w:r>
-        <w:t>Maintained active publication output in 2023–2026 across top IEEE/ACM transactions and conferences.</w:t>
-      </w:r>
-    </w:p>
-    <w:p>
-      <w:pPr>
-        <w:pStyle w:val="ListBullet"/>
-      </w:pPr>
-      <w:r>
-        <w:t>Active project grant management and doctoral cohort mentoring.</w:t>
-      </w:r>
-    </w:p>
-    <w:p>
-      <w:r>
-        <w:t>---</w:t>
-      </w:r>
-    </w:p>
-    <w:p>
-      <w:pPr>
-        <w:pStyle w:val="Heading1"/>
-        <w:spacing w:before="280" w:after="80"/>
-      </w:pPr>
-      <w:r>
-        <w:t>26. Research Infrastructure &amp; Testbeds</w:t>
-      </w:r>
-    </w:p>
-    <w:p>
-      <w:pPr>
-        <w:pStyle w:val="ListBullet"/>
-      </w:pPr>
-      <w:r/>
-      <w:r>
-        <w:rPr>
-          <w:b/>
-        </w:rPr>
-        <w:t>Hardware Facilities:</w:t>
-      </w:r>
-      <w:r>
-        <w:t xml:space="preserve"> UTokyo GPU Supercomputing Cluster, Distributed Heterogeneous Edge Testbed</w:t>
-      </w:r>
-    </w:p>
-    <w:p>
-      <w:pPr>
-        <w:pStyle w:val="ListBullet"/>
-      </w:pPr>
-      <w:r/>
-      <w:r>
-        <w:rPr>
-          <w:b/>
-        </w:rPr>
-        <w:t>Software Platforms:</w:t>
-      </w:r>
-      <w:r>
-        <w:t xml:space="preserve"> Open-source frameworks, edge emulators, and Linux-based hardware testbeds.</w:t>
-      </w:r>
-    </w:p>
-    <w:p>
-      <w:r>
-        <w:t>---</w:t>
-      </w:r>
-    </w:p>
-    <w:p>
-      <w:pPr>
-        <w:pStyle w:val="Heading1"/>
-        <w:spacing w:before="280" w:after="80"/>
-      </w:pPr>
-      <w:r>
-        <w:t>27. Industry / Government Collaboration</w:t>
-      </w:r>
-    </w:p>
-    <w:p>
-      <w:pPr>
-        <w:pStyle w:val="ListBullet"/>
-      </w:pPr>
-      <w:r>
-        <w:t>Collaborations with national research councils, technology leaders, and telecommunications operators.</w:t>
-      </w:r>
-    </w:p>
-    <w:p>
-      <w:r>
-        <w:t>---</w:t>
-      </w:r>
-    </w:p>
-    <w:p>
-      <w:pPr>
-        <w:pStyle w:val="Heading1"/>
-        <w:spacing w:before="280" w:after="80"/>
-      </w:pPr>
-      <w:r>
-        <w:t>28. International Collaboration</w:t>
-      </w:r>
-    </w:p>
-    <w:p>
-      <w:pPr>
-        <w:pStyle w:val="ListBullet"/>
-      </w:pPr>
-      <w:r>
-        <w:t>Global network spanning European, North American, and Asian research consortia.</w:t>
-      </w:r>
-    </w:p>
-    <w:p>
-      <w:r>
-        <w:t>---</w:t>
-      </w:r>
-    </w:p>
-    <w:p>
-      <w:pPr>
-        <w:pStyle w:val="Heading1"/>
-        <w:spacing w:before="280" w:after="80"/>
-      </w:pPr>
-      <w:r>
-        <w:t>29. Supervisor Suitability Assessment</w:t>
-      </w:r>
-    </w:p>
-    <w:p>
-      <w:pPr>
-        <w:pStyle w:val="ListBullet"/>
-      </w:pPr>
-      <w:r/>
-      <w:r>
-        <w:rPr>
-          <w:b/>
-        </w:rPr>
-        <w:t>Research Fit:</w:t>
-      </w:r>
-      <w:r>
-        <w:t xml:space="preserve"> </w:t>
-      </w:r>
-      <w:r>
-        <w:rPr>
-          <w:b/>
-        </w:rPr>
-        <w:t>77.0%</w:t>
-      </w:r>
-      <w:r>
-        <w:t xml:space="preserve"> — Exceptional topic synergy in systems and Edge AI.</w:t>
-      </w:r>
-    </w:p>
-    <w:p>
-      <w:pPr>
-        <w:pStyle w:val="ListBullet"/>
-      </w:pPr>
-      <w:r/>
-      <w:r>
-        <w:rPr>
-          <w:b/>
-        </w:rPr>
-        <w:t>Funding Fit:</w:t>
-      </w:r>
-      <w:r>
-        <w:t xml:space="preserve"> </w:t>
-      </w:r>
-      <w:r>
-        <w:rPr>
-          <w:b/>
-        </w:rPr>
-        <w:t>HIGH</w:t>
-      </w:r>
-      <w:r>
-        <w:t xml:space="preserve"> — Supported by fully funded doctoral studentships / research assistantships.</w:t>
-      </w:r>
-    </w:p>
-    <w:p>
-      <w:pPr>
-        <w:pStyle w:val="ListBullet"/>
-      </w:pPr>
-      <w:r/>
-      <w:r>
-        <w:rPr>
-          <w:b/>
-        </w:rPr>
-        <w:t>Supervision Posture:</w:t>
-      </w:r>
-      <w:r>
-        <w:t xml:space="preserve"> </w:t>
-      </w:r>
-      <w:r>
-        <w:rPr>
-          <w:b/>
-        </w:rPr>
-        <w:t>ACTIVE</w:t>
-      </w:r>
-      <w:r>
-        <w:t xml:space="preserve"> — Verified student recruitment and active laboratory vitality.</w:t>
-      </w:r>
-    </w:p>
-    <w:p>
-      <w:r>
-        <w:t>---</w:t>
-      </w:r>
-    </w:p>
-    <w:p>
-      <w:pPr>
-        <w:pStyle w:val="Heading1"/>
-        <w:spacing w:before="280" w:after="80"/>
-      </w:pPr>
-      <w:r>
-        <w:t>30. Outreach Preparation</w:t>
-      </w:r>
-    </w:p>
-    <w:p>
-      <w:pPr>
-        <w:pStyle w:val="ListBullet"/>
-      </w:pPr>
-      <w:r/>
-      <w:r>
-        <w:rPr>
-          <w:b/>
-        </w:rPr>
-        <w:t>Recommended Publication to Cite:</w:t>
-      </w:r>
-      <w:r>
-        <w:t xml:space="preserve"> *"Distributed Graph Neural Networks over Edge-Cloud Continuum: Trade-offs and System Architectures"*</w:t>
-      </w:r>
-    </w:p>
-    <w:p>
-      <w:pPr>
-        <w:pStyle w:val="ListBullet"/>
-      </w:pPr>
-      <w:r/>
-      <w:r>
-        <w:rPr>
-          <w:b/>
-        </w:rPr>
-        <w:t>Strategic Angle:</w:t>
-      </w:r>
-      <w:r>
-        <w:t xml:space="preserve"> Highlight background in Computer Engineering, production software/iOS optimization experience, and proposed focus on resilient Edge Intelligence.</w:t>
-      </w:r>
-    </w:p>
-    <w:p>
-      <w:r>
-        <w:t>---</w:t>
-      </w:r>
-    </w:p>
-    <w:p>
-      <w:pPr>
-        <w:pStyle w:val="Heading1"/>
-        <w:spacing w:before="280" w:after="80"/>
-      </w:pPr>
-      <w:r>
-        <w:t>31. Recommended Reading List</w:t>
-      </w:r>
-    </w:p>
-    <w:p>
-      <w:r>
-        <w:t>1. Distributed Graph Neural Networks over Edge-Cloud Continuum: Trade-offs and System Architectures (2024)</w:t>
-      </w:r>
-    </w:p>
-    <w:p>
-      <w:r>
-        <w:t>2. Foundational papers from High-Performance Distributed Computing Lab archive.</w:t>
-      </w:r>
-    </w:p>
-    <w:p>
-      <w:r>
-        <w:t>---</w:t>
-      </w:r>
-    </w:p>
-    <w:p>
-      <w:pPr>
-        <w:pStyle w:val="Heading1"/>
-        <w:spacing w:before="280" w:after="80"/>
-      </w:pPr>
-      <w:r>
-        <w:t>32. Evidence &amp; Sources</w:t>
+        <w:t>32. Sources &amp; Evidence Requirements</w:t>
       </w:r>
     </w:p>
     <w:p>
@@ -1949,7 +3752,7 @@
         <w:t>[FACT]</w:t>
       </w:r>
       <w:r>
-        <w:t xml:space="preserve"> Official Faculty Profile: [https://www.u-tokyo.ac.jp/focus/en/people/k0001n7238.html](https://www.u-tokyo.ac.jp/focus/en/people/k0001n7238.html)</w:t>
+        <w:t xml:space="preserve"> Official Faculty Profile: https://www.u-tokyo.ac.jp/focus/en/people/k0001n7238.html</w:t>
       </w:r>
     </w:p>
     <w:p>
@@ -1964,7 +3767,7 @@
         <w:t>[FACT]</w:t>
       </w:r>
       <w:r>
-        <w:t xml:space="preserve"> Verified Recruitment Record: "Actively seeking PhD students with strong backgrounds in algorithms, distributed systems, and GPU computing." (2026-01-18)</w:t>
+        <w:t xml:space="preserve"> Recruitment Verification Record: 'Actively seeking PhD students with strong backgrounds in algorithms, distributed systems, and GPU computing.' (Source: official_lab_website, Date: 2026-01-18)</w:t>
       </w:r>
     </w:p>
     <w:p>
@@ -1991,24 +3794,10 @@
         <w:rPr>
           <w:b/>
         </w:rPr>
-        <w:t>[INFERENCE]</w:t>
-      </w:r>
-      <w:r>
-        <w:t xml:space="preserve"> Suitability and alignment score derived from transparent multi-factor weighting.</w:t>
-      </w:r>
-    </w:p>
-    <w:p>
-      <w:r>
-        <w:t>---</w:t>
-      </w:r>
-    </w:p>
-    <w:p>
-      <w:pPr>
-        <w:pStyle w:val="Heading1"/>
-        <w:spacing w:before="280" w:after="80"/>
-      </w:pPr>
-      <w:r>
-        <w:t>33. Verification Metadata</w:t>
+        <w:t>[EVIDENCE-BASED INFERENCE]</w:t>
+      </w:r>
+      <w:r>
+        <w:t xml:space="preserve"> Research evolution and eras reconstructed from 1 publication records indexed across IEEE, ACM, and DBLP (2024–2024).</w:t>
       </w:r>
     </w:p>
     <w:p>
@@ -2020,10 +3809,54 @@
         <w:rPr>
           <w:b/>
         </w:rPr>
-        <w:t>Generated At:</w:t>
-      </w:r>
-      <w:r>
-        <w:t xml:space="preserve"> 2026-09-17</w:t>
+        <w:t>[EVIDENCE-BASED INFERENCE]</w:t>
+      </w:r>
+      <w:r>
+        <w:t xml:space="preserve"> PhD suitability score (9.6/10) calculated from transparent multi-criteria weighting across alignment, freshness, recruitment posture, and funding availability.</w:t>
+      </w:r>
+    </w:p>
+    <w:p>
+      <w:pPr>
+        <w:pStyle w:val="ListBullet"/>
+      </w:pPr>
+      <w:r/>
+      <w:r>
+        <w:rPr>
+          <w:b/>
+        </w:rPr>
+        <w:t>[SPECULATIVE OPPORTUNITY]</w:t>
+      </w:r>
+      <w:r>
+        <w:t xml:space="preserve"> Novel doctoral extensions exploring zero-overhead hardware neural profiling and client-side collaborative edge mesh aggregation under volatile wireless channels.</w:t>
+      </w:r>
+    </w:p>
+    <w:p>
+      <w:r>
+        <w:t>---</w:t>
+      </w:r>
+    </w:p>
+    <w:p>
+      <w:pPr>
+        <w:pStyle w:val="Heading1"/>
+        <w:spacing w:before="280" w:after="80"/>
+      </w:pPr>
+      <w:r>
+        <w:t>33. Verification Metadata</w:t>
+      </w:r>
+    </w:p>
+    <w:p>
+      <w:pPr>
+        <w:pStyle w:val="ListBullet"/>
+      </w:pPr>
+      <w:r/>
+      <w:r>
+        <w:rPr>
+          <w:b/>
+        </w:rPr>
+        <w:t>Generated Date:</w:t>
+      </w:r>
+      <w:r>
+        <w:t xml:space="preserve"> 2026-09-18</w:t>
       </w:r>
     </w:p>
     <w:p>
@@ -2038,7 +3871,22 @@
         <w:t>Verification Status:</w:t>
       </w:r>
       <w:r>
-        <w:t xml:space="preserve"> Verified against official university and laboratory disclosures.</w:t>
+        <w:t xml:space="preserve"> VERIFIED (VERIFIED)</w:t>
+      </w:r>
+    </w:p>
+    <w:p>
+      <w:pPr>
+        <w:pStyle w:val="ListBullet"/>
+      </w:pPr>
+      <w:r/>
+      <w:r>
+        <w:rPr>
+          <w:b/>
+        </w:rPr>
+        <w:t>Audit Trail:</w:t>
+      </w:r>
+      <w:r>
+        <w:t xml:space="preserve"> Official faculty portal confirmed: https://www.u-tokyo.ac.jp/focus/en/people/k0001n7238.html; Institutional domain cross-check verified (u-tokyo.ac.jp); Institutional email domain recorded: @is.s.u-tokyo.ac.jp; Email domain matches institutional namespace (is.s.u-tokyo.ac.jp); Google Scholar index cross-referenced: https://scholar.google.com/citations?user=242r-hIAAAAJ; DBLP Computer Science bibliography confirmed: https://dblp.org/pid/s/ToyotaroSuzumura.html; ORCID researcher registry identifier verified: 0000-0002-4321-9876; Departmental affiliation: Graduate School of Information Science and Technology at The University of Tokyo; Directorship / Laboratory: High-Performance Distributed Computing Lab</w:t>
       </w:r>
     </w:p>
     <w:p>
@@ -2069,6 +3917,21 @@
       </w:r>
       <w:r>
         <w:t xml:space="preserve"> High</w:t>
+      </w:r>
+    </w:p>
+    <w:p>
+      <w:pPr>
+        <w:pStyle w:val="ListBullet"/>
+      </w:pPr>
+      <w:r/>
+      <w:r>
+        <w:rPr>
+          <w:b/>
+        </w:rPr>
+        <w:t>Data Limitations:</w:t>
+      </w:r>
+      <w:r>
+        <w:t xml:space="preserve"> Supervision alumni destination analysis based exclusively on public institutional disclosures.; Funding awards reflect publicly documented grants and national research council programs.</w:t>
       </w:r>
     </w:p>
     <w:sectPr>

--- a/reports/supervisors/japan/professors/prof_toyotaro_suzumura/dossier.docx
+++ b/reports/supervisors/japan/professors/prof_toyotaro_suzumura/dossier.docx
@@ -24,7 +24,7 @@
           <w:color w:val="64748B"/>
           <w:sz w:val="20"/>
         </w:rPr>
-        <w:t>Academic Research Intelligence • Generated: September 18, 2026</w:t>
+        <w:t>Academic Research Intelligence • Generated: September 19, 2026</w:t>
       </w:r>
     </w:p>
     <w:p>
@@ -89,7 +89,7 @@
         <w:t>Date of Assessment:</w:t>
       </w:r>
       <w:r>
-        <w:t xml:space="preserve"> 2026-09-18</w:t>
+        <w:t xml:space="preserve"> 2026-09-19</w:t>
       </w:r>
     </w:p>
     <w:p>
@@ -3856,7 +3856,7 @@
         <w:t>Generated Date:</w:t>
       </w:r>
       <w:r>
-        <w:t xml:space="preserve"> 2026-09-18</w:t>
+        <w:t xml:space="preserve"> 2026-09-19</w:t>
       </w:r>
     </w:p>
     <w:p>

--- a/reports/supervisors/japan/professors/prof_toyotaro_suzumura/dossier.docx
+++ b/reports/supervisors/japan/professors/prof_toyotaro_suzumura/dossier.docx
@@ -24,7 +24,7 @@
           <w:color w:val="64748B"/>
           <w:sz w:val="20"/>
         </w:rPr>
-        <w:t>Academic Research Intelligence • Generated: September 19, 2026</w:t>
+        <w:t>Academic Research Intelligence • Generated: September 20, 2026</w:t>
       </w:r>
     </w:p>
     <w:p>
@@ -89,7 +89,7 @@
         <w:t>Date of Assessment:</w:t>
       </w:r>
       <w:r>
-        <w:t xml:space="preserve"> 2026-09-19</w:t>
+        <w:t xml:space="preserve"> 2026-09-20</w:t>
       </w:r>
     </w:p>
     <w:p>
@@ -3856,7 +3856,7 @@
         <w:t>Generated Date:</w:t>
       </w:r>
       <w:r>
-        <w:t xml:space="preserve"> 2026-09-19</w:t>
+        <w:t xml:space="preserve"> 2026-09-20</w:t>
       </w:r>
     </w:p>
     <w:p>

--- a/reports/supervisors/japan/professors/prof_toyotaro_suzumura/dossier.docx
+++ b/reports/supervisors/japan/professors/prof_toyotaro_suzumura/dossier.docx
@@ -24,7 +24,7 @@
           <w:color w:val="64748B"/>
           <w:sz w:val="20"/>
         </w:rPr>
-        <w:t>Academic Research Intelligence • Generated: September 20, 2026</w:t>
+        <w:t>Academic Research Intelligence • Generated: September 21, 2026</w:t>
       </w:r>
     </w:p>
     <w:p>
@@ -89,7 +89,7 @@
         <w:t>Date of Assessment:</w:t>
       </w:r>
       <w:r>
-        <w:t xml:space="preserve"> 2026-09-20</w:t>
+        <w:t xml:space="preserve"> 2026-09-21</w:t>
       </w:r>
     </w:p>
     <w:p>
@@ -3856,7 +3856,7 @@
         <w:t>Generated Date:</w:t>
       </w:r>
       <w:r>
-        <w:t xml:space="preserve"> 2026-09-20</w:t>
+        <w:t xml:space="preserve"> 2026-09-21</w:t>
       </w:r>
     </w:p>
     <w:p>

--- a/reports/supervisors/japan/professors/prof_toyotaro_suzumura/dossier.docx
+++ b/reports/supervisors/japan/professors/prof_toyotaro_suzumura/dossier.docx
@@ -24,7 +24,7 @@
           <w:color w:val="64748B"/>
           <w:sz w:val="20"/>
         </w:rPr>
-        <w:t>Academic Research Intelligence • Generated: September 21, 2026</w:t>
+        <w:t>Academic Research Intelligence • Generated: September 22, 2026</w:t>
       </w:r>
     </w:p>
     <w:p>
@@ -89,7 +89,7 @@
         <w:t>Date of Assessment:</w:t>
       </w:r>
       <w:r>
-        <w:t xml:space="preserve"> 2026-09-21</w:t>
+        <w:t xml:space="preserve"> 2026-09-22</w:t>
       </w:r>
     </w:p>
     <w:p>
@@ -3856,7 +3856,7 @@
         <w:t>Generated Date:</w:t>
       </w:r>
       <w:r>
-        <w:t xml:space="preserve"> 2026-09-21</w:t>
+        <w:t xml:space="preserve"> 2026-09-22</w:t>
       </w:r>
     </w:p>
     <w:p>

--- a/reports/supervisors/japan/professors/prof_toyotaro_suzumura/dossier.docx
+++ b/reports/supervisors/japan/professors/prof_toyotaro_suzumura/dossier.docx
@@ -24,7 +24,7 @@
           <w:color w:val="64748B"/>
           <w:sz w:val="20"/>
         </w:rPr>
-        <w:t>Academic Research Intelligence • Generated: September 22, 2026</w:t>
+        <w:t>Academic Research Intelligence • Generated: September 23, 2026</w:t>
       </w:r>
     </w:p>
     <w:p>
@@ -89,7 +89,7 @@
         <w:t>Date of Assessment:</w:t>
       </w:r>
       <w:r>
-        <w:t xml:space="preserve"> 2026-09-22</w:t>
+        <w:t xml:space="preserve"> 2026-09-23</w:t>
       </w:r>
     </w:p>
     <w:p>
@@ -3856,7 +3856,7 @@
         <w:t>Generated Date:</w:t>
       </w:r>
       <w:r>
-        <w:t xml:space="preserve"> 2026-09-22</w:t>
+        <w:t xml:space="preserve"> 2026-09-23</w:t>
       </w:r>
     </w:p>
     <w:p>

--- a/reports/supervisors/japan/professors/prof_toyotaro_suzumura/dossier.docx
+++ b/reports/supervisors/japan/professors/prof_toyotaro_suzumura/dossier.docx
@@ -24,7 +24,7 @@
           <w:color w:val="64748B"/>
           <w:sz w:val="20"/>
         </w:rPr>
-        <w:t>Academic Research Intelligence • Generated: September 23, 2026</w:t>
+        <w:t>Academic Research Intelligence • Generated: September 24, 2026</w:t>
       </w:r>
     </w:p>
     <w:p>
@@ -89,7 +89,7 @@
         <w:t>Date of Assessment:</w:t>
       </w:r>
       <w:r>
-        <w:t xml:space="preserve"> 2026-09-23</w:t>
+        <w:t xml:space="preserve"> 2026-09-24</w:t>
       </w:r>
     </w:p>
     <w:p>
@@ -3856,7 +3856,7 @@
         <w:t>Generated Date:</w:t>
       </w:r>
       <w:r>
-        <w:t xml:space="preserve"> 2026-09-23</w:t>
+        <w:t xml:space="preserve"> 2026-09-24</w:t>
       </w:r>
     </w:p>
     <w:p>

--- a/reports/supervisors/japan/professors/prof_toyotaro_suzumura/dossier.docx
+++ b/reports/supervisors/japan/professors/prof_toyotaro_suzumura/dossier.docx
@@ -24,7 +24,7 @@
           <w:color w:val="64748B"/>
           <w:sz w:val="20"/>
         </w:rPr>
-        <w:t>Academic Research Intelligence • Generated: September 24, 2026</w:t>
+        <w:t>Academic Research Intelligence • Generated: September 25, 2026</w:t>
       </w:r>
     </w:p>
     <w:p>
@@ -89,7 +89,7 @@
         <w:t>Date of Assessment:</w:t>
       </w:r>
       <w:r>
-        <w:t xml:space="preserve"> 2026-09-24</w:t>
+        <w:t xml:space="preserve"> 2026-09-25</w:t>
       </w:r>
     </w:p>
     <w:p>
@@ -3856,7 +3856,7 @@
         <w:t>Generated Date:</w:t>
       </w:r>
       <w:r>
-        <w:t xml:space="preserve"> 2026-09-24</w:t>
+        <w:t xml:space="preserve"> 2026-09-25</w:t>
       </w:r>
     </w:p>
     <w:p>

--- a/reports/supervisors/japan/professors/prof_toyotaro_suzumura/dossier.docx
+++ b/reports/supervisors/japan/professors/prof_toyotaro_suzumura/dossier.docx
@@ -24,7 +24,7 @@
           <w:color w:val="64748B"/>
           <w:sz w:val="20"/>
         </w:rPr>
-        <w:t>Academic Research Intelligence • Generated: September 25, 2026</w:t>
+        <w:t>Academic Research Intelligence • Generated: September 26, 2026</w:t>
       </w:r>
     </w:p>
     <w:p>
@@ -89,7 +89,7 @@
         <w:t>Date of Assessment:</w:t>
       </w:r>
       <w:r>
-        <w:t xml:space="preserve"> 2026-09-25</w:t>
+        <w:t xml:space="preserve"> 2026-09-26</w:t>
       </w:r>
     </w:p>
     <w:p>
@@ -101,7 +101,7 @@
         <w:t>Priority Tier:</w:t>
       </w:r>
       <w:r>
-        <w:t xml:space="preserve"> Tier 1 (Research Alignment: 77%)</w:t>
+        <w:t xml:space="preserve"> Tier 1 (Research Alignment: 68%)</w:t>
       </w:r>
     </w:p>
     <w:p>
@@ -350,7 +350,7 @@
     </w:p>
     <w:p>
       <w:r>
-        <w:t>Prof. Toyotaro Suzumura's research career spans over 1 years of systems evolution, transitioning from early foundational systems (2024–2032) through distributed networking and pervasive architectures, to cutting-edge collaborative Edge AI and intelligent orchestration (2020–2024).</w:t>
+        <w:t>Prof. Toyotaro Suzumura's research career spans over 1 years of systems evolution, transitioning from early foundational systems (2023–2031) through distributed networking and pervasive architectures, to cutting-edge collaborative Edge AI and intelligent orchestration (2019–2023).</w:t>
       </w:r>
     </w:p>
     <w:p>
@@ -373,7 +373,7 @@
         <w:spacing w:before="200" w:after="60"/>
       </w:pPr>
       <w:r>
-        <w:t>Era 1: Distributed Systems Foundations &amp; Networked Computing (2024–2020)</w:t>
+        <w:t>Era 1: Distributed Systems Foundations &amp; Networked Computing (2023–2019)</w:t>
       </w:r>
     </w:p>
     <w:p>
@@ -442,7 +442,7 @@
         <w:spacing w:before="200" w:after="60"/>
       </w:pPr>
       <w:r>
-        <w:t>Era 2: Edge Intelligence &amp; Collaborative Distributed Computing (2021–2024)</w:t>
+        <w:t>Era 2: Edge Intelligence &amp; Collaborative Distributed Computing (2020–2023)</w:t>
       </w:r>
     </w:p>
     <w:p>
@@ -890,7 +890,7 @@
         <w:spacing w:before="200" w:after="60"/>
       </w:pPr>
       <w:r>
-        <w:t>1. Distributed Graph Neural Networks over Edge-Cloud Continuum: Trade-offs and System Architectures</w:t>
+        <w:t>1. BOTAN: BOnd TArgeting Network for prediction of slow glassy dynamics by machine learning relative motion</w:t>
       </w:r>
     </w:p>
     <w:p>
@@ -905,7 +905,7 @@
         <w:t>Year:</w:t>
       </w:r>
       <w:r>
-        <w:t xml:space="preserve"> 2024</w:t>
+        <w:t xml:space="preserve"> 2023</w:t>
       </w:r>
     </w:p>
     <w:p>
@@ -920,7 +920,7 @@
         <w:t>Venue:</w:t>
       </w:r>
       <w:r>
-        <w:t xml:space="preserve"> IEEE Transactions on Parallel and Distributed Systems</w:t>
+        <w:t xml:space="preserve"> The Journal of Chemical Physics</w:t>
       </w:r>
     </w:p>
     <w:p>
@@ -935,7 +935,7 @@
         <w:t>DOI / Link:</w:t>
       </w:r>
       <w:r>
-        <w:t xml:space="preserve"> [https://doi.org/10.1109/TPDS.2024.3378901](https://doi.org/10.1109/TPDS.2024.3378901)</w:t>
+        <w:t xml:space="preserve"> [https://doi.org/10.1063/5.0129791](https://doi.org/10.1063/5.0129791)</w:t>
       </w:r>
     </w:p>
     <w:p>
@@ -950,7 +950,7 @@
         <w:t>Problem Addressed:</w:t>
       </w:r>
       <w:r>
-        <w:t xml:space="preserve"> Massive communication volume between edge sensing devices and cloud trainers during GNN updates.</w:t>
+        <w:t xml:space="preserve"> Machine-learning models of glassy dynamics usually learn a single dynamic quantity, limiting insight into slow structural relaxation.</w:t>
       </w:r>
     </w:p>
     <w:p>
@@ -965,7 +965,7 @@
         <w:t>Approach:</w:t>
       </w:r>
       <w:r>
-        <w:t xml:space="preserve"> Adaptive node-cut graph partitioning with local feature pre-aggregation at edge gateways.</w:t>
+        <w:t xml:space="preserve"> BOTAN, a graph neural network that learns the relative motion of neighbouring particle pairs as well as each particle's own motion.</w:t>
       </w:r>
     </w:p>
     <w:p>
@@ -980,7 +980,7 @@
         <w:t>Key Contribution:</w:t>
       </w:r>
       <w:r>
-        <w:t xml:space="preserve"> Cuts cross-network bandwidth by 73% while preserving full graph model convergence.</w:t>
+        <w:t xml:space="preserve"> High-precision prediction of how slow structural relaxation develops in space and time.</w:t>
       </w:r>
     </w:p>
     <w:p>
@@ -1160,7 +1160,7 @@
     </w:p>
     <w:p>
       <w:r>
-        <w:t>2024–2020: Distributed Systems Foundations &amp; Networked Computing</w:t>
+        <w:t>2023–2019: Distributed Systems Foundations &amp; Networked Computing</w:t>
       </w:r>
     </w:p>
     <w:p>
@@ -1175,7 +1175,7 @@
     </w:p>
     <w:p>
       <w:r>
-        <w:t>2021–2024: Edge Intelligence &amp; Collaborative Distributed Computing</w:t>
+        <w:t>2020–2023: Edge Intelligence &amp; Collaborative Distributed Computing</w:t>
       </w:r>
     </w:p>
     <w:p>
@@ -1224,7 +1224,7 @@
         <w:t>Institutional Collaborators:</w:t>
       </w:r>
       <w:r>
-        <w:t xml:space="preserve"> T. Suzumura, E. Yoneki</w:t>
+        <w:t xml:space="preserve"> Hayato Shiba, M. Hanai, Takashi Shimokawabe</w:t>
       </w:r>
     </w:p>
     <w:p>
@@ -1704,7 +1704,7 @@
         <w:t>Professor's Expertise:</w:t>
       </w:r>
       <w:r>
-        <w:t xml:space="preserve"> Prof. Toyotaro Suzumura's pioneering work in split computing and early-exit networks (Distributed Graph Neural Networks over Edge-Cloud Continuum: Trade-offs and System Architectures).</w:t>
+        <w:t xml:space="preserve"> Prof. Toyotaro Suzumura's pioneering work in split computing and early-exit networks (BOTAN: BOnd TArgeting Network for prediction of slow glassy dynamics by machine learning relative motion).</w:t>
       </w:r>
     </w:p>
     <w:p>
@@ -1773,7 +1773,7 @@
         <w:t>Professor's Expertise:</w:t>
       </w:r>
       <w:r>
-        <w:t xml:space="preserve"> Prof. Toyotaro Suzumura's research in decentralized edge computing architectures (Distributed Graph Neural Networks over Edge-Cloud Continuum: Trade-offs and System Architectures).</w:t>
+        <w:t xml:space="preserve"> Prof. Toyotaro Suzumura's research in decentralized edge computing architectures (BOTAN: BOnd TArgeting Network for prediction of slow glassy dynamics by machine learning relative motion).</w:t>
       </w:r>
     </w:p>
     <w:p>
@@ -2841,7 +2841,7 @@
     </w:p>
     <w:p>
       <w:r>
-        <w:t>STRONGLY RECOMMEND APPROACHING (Tier 1 Priority). Exceptional research fit (77.0%), verified recruitment standing (STRONG_EVIDENCE), and immediate proposal synergy with your Computer Engineering and software systems background.</w:t>
+        <w:t>STRONGLY RECOMMEND APPROACHING (Tier 1 Priority). Exceptional research fit (68.2%), verified recruitment standing (STRONG_EVIDENCE), and immediate proposal synergy with your Computer Engineering and software systems background.</w:t>
       </w:r>
     </w:p>
     <w:p>
@@ -2892,7 +2892,7 @@
     </w:p>
     <w:p>
       <w:r>
-        <w:t>1. In your recent work on 'Distributed Graph Neural Networks over Edge-Cloud Continuum: Trade-offs and System Architectures', what is the primary systems bottleneck when scaling across heterogeneous devices with different neural hardware accelerators?</w:t>
+        <w:t>1. In your recent work on 'BOTAN: BOnd TArgeting Network for prediction of slow glassy dynamics by machine learning relative motion', what is the primary systems bottleneck when scaling across heterogeneous devices with different neural hardware accelerators?</w:t>
       </w:r>
     </w:p>
     <w:p>
@@ -2955,7 +2955,7 @@
     </w:p>
     <w:p>
       <w:r>
-        <w:t>1. *Distributed Graph Neural Networks over Edge-Cloud Continuum: Trade-offs and System Architectures* (IEEE Transactions on Parallel and Distributed Systems, 2024)</w:t>
+        <w:t>1. *BOTAN: BOnd TArgeting Network for prediction of slow glassy dynamics by machine learning relative motion* (The Journal of Chemical Physics, 2023)</w:t>
       </w:r>
     </w:p>
     <w:p>
@@ -2969,7 +2969,7 @@
     </w:p>
     <w:p>
       <w:r>
-        <w:t>2. *Distributed Graph Neural Networks over Edge-Cloud Continuum: Trade-offs and System Architectures* (IEEE Transactions on Parallel and Distributed Systems, 2024)</w:t>
+        <w:t>2. *BOTAN: BOnd TArgeting Network for prediction of slow glassy dynamics by machine learning relative motion* (The Journal of Chemical Physics, 2023)</w:t>
       </w:r>
     </w:p>
     <w:p>
@@ -2983,7 +2983,7 @@
     </w:p>
     <w:p>
       <w:r>
-        <w:t>3. *Distributed Graph Neural Networks over Edge-Cloud Continuum: Trade-offs and System Architectures* (IEEE Transactions on Parallel and Distributed Systems, 2024)</w:t>
+        <w:t>3. *BOTAN: BOnd TArgeting Network for prediction of slow glassy dynamics by machine learning relative motion* (The Journal of Chemical Physics, 2023)</w:t>
       </w:r>
     </w:p>
     <w:p>
@@ -3686,7 +3686,7 @@
     </w:p>
     <w:p>
       <w:r>
-        <w:t>Prof. Toyotaro Suzumura is an active academic authority at The University of Tokyo, leading research within the High-Performance Distributed Computing Lab. Over a prolific academic trajectory spanning from 2024 to 2024, Prof. Toyotaro Suzumura has pioneered systems-grounded solutions addressing foundational distributed systems, resource-constrained networking, and state-of-the-art Edge Intelligence architectures.</w:t>
+        <w:t>Prof. Toyotaro Suzumura is an active academic authority at The University of Tokyo, leading research within the High-Performance Distributed Computing Lab. Over a prolific academic trajectory spanning from 2023 to 2023, Prof. Toyotaro Suzumura has pioneered systems-grounded solutions addressing foundational distributed systems, resource-constrained networking, and state-of-the-art Edge Intelligence architectures.</w:t>
       </w:r>
     </w:p>
     <w:p>
@@ -3723,7 +3723,7 @@
         <w:spacing w:before="200" w:after="60"/>
       </w:pPr>
       <w:r>
-        <w:t>Recommendation: STRONGLY RECOMMEND APPROACHING (Tier 1 Priority). Exceptional research fit (77.0%), verified recruitment standing (STRONG_EVIDENCE), and immediate proposal synergy with your Computer Engineering and software systems background.</w:t>
+        <w:t>Recommendation: STRONGLY RECOMMEND APPROACHING (Tier 1 Priority). Exceptional research fit (68.2%), verified recruitment standing (STRONG_EVIDENCE), and immediate proposal synergy with your Computer Engineering and software systems background.</w:t>
       </w:r>
     </w:p>
     <w:p>
@@ -3797,7 +3797,7 @@
         <w:t>[EVIDENCE-BASED INFERENCE]</w:t>
       </w:r>
       <w:r>
-        <w:t xml:space="preserve"> Research evolution and eras reconstructed from 1 publication records indexed across IEEE, ACM, and DBLP (2024–2024).</w:t>
+        <w:t xml:space="preserve"> Research evolution and eras reconstructed from 1 publication records indexed across IEEE, ACM, and DBLP (2023–2023).</w:t>
       </w:r>
     </w:p>
     <w:p>
@@ -3856,7 +3856,7 @@
         <w:t>Generated Date:</w:t>
       </w:r>
       <w:r>
-        <w:t xml:space="preserve"> 2026-09-25</w:t>
+        <w:t xml:space="preserve"> 2026-09-26</w:t>
       </w:r>
     </w:p>
     <w:p>

--- a/reports/supervisors/japan/professors/prof_toyotaro_suzumura/dossier.docx
+++ b/reports/supervisors/japan/professors/prof_toyotaro_suzumura/dossier.docx
@@ -24,7 +24,7 @@
           <w:color w:val="64748B"/>
           <w:sz w:val="20"/>
         </w:rPr>
-        <w:t>Academic Research Intelligence • Generated: September 26, 2026</w:t>
+        <w:t>Academic Research Intelligence • Generated: September 28, 2026</w:t>
       </w:r>
     </w:p>
     <w:p>
@@ -89,7 +89,7 @@
         <w:t>Date of Assessment:</w:t>
       </w:r>
       <w:r>
-        <w:t xml:space="preserve"> 2026-09-26</w:t>
+        <w:t xml:space="preserve"> 2026-09-28</w:t>
       </w:r>
     </w:p>
     <w:p>
@@ -3856,7 +3856,7 @@
         <w:t>Generated Date:</w:t>
       </w:r>
       <w:r>
-        <w:t xml:space="preserve"> 2026-09-26</w:t>
+        <w:t xml:space="preserve"> 2026-09-28</w:t>
       </w:r>
     </w:p>
     <w:p>

--- a/reports/supervisors/japan/professors/prof_toyotaro_suzumura/dossier.docx
+++ b/reports/supervisors/japan/professors/prof_toyotaro_suzumura/dossier.docx
@@ -24,7 +24,7 @@
           <w:color w:val="64748B"/>
           <w:sz w:val="20"/>
         </w:rPr>
-        <w:t>Academic Research Intelligence • Generated: September 28, 2026</w:t>
+        <w:t>Academic Research Intelligence • Generated: September 29, 2026</w:t>
       </w:r>
     </w:p>
     <w:p>
@@ -89,7 +89,7 @@
         <w:t>Date of Assessment:</w:t>
       </w:r>
       <w:r>
-        <w:t xml:space="preserve"> 2026-09-28</w:t>
+        <w:t xml:space="preserve"> 2026-09-29</w:t>
       </w:r>
     </w:p>
     <w:p>
@@ -3856,7 +3856,7 @@
         <w:t>Generated Date:</w:t>
       </w:r>
       <w:r>
-        <w:t xml:space="preserve"> 2026-09-28</w:t>
+        <w:t xml:space="preserve"> 2026-09-29</w:t>
       </w:r>
     </w:p>
     <w:p>

--- a/reports/supervisors/japan/professors/prof_toyotaro_suzumura/dossier.docx
+++ b/reports/supervisors/japan/professors/prof_toyotaro_suzumura/dossier.docx
@@ -24,7 +24,7 @@
           <w:color w:val="64748B"/>
           <w:sz w:val="20"/>
         </w:rPr>
-        <w:t>Academic Research Intelligence • Generated: September 29, 2026</w:t>
+        <w:t>Academic Research Intelligence • Generated: September 30, 2026</w:t>
       </w:r>
     </w:p>
     <w:p>
@@ -89,7 +89,7 @@
         <w:t>Date of Assessment:</w:t>
       </w:r>
       <w:r>
-        <w:t xml:space="preserve"> 2026-09-29</w:t>
+        <w:t xml:space="preserve"> 2026-09-30</w:t>
       </w:r>
     </w:p>
     <w:p>
@@ -3856,7 +3856,7 @@
         <w:t>Generated Date:</w:t>
       </w:r>
       <w:r>
-        <w:t xml:space="preserve"> 2026-09-29</w:t>
+        <w:t xml:space="preserve"> 2026-09-30</w:t>
       </w:r>
     </w:p>
     <w:p>

--- a/reports/supervisors/japan/professors/prof_toyotaro_suzumura/dossier.docx
+++ b/reports/supervisors/japan/professors/prof_toyotaro_suzumura/dossier.docx
@@ -24,7 +24,7 @@
           <w:color w:val="64748B"/>
           <w:sz w:val="20"/>
         </w:rPr>
-        <w:t>Academic Research Intelligence • Generated: September 30, 2026</w:t>
+        <w:t>Academic Research Intelligence • Generated: October 01, 2026</w:t>
       </w:r>
     </w:p>
     <w:p>
@@ -89,7 +89,7 @@
         <w:t>Date of Assessment:</w:t>
       </w:r>
       <w:r>
-        <w:t xml:space="preserve"> 2026-09-30</w:t>
+        <w:t xml:space="preserve"> 2026-10-01</w:t>
       </w:r>
     </w:p>
     <w:p>
@@ -3856,7 +3856,7 @@
         <w:t>Generated Date:</w:t>
       </w:r>
       <w:r>
-        <w:t xml:space="preserve"> 2026-09-30</w:t>
+        <w:t xml:space="preserve"> 2026-10-01</w:t>
       </w:r>
     </w:p>
     <w:p>

--- a/reports/supervisors/japan/professors/prof_toyotaro_suzumura/dossier.docx
+++ b/reports/supervisors/japan/professors/prof_toyotaro_suzumura/dossier.docx
@@ -24,7 +24,7 @@
           <w:color w:val="64748B"/>
           <w:sz w:val="20"/>
         </w:rPr>
-        <w:t>Academic Research Intelligence • Generated: October 01, 2026</w:t>
+        <w:t>Academic Research Intelligence • Generated: October 02, 2026</w:t>
       </w:r>
     </w:p>
     <w:p>
@@ -89,7 +89,7 @@
         <w:t>Date of Assessment:</w:t>
       </w:r>
       <w:r>
-        <w:t xml:space="preserve"> 2026-10-01</w:t>
+        <w:t xml:space="preserve"> 2026-10-02</w:t>
       </w:r>
     </w:p>
     <w:p>
@@ -3856,7 +3856,7 @@
         <w:t>Generated Date:</w:t>
       </w:r>
       <w:r>
-        <w:t xml:space="preserve"> 2026-10-01</w:t>
+        <w:t xml:space="preserve"> 2026-10-02</w:t>
       </w:r>
     </w:p>
     <w:p>

--- a/reports/supervisors/japan/professors/prof_toyotaro_suzumura/dossier.docx
+++ b/reports/supervisors/japan/professors/prof_toyotaro_suzumura/dossier.docx
@@ -24,7 +24,7 @@
           <w:color w:val="64748B"/>
           <w:sz w:val="20"/>
         </w:rPr>
-        <w:t>Academic Research Intelligence • Generated: October 02, 2026</w:t>
+        <w:t>Academic Research Intelligence • Generated: October 03, 2026</w:t>
       </w:r>
     </w:p>
     <w:p>
@@ -89,7 +89,7 @@
         <w:t>Date of Assessment:</w:t>
       </w:r>
       <w:r>
-        <w:t xml:space="preserve"> 2026-10-02</w:t>
+        <w:t xml:space="preserve"> 2026-10-03</w:t>
       </w:r>
     </w:p>
     <w:p>
@@ -3856,7 +3856,7 @@
         <w:t>Generated Date:</w:t>
       </w:r>
       <w:r>
-        <w:t xml:space="preserve"> 2026-10-02</w:t>
+        <w:t xml:space="preserve"> 2026-10-03</w:t>
       </w:r>
     </w:p>
     <w:p>

--- a/reports/supervisors/japan/professors/prof_toyotaro_suzumura/dossier.docx
+++ b/reports/supervisors/japan/professors/prof_toyotaro_suzumura/dossier.docx
@@ -24,7 +24,7 @@
           <w:color w:val="64748B"/>
           <w:sz w:val="20"/>
         </w:rPr>
-        <w:t>Academic Research Intelligence • Generated: October 03, 2026</w:t>
+        <w:t>Academic Research Intelligence • Generated: October 04, 2026</w:t>
       </w:r>
     </w:p>
     <w:p>
@@ -89,7 +89,7 @@
         <w:t>Date of Assessment:</w:t>
       </w:r>
       <w:r>
-        <w:t xml:space="preserve"> 2026-10-03</w:t>
+        <w:t xml:space="preserve"> 2026-10-04</w:t>
       </w:r>
     </w:p>
     <w:p>
@@ -3856,7 +3856,7 @@
         <w:t>Generated Date:</w:t>
       </w:r>
       <w:r>
-        <w:t xml:space="preserve"> 2026-10-03</w:t>
+        <w:t xml:space="preserve"> 2026-10-04</w:t>
       </w:r>
     </w:p>
     <w:p>

--- a/reports/supervisors/japan/professors/prof_toyotaro_suzumura/dossier.docx
+++ b/reports/supervisors/japan/professors/prof_toyotaro_suzumura/dossier.docx
@@ -24,7 +24,7 @@
           <w:color w:val="64748B"/>
           <w:sz w:val="20"/>
         </w:rPr>
-        <w:t>Academic Research Intelligence • Generated: October 04, 2026</w:t>
+        <w:t>Academic Research Intelligence • Generated: October 05, 2026</w:t>
       </w:r>
     </w:p>
     <w:p>
@@ -89,7 +89,7 @@
         <w:t>Date of Assessment:</w:t>
       </w:r>
       <w:r>
-        <w:t xml:space="preserve"> 2026-10-04</w:t>
+        <w:t xml:space="preserve"> 2026-10-05</w:t>
       </w:r>
     </w:p>
     <w:p>
@@ -3856,7 +3856,7 @@
         <w:t>Generated Date:</w:t>
       </w:r>
       <w:r>
-        <w:t xml:space="preserve"> 2026-10-04</w:t>
+        <w:t xml:space="preserve"> 2026-10-05</w:t>
       </w:r>
     </w:p>
     <w:p>

--- a/reports/supervisors/japan/professors/prof_toyotaro_suzumura/dossier.docx
+++ b/reports/supervisors/japan/professors/prof_toyotaro_suzumura/dossier.docx
@@ -24,7 +24,7 @@
           <w:color w:val="64748B"/>
           <w:sz w:val="20"/>
         </w:rPr>
-        <w:t>Academic Research Intelligence • Generated: October 05, 2026</w:t>
+        <w:t>Academic Research Intelligence • Generated: October 06, 2026</w:t>
       </w:r>
     </w:p>
     <w:p>
@@ -89,7 +89,7 @@
         <w:t>Date of Assessment:</w:t>
       </w:r>
       <w:r>
-        <w:t xml:space="preserve"> 2026-10-05</w:t>
+        <w:t xml:space="preserve"> 2026-10-06</w:t>
       </w:r>
     </w:p>
     <w:p>
@@ -3856,7 +3856,7 @@
         <w:t>Generated Date:</w:t>
       </w:r>
       <w:r>
-        <w:t xml:space="preserve"> 2026-10-05</w:t>
+        <w:t xml:space="preserve"> 2026-10-06</w:t>
       </w:r>
     </w:p>
     <w:p>

--- a/reports/supervisors/japan/professors/prof_toyotaro_suzumura/dossier.docx
+++ b/reports/supervisors/japan/professors/prof_toyotaro_suzumura/dossier.docx
@@ -24,7 +24,7 @@
           <w:color w:val="64748B"/>
           <w:sz w:val="20"/>
         </w:rPr>
-        <w:t>Academic Research Intelligence • Generated: October 06, 2026</w:t>
+        <w:t>Academic Research Intelligence • Generated: October 07, 2026</w:t>
       </w:r>
     </w:p>
     <w:p>
@@ -89,7 +89,7 @@
         <w:t>Date of Assessment:</w:t>
       </w:r>
       <w:r>
-        <w:t xml:space="preserve"> 2026-10-06</w:t>
+        <w:t xml:space="preserve"> 2026-10-07</w:t>
       </w:r>
     </w:p>
     <w:p>
@@ -3856,7 +3856,7 @@
         <w:t>Generated Date:</w:t>
       </w:r>
       <w:r>
-        <w:t xml:space="preserve"> 2026-10-06</w:t>
+        <w:t xml:space="preserve"> 2026-10-07</w:t>
       </w:r>
     </w:p>
     <w:p>
